--- a/3-course/1-semester/МУСУ/ПЗ Ердяков Роман Александрович.docx
+++ b/3-course/1-semester/МУСУ/ПЗ Ердяков Роман Александрович.docx
@@ -2462,9 +2462,11 @@
             </w:r>
             <w:r>
               <w:rPr>
+                <w:b/>
+                <w:bCs/>
                 <w:webHidden/>
               </w:rPr>
-              <w:t>28</w:t>
+              <w:t>Ошибка! Закладка не определена.</w:t>
             </w:r>
             <w:r>
               <w:rPr>
@@ -2537,7 +2539,7 @@
               <w:rPr>
                 <w:webHidden/>
               </w:rPr>
-              <w:t>29</w:t>
+              <w:t>28</w:t>
             </w:r>
             <w:r>
               <w:rPr>
@@ -2608,9 +2610,11 @@
             </w:r>
             <w:r>
               <w:rPr>
+                <w:b/>
+                <w:bCs/>
                 <w:webHidden/>
               </w:rPr>
-              <w:t>30</w:t>
+              <w:t>Ошибка! Закладка не определена.</w:t>
             </w:r>
             <w:r>
               <w:rPr>
@@ -2683,7 +2687,7 @@
               <w:rPr>
                 <w:webHidden/>
               </w:rPr>
-              <w:t>31</w:t>
+              <w:t>29</w:t>
             </w:r>
             <w:r>
               <w:rPr>
@@ -2754,9 +2758,11 @@
             </w:r>
             <w:r>
               <w:rPr>
+                <w:b/>
+                <w:bCs/>
                 <w:webHidden/>
               </w:rPr>
-              <w:t>31</w:t>
+              <w:t>Ошибка! Закладка не определена.</w:t>
             </w:r>
             <w:r>
               <w:rPr>
@@ -2816,7 +2822,7 @@
               <w:rPr>
                 <w:webHidden/>
               </w:rPr>
-              <w:t>34</w:t>
+              <w:t>33</w:t>
             </w:r>
             <w:r>
               <w:rPr>
@@ -2876,7 +2882,7 @@
               <w:rPr>
                 <w:webHidden/>
               </w:rPr>
-              <w:t>35</w:t>
+              <w:t>34</w:t>
             </w:r>
             <w:r>
               <w:rPr>
@@ -2934,9 +2940,11 @@
             </w:r>
             <w:r>
               <w:rPr>
+                <w:b/>
+                <w:bCs/>
                 <w:webHidden/>
               </w:rPr>
-              <w:t>36</w:t>
+              <w:t>Ошибка! Закладка не определена.</w:t>
             </w:r>
             <w:r>
               <w:rPr>
@@ -2994,9 +3002,11 @@
             </w:r>
             <w:r>
               <w:rPr>
+                <w:b/>
+                <w:bCs/>
                 <w:webHidden/>
               </w:rPr>
-              <w:t>38</w:t>
+              <w:t>Ошибка! Закладка не определена.</w:t>
             </w:r>
             <w:r>
               <w:rPr>
@@ -17157,16 +17167,21 @@
       </w:r>
       <w:proofErr w:type="spellEnd"/>
       <w:r>
-        <w:t xml:space="preserve"> RTU выбран в качестве основного протокола обмена данными благодаря его простоте, широкому распространению и поддержке большинством промышленных контроллеров и вычислительных систем.</w:t>
-      </w:r>
+        <w:t xml:space="preserve"> RTU выбран в качестве основного протокола обмена данными благодаря его простоте, широкому распространению и поддержке большинством промышленных контроллеров и вычислительных систем</w:t>
+      </w:r>
+      <w:proofErr w:type="gramStart"/>
+      <w:r>
+        <w:t>..</w:t>
+      </w:r>
+      <w:proofErr w:type="gramEnd"/>
     </w:p>
     <w:p>
       <w:pPr>
         <w:pStyle w:val="2"/>
       </w:pPr>
-      <w:bookmarkStart w:id="15" w:name="_Toc220681489"/>
-      <w:r>
-        <w:t>Структурная схема распределённой подсистемы</w:t>
+      <w:bookmarkStart w:id="15" w:name="_Toc220681490"/>
+      <w:r>
+        <w:t>Выбор микроконтроллера</w:t>
       </w:r>
       <w:bookmarkEnd w:id="15"/>
     </w:p>
@@ -17175,15 +17190,409 @@
         <w:pStyle w:val="a4"/>
       </w:pPr>
       <w:r>
-        <w:t>Структурная схема распределённой подсистемы ввода-вывода представлена на рисунке 3.1.</w:t>
+        <w:t>К микроконтроллеру распределённой подсистемы ввода-вывода предъявляются следующие требования:</w:t>
       </w:r>
     </w:p>
     <w:p>
       <w:pPr>
         <w:pStyle w:val="a4"/>
+        <w:numPr>
+          <w:ilvl w:val="0"/>
+          <w:numId w:val="35"/>
+        </w:numPr>
+      </w:pPr>
+      <w:r>
+        <w:t>наличие аппаратных таймеров для формирования частотных сигналов;</w:t>
+      </w:r>
+    </w:p>
+    <w:p>
+      <w:pPr>
+        <w:pStyle w:val="a4"/>
+        <w:numPr>
+          <w:ilvl w:val="0"/>
+          <w:numId w:val="35"/>
+        </w:numPr>
+      </w:pPr>
+      <w:r>
+        <w:t>поддержка интерфейса UART для реализации RS-485;</w:t>
+      </w:r>
+    </w:p>
+    <w:p>
+      <w:pPr>
+        <w:pStyle w:val="a4"/>
+        <w:numPr>
+          <w:ilvl w:val="0"/>
+          <w:numId w:val="35"/>
+        </w:numPr>
+      </w:pPr>
+      <w:r>
+        <w:t>достаточная производительность для работы с частотами до 1 МГц;</w:t>
+      </w:r>
+    </w:p>
+    <w:p>
+      <w:pPr>
+        <w:pStyle w:val="a4"/>
+        <w:numPr>
+          <w:ilvl w:val="0"/>
+          <w:numId w:val="35"/>
+        </w:numPr>
+      </w:pPr>
+      <w:r>
+        <w:t>промышленный диапазон рабочих температур;</w:t>
+      </w:r>
+    </w:p>
+    <w:p>
+      <w:pPr>
+        <w:pStyle w:val="a4"/>
+        <w:numPr>
+          <w:ilvl w:val="0"/>
+          <w:numId w:val="35"/>
+        </w:numPr>
+      </w:pPr>
+      <w:r>
+        <w:t>широкая поддержка и доступность.</w:t>
+      </w:r>
+    </w:p>
+    <w:p>
+      <w:pPr>
+        <w:pStyle w:val="a4"/>
+      </w:pPr>
+      <w:r>
+        <w:t xml:space="preserve">В качестве центрального элемента устройства сопряжения с объектом выбран микроконтроллер STM32F103C8T6 фирмы </w:t>
+      </w:r>
+      <w:proofErr w:type="spellStart"/>
+      <w:r>
+        <w:t>STMicroelectronics</w:t>
+      </w:r>
+      <w:proofErr w:type="spellEnd"/>
+      <w:r>
+        <w:t>.</w:t>
+      </w:r>
+    </w:p>
+    <w:p>
+      <w:pPr>
+        <w:pStyle w:val="a4"/>
+      </w:pPr>
+      <w:r>
+        <w:t>Микроконтроллер STM32F103C8T6 построен на базе 32-разрядного ядра ARM Cortex-M3 и работает на частоте до 72 МГц. Контроллер содержит несколько аппаратных таймеров общего назначения, что позволяет формировать высокочастотные сигналы без существенной загрузки центрального процессора.</w:t>
+      </w:r>
+    </w:p>
+    <w:p>
+      <w:pPr>
+        <w:pStyle w:val="a4"/>
+      </w:pPr>
+      <w:r>
+        <w:t xml:space="preserve">Для реализации интерфейса связи контроллер содержит встроенные модули USART, которые могут использоваться для работы с приемопередатчиком RS-485 и протоколом </w:t>
+      </w:r>
+      <w:proofErr w:type="spellStart"/>
+      <w:r>
+        <w:t>Modbus</w:t>
+      </w:r>
+      <w:proofErr w:type="spellEnd"/>
+      <w:r>
+        <w:t xml:space="preserve"> RTU. Объем встроенной памяти программ составляет 64 Кбайт, объем оперативной памяти — 20 </w:t>
+      </w:r>
+      <w:r>
+        <w:lastRenderedPageBreak/>
+        <w:t>Кбайт, что является достаточным для реализации алгоритмов обмена данными и управления выходными каналами.</w:t>
+      </w:r>
+    </w:p>
+    <w:p>
+      <w:pPr>
+        <w:pStyle w:val="a4"/>
+      </w:pPr>
+      <w:r>
+        <w:t>Дополнительным преимуществом STM32F103C8T6 является низкое энергопотребление, широкая распространенность и наличие развитой программной поддержки.</w:t>
+      </w:r>
+    </w:p>
+    <w:p>
+      <w:pPr>
+        <w:pStyle w:val="a4"/>
+      </w:pPr>
+      <w:r>
+        <w:t>Таким образом, микроконтроллер STM32F103C8T6 полностью удовлетворяет требованиям технического задания по производительности, функциональности и надежности.</w:t>
+      </w:r>
+    </w:p>
+    <w:p>
+      <w:pPr>
+        <w:pStyle w:val="2"/>
         <w:rPr>
           <w:lang w:val="en-US"/>
         </w:rPr>
+      </w:pPr>
+      <w:r>
+        <w:t>Дискретные выходы</w:t>
+      </w:r>
+    </w:p>
+    <w:p>
+      <w:pPr>
+        <w:pStyle w:val="a4"/>
+      </w:pPr>
+      <w:r>
+        <w:t>В соответствии с техническим заданием устройство должно обеспечивать формирование четырех независимых дискретных частотных выходных сигналов.</w:t>
+      </w:r>
+    </w:p>
+    <w:p>
+      <w:pPr>
+        <w:pStyle w:val="a4"/>
+      </w:pPr>
+      <w:r>
+        <w:t xml:space="preserve">Каждый выходной канал построен по одинаковой схеме и включает </w:t>
+      </w:r>
+      <w:proofErr w:type="spellStart"/>
+      <w:r>
+        <w:t>оптопару</w:t>
+      </w:r>
+      <w:proofErr w:type="spellEnd"/>
+      <w:r>
+        <w:t xml:space="preserve">, транзисторный усилительный каскад и цепи формирования выходного сигнала. Управляющие сигналы формируются аппаратными таймерами микроконтроллера STM32F103C8T6 и поступают на входы </w:t>
+      </w:r>
+      <w:proofErr w:type="spellStart"/>
+      <w:r>
+        <w:t>оптопар</w:t>
+      </w:r>
+      <w:proofErr w:type="spellEnd"/>
+      <w:r>
+        <w:t xml:space="preserve"> через токоограничивающие резисторы.</w:t>
+      </w:r>
+    </w:p>
+    <w:p>
+      <w:pPr>
+        <w:pStyle w:val="a4"/>
+      </w:pPr>
+      <w:r>
+        <w:t>После оптической развязки сигнал усиливается транзисторным каскадом и подается на выходной разъем устройства. Питание выходных каскадов осуществляется от источника напряжения 40</w:t>
+      </w:r>
+      <w:proofErr w:type="gramStart"/>
+      <w:r>
+        <w:t xml:space="preserve"> В</w:t>
+      </w:r>
+      <w:proofErr w:type="gramEnd"/>
+      <w:r>
+        <w:t>, формируемого повышающим преобразователем.</w:t>
+      </w:r>
+    </w:p>
+    <w:p>
+      <w:pPr>
+        <w:pStyle w:val="a4"/>
+      </w:pPr>
+      <w:r>
+        <w:t>Применение транзисторных выходных каскадов обеспечивает возможность формирования дискретных сигналов с уровнями напряжения до 40</w:t>
+      </w:r>
+      <w:proofErr w:type="gramStart"/>
+      <w:r>
+        <w:t xml:space="preserve"> В</w:t>
+      </w:r>
+      <w:proofErr w:type="gramEnd"/>
+      <w:r>
+        <w:t>, что соответствует требованиям технического задания.</w:t>
+      </w:r>
+    </w:p>
+    <w:p>
+      <w:pPr>
+        <w:pStyle w:val="2"/>
+      </w:pPr>
+      <w:bookmarkStart w:id="16" w:name="_Toc220681492"/>
+      <w:r>
+        <w:t>Гальваническая изоляция</w:t>
+      </w:r>
+      <w:bookmarkEnd w:id="16"/>
+    </w:p>
+    <w:p>
+      <w:pPr>
+        <w:pStyle w:val="a4"/>
+      </w:pPr>
+      <w:r>
+        <w:t xml:space="preserve">Устройство предназначено для эксплуатации в условиях промышленной автоматики, характеризующихся высоким уровнем </w:t>
+      </w:r>
+      <w:r>
+        <w:lastRenderedPageBreak/>
+        <w:t>электромагнитных помех и возможностью возникновения опасных перенапряжений.</w:t>
+      </w:r>
+    </w:p>
+    <w:p>
+      <w:pPr>
+        <w:pStyle w:val="a4"/>
+      </w:pPr>
+      <w:r>
+        <w:t>Для защиты микроконтроллера и интерфейсных цепей в устройстве предусмотрена гальваническая изоляция. Интерфейс связи RS-485 реализован с использованием изолированного приемопередатчика TD501D485H, обеспечивающего передачу данных между УВМ и УСО без прямого электрического соединения цепей.</w:t>
+      </w:r>
+    </w:p>
+    <w:p>
+      <w:pPr>
+        <w:pStyle w:val="a4"/>
+      </w:pPr>
+      <w:r>
+        <w:t xml:space="preserve">Дополнительно каждый выходной канал содержит оптронную развязку. </w:t>
+      </w:r>
+      <w:proofErr w:type="spellStart"/>
+      <w:r>
+        <w:t>Оптопары</w:t>
+      </w:r>
+      <w:proofErr w:type="spellEnd"/>
+      <w:r>
+        <w:t xml:space="preserve"> обеспечивают передачу управляющего сигнала от микроконтроллера к выходному каскаду посредством светового канала, что исключает прохождение токов между логической и силовой частями схемы.</w:t>
+      </w:r>
+    </w:p>
+    <w:p>
+      <w:pPr>
+        <w:pStyle w:val="a4"/>
+      </w:pPr>
+      <w:r>
+        <w:t>Использование гальванической изоляции позволяет повысить надежность работы устройства, защитить микроконтроллер от воздействия промышленных помех и обеспечить безопасную эксплуатацию оборудования.</w:t>
+      </w:r>
+    </w:p>
+    <w:p>
+      <w:pPr>
+        <w:pStyle w:val="2"/>
+      </w:pPr>
+      <w:r>
+        <w:t>Описание работы устройства</w:t>
+      </w:r>
+    </w:p>
+    <w:p>
+      <w:pPr>
+        <w:pStyle w:val="a4"/>
+      </w:pPr>
+      <w:r>
+        <w:t>Устройство сопряжения с объектом предназначено для приема команд управления от управляющей вычислительной машины и формирования четырех независимых дискретных частотных сигналов для исполнительных устройств объекта автоматизации.</w:t>
+      </w:r>
+    </w:p>
+    <w:p>
+      <w:pPr>
+        <w:pStyle w:val="a4"/>
+      </w:pPr>
+      <w:r>
+        <w:t>После подачи питания входное напряжение постоянного тока диапазона 10–30</w:t>
+      </w:r>
+      <w:proofErr w:type="gramStart"/>
+      <w:r>
+        <w:t xml:space="preserve"> В</w:t>
+      </w:r>
+      <w:proofErr w:type="gramEnd"/>
+      <w:r>
+        <w:t xml:space="preserve"> преобразуется системой питания в напряжения, необходимые для работы отдельных узлов устройства. Изолированные DC-DC преобразователи формируют напряжения 5</w:t>
+      </w:r>
+      <w:proofErr w:type="gramStart"/>
+      <w:r>
+        <w:t xml:space="preserve"> В</w:t>
+      </w:r>
+      <w:proofErr w:type="gramEnd"/>
+      <w:r>
+        <w:t xml:space="preserve"> и 3,3 В для питания цифровой части схемы, а повышающий преобразователь обеспечивает получение напряжения 40 В для питания выходных каскадов.</w:t>
+      </w:r>
+    </w:p>
+    <w:p>
+      <w:pPr>
+        <w:pStyle w:val="a4"/>
+      </w:pPr>
+      <w:r>
+        <w:t xml:space="preserve">Обмен данными между управляющей вычислительной машиной и устройством сопряжения осуществляется по интерфейсу RS-485 с </w:t>
+      </w:r>
+      <w:r>
+        <w:lastRenderedPageBreak/>
+        <w:t xml:space="preserve">использованием протокола </w:t>
+      </w:r>
+      <w:proofErr w:type="spellStart"/>
+      <w:r>
+        <w:t>Modbus</w:t>
+      </w:r>
+      <w:proofErr w:type="spellEnd"/>
+      <w:r>
+        <w:t xml:space="preserve"> RTU. Прием и передача данных выполняются изолированным приемопередатчиком TD501D485H, обеспечивающим гальваническую развязку интерфейсных цепей.</w:t>
+      </w:r>
+    </w:p>
+    <w:p>
+      <w:pPr>
+        <w:pStyle w:val="a4"/>
+      </w:pPr>
+      <w:r>
+        <w:t>Полученные данные поступают в микроконтроллер STM32F103C8T6, который выполняет обработку команд управления. На основании значений, полученных от управляющей вычислительной машины, микроконтроллер рассчитывает параметры выходных сигналов и настраивает аппаратные таймеры для формирования требуемой частоты на каждом из четырех выходных каналов.</w:t>
+      </w:r>
+    </w:p>
+    <w:p>
+      <w:pPr>
+        <w:pStyle w:val="a4"/>
+      </w:pPr>
+      <w:r>
+        <w:t xml:space="preserve">Сформированные сигналы через токоограничивающие резисторы поступают на входы </w:t>
+      </w:r>
+      <w:proofErr w:type="spellStart"/>
+      <w:r>
+        <w:t>оптопар</w:t>
+      </w:r>
+      <w:proofErr w:type="spellEnd"/>
+      <w:r>
+        <w:t xml:space="preserve"> выходных каналов. Оптронная развязка обеспечивает электрическое разделение цифровой части устройства и силовых выходных каскадов, повышая надежность и помехоустойчивость системы.</w:t>
+      </w:r>
+    </w:p>
+    <w:p>
+      <w:pPr>
+        <w:pStyle w:val="a4"/>
+      </w:pPr>
+      <w:r>
+        <w:t xml:space="preserve">После прохождения через </w:t>
+      </w:r>
+      <w:proofErr w:type="spellStart"/>
+      <w:r>
+        <w:t>оптопары</w:t>
+      </w:r>
+      <w:proofErr w:type="spellEnd"/>
+      <w:r>
+        <w:t xml:space="preserve"> сигналы усиливаются транзисторными каскадами и поступают на выходные разъемы устройства. В зависимости от переданных параметров на выходах формируются дискретные импульсные сигналы требуемой частоты с уровнем напряжения до 40 В.</w:t>
+      </w:r>
+    </w:p>
+    <w:p>
+      <w:pPr>
+        <w:pStyle w:val="a4"/>
+      </w:pPr>
+      <w:r>
+        <w:t>Таким образом, устройство обеспечивает преобразование цифровых команд, передаваемых по интерфейсу RS-485, в физические управляющие сигналы, предназначенные для подключения исполнительных устройств объекта автоматизации.</w:t>
+      </w:r>
+    </w:p>
+    <w:p>
+      <w:pPr>
+        <w:pStyle w:val="a4"/>
+      </w:pPr>
+      <w:r>
+        <w:t>.</w:t>
+      </w:r>
+      <w:bookmarkStart w:id="17" w:name="_Toc171084852"/>
+      <w:bookmarkStart w:id="18" w:name="_Toc171162040"/>
+      <w:bookmarkStart w:id="19" w:name="_Toc171162084"/>
+      <w:bookmarkStart w:id="20" w:name="_Toc171162114"/>
+      <w:bookmarkStart w:id="21" w:name="_Toc171162150"/>
+      <w:bookmarkStart w:id="22" w:name="_Toc171162168"/>
+      <w:bookmarkStart w:id="23" w:name="_Toc191292412"/>
+      <w:r>
+        <w:br w:type="page"/>
+      </w:r>
+    </w:p>
+    <w:p>
+      <w:pPr>
+        <w:pStyle w:val="2"/>
+        <w:rPr>
+          <w:rFonts w:asciiTheme="majorHAnsi" w:hAnsiTheme="majorHAnsi"/>
+          <w:szCs w:val="56"/>
+        </w:rPr>
+      </w:pPr>
+      <w:r>
+        <w:lastRenderedPageBreak/>
+        <w:t>Структурная схема</w:t>
+      </w:r>
+    </w:p>
+    <w:p>
+      <w:pPr>
+        <w:pStyle w:val="a4"/>
+      </w:pPr>
+      <w:r>
+        <w:t>Структурная схема распределённой подсистемы ввода-вывода представлена на рисунке 3.1.</w:t>
+      </w:r>
+    </w:p>
+    <w:p>
+      <w:pPr>
+        <w:pStyle w:val="a4"/>
+        <w:jc w:val="center"/>
       </w:pPr>
       <w:r>
         <w:rPr>
@@ -17191,9 +17600,9 @@
         </w:rPr>
         <w:drawing>
           <wp:inline distT="0" distB="0" distL="0" distR="0">
-            <wp:extent cx="4714875" cy="5136282"/>
-            <wp:effectExtent l="19050" t="0" r="9525" b="0"/>
-            <wp:docPr id="27" name="Рисунок 27"/>
+            <wp:extent cx="3981450" cy="6677025"/>
+            <wp:effectExtent l="19050" t="0" r="0" b="0"/>
+            <wp:docPr id="4" name="Рисунок 4"/>
             <wp:cNvGraphicFramePr>
               <a:graphicFrameLocks xmlns:a="http://schemas.openxmlformats.org/drawingml/2006/main" noChangeAspect="1"/>
             </wp:cNvGraphicFramePr>
@@ -17201,7 +17610,7 @@
               <a:graphicData uri="http://schemas.openxmlformats.org/drawingml/2006/picture">
                 <pic:pic xmlns:pic="http://schemas.openxmlformats.org/drawingml/2006/picture">
                   <pic:nvPicPr>
-                    <pic:cNvPr id="0" name="Picture 27"/>
+                    <pic:cNvPr id="0" name="Picture 4"/>
                     <pic:cNvPicPr>
                       <a:picLocks noChangeAspect="1" noChangeArrowheads="1"/>
                     </pic:cNvPicPr>
@@ -17216,7 +17625,7 @@
                   <pic:spPr bwMode="auto">
                     <a:xfrm>
                       <a:off x="0" y="0"/>
-                      <a:ext cx="4722556" cy="5144650"/>
+                      <a:ext cx="3981450" cy="6677025"/>
                     </a:xfrm>
                     <a:prstGeom prst="rect">
                       <a:avLst/>
@@ -17238,736 +17647,36 @@
     </w:p>
     <w:p>
       <w:pPr>
-        <w:pStyle w:val="af5"/>
+        <w:pStyle w:val="a4"/>
         <w:jc w:val="center"/>
         <w:rPr>
+          <w:rFonts w:asciiTheme="majorHAnsi" w:hAnsiTheme="majorHAnsi"/>
           <w:b/>
+          <w:szCs w:val="56"/>
         </w:rPr>
       </w:pPr>
       <w:r>
-        <w:rPr>
-          <w:rStyle w:val="afc"/>
-          <w:b w:val="0"/>
-        </w:rPr>
-        <w:t>Рисунок 3.1 – Структурная схема распределённой подсистемы ввода-вывода</w:t>
+        <w:t>Рисунок 3.1 Структурная схема распределённой подсистемы ввода-вывода.</w:t>
+      </w:r>
+      <w:r>
+        <w:br w:type="page"/>
       </w:r>
     </w:p>
     <w:p>
       <w:pPr>
-        <w:pStyle w:val="a4"/>
-      </w:pPr>
-      <w:r>
-        <w:lastRenderedPageBreak/>
-        <w:t>В состав подсистемы входят следующие основные функциональные блоки:</w:t>
-      </w:r>
-    </w:p>
-    <w:p>
-      <w:pPr>
-        <w:pStyle w:val="a4"/>
-        <w:numPr>
-          <w:ilvl w:val="0"/>
-          <w:numId w:val="34"/>
-        </w:numPr>
-      </w:pPr>
-      <w:r>
-        <w:t>микроконтроллер;</w:t>
-      </w:r>
-    </w:p>
-    <w:p>
-      <w:pPr>
-        <w:pStyle w:val="a4"/>
-        <w:numPr>
-          <w:ilvl w:val="0"/>
-          <w:numId w:val="34"/>
-        </w:numPr>
-      </w:pPr>
-      <w:r>
-        <w:t>интерфейсный преобразователь RS-485;</w:t>
-      </w:r>
-    </w:p>
-    <w:p>
-      <w:pPr>
-        <w:pStyle w:val="a4"/>
-        <w:numPr>
-          <w:ilvl w:val="0"/>
-          <w:numId w:val="34"/>
-        </w:numPr>
-      </w:pPr>
-      <w:r>
-        <w:t>драйверы дискретных выходов;</w:t>
-      </w:r>
-    </w:p>
-    <w:p>
-      <w:pPr>
-        <w:pStyle w:val="a4"/>
-        <w:numPr>
-          <w:ilvl w:val="0"/>
-          <w:numId w:val="34"/>
-        </w:numPr>
-      </w:pPr>
-      <w:r>
-        <w:t>блок гальванической изоляции;</w:t>
-      </w:r>
-    </w:p>
-    <w:p>
-      <w:pPr>
-        <w:pStyle w:val="a4"/>
-        <w:numPr>
-          <w:ilvl w:val="0"/>
-          <w:numId w:val="34"/>
-        </w:numPr>
-      </w:pPr>
-      <w:r>
-        <w:t>система электропитания.</w:t>
-      </w:r>
-    </w:p>
-    <w:p>
-      <w:pPr>
-        <w:pStyle w:val="a4"/>
-      </w:pPr>
-      <w:r>
-        <w:t xml:space="preserve">Микроконтроллер выполняет обработку команд, получаемых от УВМ по протоколу </w:t>
-      </w:r>
-      <w:proofErr w:type="spellStart"/>
-      <w:r>
-        <w:t>Modbus</w:t>
-      </w:r>
-      <w:proofErr w:type="spellEnd"/>
-      <w:r>
-        <w:t xml:space="preserve"> RTU, формирование частотных сигналов управления и контроль состояния выходных каналов. Драйверы выходов </w:t>
-      </w:r>
-      <w:proofErr w:type="gramStart"/>
-      <w:r>
-        <w:t>обеспечивают согласование логических уровней микроконтроллера с диапазоном выходных напряжений 5…40 В. Гальваническая изоляция применяется</w:t>
-      </w:r>
-      <w:proofErr w:type="gramEnd"/>
-      <w:r>
-        <w:t xml:space="preserve"> для защиты логической части схемы от помех и перенапряжений со стороны силовых цепей.</w:t>
-      </w:r>
-    </w:p>
-    <w:p>
-      <w:pPr>
-        <w:pStyle w:val="2"/>
-      </w:pPr>
-      <w:bookmarkStart w:id="16" w:name="_Toc220681490"/>
-      <w:r>
-        <w:t>Выбор микроконтроллера</w:t>
-      </w:r>
-      <w:bookmarkEnd w:id="16"/>
-    </w:p>
-    <w:p>
-      <w:pPr>
-        <w:pStyle w:val="a4"/>
-      </w:pPr>
-      <w:r>
-        <w:t>К микроконтроллеру распределённой подсистемы ввода-вывода предъявляются следующие требования:</w:t>
-      </w:r>
-    </w:p>
-    <w:p>
-      <w:pPr>
-        <w:pStyle w:val="a4"/>
-        <w:numPr>
-          <w:ilvl w:val="0"/>
-          <w:numId w:val="35"/>
-        </w:numPr>
-      </w:pPr>
-      <w:r>
-        <w:t>наличие аппаратных таймеров для формирования частотных сигналов;</w:t>
-      </w:r>
-    </w:p>
-    <w:p>
-      <w:pPr>
-        <w:pStyle w:val="a4"/>
-        <w:numPr>
-          <w:ilvl w:val="0"/>
-          <w:numId w:val="35"/>
-        </w:numPr>
-      </w:pPr>
-      <w:r>
-        <w:t>поддержка интерфейса UART для реализации RS-485;</w:t>
-      </w:r>
-    </w:p>
-    <w:p>
-      <w:pPr>
-        <w:pStyle w:val="a4"/>
-        <w:numPr>
-          <w:ilvl w:val="0"/>
-          <w:numId w:val="35"/>
-        </w:numPr>
-      </w:pPr>
-      <w:r>
-        <w:t>достаточная производительность для работы с частотами до 1 МГц;</w:t>
-      </w:r>
-    </w:p>
-    <w:p>
-      <w:pPr>
-        <w:pStyle w:val="a4"/>
-        <w:numPr>
-          <w:ilvl w:val="0"/>
-          <w:numId w:val="35"/>
-        </w:numPr>
-      </w:pPr>
-      <w:r>
-        <w:t>промышленный диапазон рабочих температур;</w:t>
-      </w:r>
-    </w:p>
-    <w:p>
-      <w:pPr>
-        <w:pStyle w:val="a4"/>
-        <w:numPr>
-          <w:ilvl w:val="0"/>
-          <w:numId w:val="35"/>
-        </w:numPr>
-      </w:pPr>
-      <w:r>
-        <w:t>широкая поддержка и доступность.</w:t>
-      </w:r>
-    </w:p>
-    <w:p>
-      <w:pPr>
-        <w:pStyle w:val="a4"/>
-      </w:pPr>
-      <w:r>
-        <w:t xml:space="preserve">В качестве микроконтроллера </w:t>
-      </w:r>
-      <w:proofErr w:type="gramStart"/>
-      <w:r>
-        <w:t>выбран</w:t>
-      </w:r>
-      <w:proofErr w:type="gramEnd"/>
-      <w:r>
-        <w:t xml:space="preserve"> </w:t>
-      </w:r>
-      <w:r>
-        <w:rPr>
-          <w:rStyle w:val="afc"/>
-        </w:rPr>
-        <w:t>STM32F103</w:t>
-      </w:r>
-      <w:r>
-        <w:t xml:space="preserve"> фирмы </w:t>
-      </w:r>
-      <w:proofErr w:type="spellStart"/>
-      <w:r>
-        <w:t>STMicroelectronics</w:t>
-      </w:r>
-      <w:proofErr w:type="spellEnd"/>
-      <w:r>
-        <w:t>. Данный микроконтроллер широко применяется в промышленной автоматизации и обладает следующими характеристиками:</w:t>
-      </w:r>
-    </w:p>
-    <w:p>
-      <w:pPr>
-        <w:pStyle w:val="a4"/>
-        <w:numPr>
-          <w:ilvl w:val="0"/>
-          <w:numId w:val="36"/>
-        </w:numPr>
-      </w:pPr>
-      <w:r>
-        <w:t>тактовая частота до 72 МГц;</w:t>
-      </w:r>
-    </w:p>
-    <w:p>
-      <w:pPr>
-        <w:pStyle w:val="a4"/>
-        <w:numPr>
-          <w:ilvl w:val="0"/>
-          <w:numId w:val="36"/>
-        </w:numPr>
-      </w:pPr>
-      <w:r>
-        <w:lastRenderedPageBreak/>
-        <w:t>Flash-память до 128 КБ;</w:t>
-      </w:r>
-    </w:p>
-    <w:p>
-      <w:pPr>
-        <w:pStyle w:val="a4"/>
-        <w:numPr>
-          <w:ilvl w:val="0"/>
-          <w:numId w:val="36"/>
-        </w:numPr>
-      </w:pPr>
-      <w:r>
-        <w:t>наличие аппаратных таймеров с режимом ШИМ;</w:t>
-      </w:r>
-    </w:p>
-    <w:p>
-      <w:pPr>
-        <w:pStyle w:val="a4"/>
-        <w:numPr>
-          <w:ilvl w:val="0"/>
-          <w:numId w:val="36"/>
-        </w:numPr>
-        <w:rPr>
-          <w:lang w:val="en-US"/>
-        </w:rPr>
-      </w:pPr>
-      <w:r>
-        <w:t>интерфейсы</w:t>
-      </w:r>
-      <w:r>
-        <w:rPr>
-          <w:lang w:val="en-US"/>
-        </w:rPr>
-        <w:t xml:space="preserve"> USART, SPI, I²C;</w:t>
-      </w:r>
-    </w:p>
-    <w:p>
-      <w:pPr>
-        <w:pStyle w:val="a4"/>
-        <w:numPr>
-          <w:ilvl w:val="0"/>
-          <w:numId w:val="36"/>
-        </w:numPr>
-      </w:pPr>
-      <w:r>
-        <w:t>диапазон рабочих температур −40…+105 °C.</w:t>
-      </w:r>
-    </w:p>
-    <w:p>
-      <w:pPr>
-        <w:pStyle w:val="a4"/>
-      </w:pPr>
-      <w:r>
-        <w:t>Использование аппаратных таймеров микроконтроллера позволяет формировать дискретные выходные сигналы с высокой точностью и стабильностью частоты.</w:t>
-      </w:r>
-    </w:p>
-    <w:p>
-      <w:pPr>
-        <w:pStyle w:val="2"/>
-      </w:pPr>
-      <w:bookmarkStart w:id="17" w:name="_Toc220681491"/>
-      <w:r>
-        <w:t>Реализация интерфейса RS-485</w:t>
-      </w:r>
-      <w:bookmarkEnd w:id="17"/>
-    </w:p>
-    <w:p>
-      <w:pPr>
-        <w:pStyle w:val="a4"/>
-      </w:pPr>
-      <w:r>
-        <w:t>Для обмена данными между УСО и УВМ используется интерфейс RS-485. Данный интерфейс обеспечивает высокую помехоустойчивость и возможность передачи данных на расстояния до 1200 метров.</w:t>
-      </w:r>
-    </w:p>
-    <w:p>
-      <w:pPr>
-        <w:pStyle w:val="a4"/>
-      </w:pPr>
-      <w:r>
-        <w:t xml:space="preserve">Для реализации физического уровня RS-485 применяется приёмопередатчик </w:t>
-      </w:r>
-      <w:r>
-        <w:rPr>
-          <w:rStyle w:val="afc"/>
-        </w:rPr>
-        <w:t>MAX485</w:t>
-      </w:r>
-      <w:r>
-        <w:t>, который осуществляет преобразование логических уровней UART микроконтроллера в дифференциальные сигналы линии связи.</w:t>
-      </w:r>
-      <w:r>
-        <w:t xml:space="preserve"> Схема реализации интерфейса RS-485 представлена на рисунке 3.2</w:t>
-      </w:r>
-    </w:p>
-    <w:p>
-      <w:pPr>
-        <w:pStyle w:val="a4"/>
-      </w:pPr>
-      <w:r>
-        <w:rPr>
-          <w:noProof/>
-        </w:rPr>
-        <w:drawing>
-          <wp:inline distT="0" distB="0" distL="0" distR="0">
-            <wp:extent cx="5288789" cy="1130546"/>
-            <wp:effectExtent l="19050" t="0" r="7111" b="0"/>
-            <wp:docPr id="9" name="Рисунок 9"/>
-            <wp:cNvGraphicFramePr>
-              <a:graphicFrameLocks xmlns:a="http://schemas.openxmlformats.org/drawingml/2006/main" noChangeAspect="1"/>
-            </wp:cNvGraphicFramePr>
-            <a:graphic xmlns:a="http://schemas.openxmlformats.org/drawingml/2006/main">
-              <a:graphicData uri="http://schemas.openxmlformats.org/drawingml/2006/picture">
-                <pic:pic xmlns:pic="http://schemas.openxmlformats.org/drawingml/2006/picture">
-                  <pic:nvPicPr>
-                    <pic:cNvPr id="0" name="Picture 9"/>
-                    <pic:cNvPicPr>
-                      <a:picLocks noChangeAspect="1" noChangeArrowheads="1"/>
-                    </pic:cNvPicPr>
-                  </pic:nvPicPr>
-                  <pic:blipFill>
-                    <a:blip r:embed="rId32" cstate="print"/>
-                    <a:srcRect/>
-                    <a:stretch>
-                      <a:fillRect/>
-                    </a:stretch>
-                  </pic:blipFill>
-                  <pic:spPr bwMode="auto">
-                    <a:xfrm>
-                      <a:off x="0" y="0"/>
-                      <a:ext cx="5303537" cy="1133699"/>
-                    </a:xfrm>
-                    <a:prstGeom prst="rect">
-                      <a:avLst/>
-                    </a:prstGeom>
-                    <a:noFill/>
-                    <a:ln w="9525">
-                      <a:noFill/>
-                      <a:miter lim="800000"/>
-                      <a:headEnd/>
-                      <a:tailEnd/>
-                    </a:ln>
-                  </pic:spPr>
-                </pic:pic>
-              </a:graphicData>
-            </a:graphic>
-          </wp:inline>
-        </w:drawing>
-      </w:r>
-    </w:p>
-    <w:p>
-      <w:pPr>
-        <w:pStyle w:val="a4"/>
-        <w:jc w:val="center"/>
-      </w:pPr>
-      <w:r>
-        <w:t>Рисунок 3.2 - Схема реализации интерфейса RS-485.</w:t>
-      </w:r>
-    </w:p>
-    <w:p>
-      <w:pPr>
-        <w:pStyle w:val="a4"/>
-      </w:pPr>
-      <w:r>
-        <w:t xml:space="preserve">Обмен данными осуществляется по протоколу </w:t>
-      </w:r>
-      <w:proofErr w:type="spellStart"/>
-      <w:r>
-        <w:t>Modbus</w:t>
-      </w:r>
-      <w:proofErr w:type="spellEnd"/>
-      <w:r>
-        <w:t xml:space="preserve"> RTU в режиме «ведущий–ведомый». УВМ выступает в роли ведущего устройства, а распределённая подсистема ввода-вывода — в роли ведомого.</w:t>
-      </w:r>
-    </w:p>
-    <w:p>
-      <w:pPr>
-        <w:pStyle w:val="a4"/>
-      </w:pPr>
-      <w:r>
-        <w:t xml:space="preserve">Структура кадра </w:t>
-      </w:r>
-      <w:proofErr w:type="spellStart"/>
-      <w:r>
-        <w:t>Modbus</w:t>
-      </w:r>
-      <w:proofErr w:type="spellEnd"/>
-      <w:r>
-        <w:t xml:space="preserve"> RTU включает:</w:t>
-      </w:r>
-    </w:p>
-    <w:p>
-      <w:pPr>
-        <w:pStyle w:val="a4"/>
-        <w:numPr>
-          <w:ilvl w:val="0"/>
-          <w:numId w:val="37"/>
-        </w:numPr>
-      </w:pPr>
-      <w:r>
-        <w:t>адрес ведомого устройства;</w:t>
-      </w:r>
-    </w:p>
-    <w:p>
-      <w:pPr>
-        <w:pStyle w:val="a4"/>
-        <w:numPr>
-          <w:ilvl w:val="0"/>
-          <w:numId w:val="37"/>
-        </w:numPr>
-      </w:pPr>
-      <w:r>
-        <w:t>код функции;</w:t>
-      </w:r>
-    </w:p>
-    <w:p>
-      <w:pPr>
-        <w:pStyle w:val="a4"/>
-        <w:numPr>
-          <w:ilvl w:val="0"/>
-          <w:numId w:val="37"/>
-        </w:numPr>
-      </w:pPr>
-      <w:r>
-        <w:t>данные;</w:t>
-      </w:r>
-    </w:p>
-    <w:p>
-      <w:pPr>
-        <w:pStyle w:val="a4"/>
-        <w:numPr>
-          <w:ilvl w:val="0"/>
-          <w:numId w:val="37"/>
-        </w:numPr>
-      </w:pPr>
-      <w:r>
-        <w:lastRenderedPageBreak/>
-        <w:t>контрольную сумму CRC.</w:t>
-      </w:r>
-    </w:p>
-    <w:p>
-      <w:pPr>
-        <w:pStyle w:val="2"/>
-      </w:pPr>
-      <w:bookmarkStart w:id="18" w:name="_Toc220681492"/>
-      <w:r>
-        <w:t>Гальваническая изоляция</w:t>
-      </w:r>
-      <w:bookmarkEnd w:id="18"/>
-    </w:p>
-    <w:p>
-      <w:pPr>
-        <w:pStyle w:val="a4"/>
-      </w:pPr>
-      <w:r>
-        <w:t>Гальваническая изоляция применяется для разделения логической части схемы и силовых цепей выходных каналов. Это позволяет защитить микроконтроллер и интерфейсные цепи от перенапряжений и импульсных помех.</w:t>
-      </w:r>
-      <w:r>
-        <w:t xml:space="preserve"> </w:t>
-      </w:r>
-      <w:r>
-        <w:t>Схема гальванической изоляции представлена на рисунке 3.3</w:t>
-      </w:r>
-    </w:p>
-    <w:p>
-      <w:pPr>
-        <w:pStyle w:val="a4"/>
-      </w:pPr>
-      <w:r>
-        <w:rPr>
-          <w:noProof/>
-        </w:rPr>
-        <w:drawing>
-          <wp:inline distT="0" distB="0" distL="0" distR="0">
-            <wp:extent cx="5330351" cy="1496975"/>
-            <wp:effectExtent l="19050" t="0" r="3649" b="0"/>
-            <wp:docPr id="15" name="Рисунок 15"/>
-            <wp:cNvGraphicFramePr>
-              <a:graphicFrameLocks xmlns:a="http://schemas.openxmlformats.org/drawingml/2006/main" noChangeAspect="1"/>
-            </wp:cNvGraphicFramePr>
-            <a:graphic xmlns:a="http://schemas.openxmlformats.org/drawingml/2006/main">
-              <a:graphicData uri="http://schemas.openxmlformats.org/drawingml/2006/picture">
-                <pic:pic xmlns:pic="http://schemas.openxmlformats.org/drawingml/2006/picture">
-                  <pic:nvPicPr>
-                    <pic:cNvPr id="0" name="Picture 15"/>
-                    <pic:cNvPicPr>
-                      <a:picLocks noChangeAspect="1" noChangeArrowheads="1"/>
-                    </pic:cNvPicPr>
-                  </pic:nvPicPr>
-                  <pic:blipFill>
-                    <a:blip r:embed="rId33" cstate="print"/>
-                    <a:srcRect/>
-                    <a:stretch>
-                      <a:fillRect/>
-                    </a:stretch>
-                  </pic:blipFill>
-                  <pic:spPr bwMode="auto">
-                    <a:xfrm>
-                      <a:off x="0" y="0"/>
-                      <a:ext cx="5334030" cy="1498008"/>
-                    </a:xfrm>
-                    <a:prstGeom prst="rect">
-                      <a:avLst/>
-                    </a:prstGeom>
-                    <a:noFill/>
-                    <a:ln w="9525">
-                      <a:noFill/>
-                      <a:miter lim="800000"/>
-                      <a:headEnd/>
-                      <a:tailEnd/>
-                    </a:ln>
-                  </pic:spPr>
-                </pic:pic>
-              </a:graphicData>
-            </a:graphic>
-          </wp:inline>
-        </w:drawing>
-      </w:r>
-    </w:p>
-    <w:p>
-      <w:pPr>
-        <w:pStyle w:val="a4"/>
-        <w:jc w:val="center"/>
-      </w:pPr>
-      <w:r>
-        <w:t>Рисунок 3.3 – схема гальванической изоляции.</w:t>
-      </w:r>
-    </w:p>
-    <w:p>
-      <w:pPr>
-        <w:pStyle w:val="a4"/>
-      </w:pPr>
-      <w:r>
-        <w:t xml:space="preserve">Для изоляции интерфейса RS-485 используются </w:t>
-      </w:r>
-      <w:proofErr w:type="gramStart"/>
-      <w:r>
-        <w:t>цифровые изоляторы, обеспечивающие изоляцию не менее 2500 В. Изоляция цепей питания реализуется</w:t>
-      </w:r>
-      <w:proofErr w:type="gramEnd"/>
-      <w:r>
-        <w:t xml:space="preserve"> с помощью изолированного DC/DC-преобразователя, формирующего стабилизированное напряжение для питания логической части подсистемы.</w:t>
-      </w:r>
-    </w:p>
-    <w:p>
-      <w:pPr>
-        <w:pStyle w:val="2"/>
-      </w:pPr>
-      <w:bookmarkStart w:id="19" w:name="_Toc220681493"/>
-      <w:r>
-        <w:t>Программная часть</w:t>
-      </w:r>
-      <w:bookmarkEnd w:id="19"/>
-    </w:p>
-    <w:p>
-      <w:pPr>
-        <w:pStyle w:val="a4"/>
-      </w:pPr>
-      <w:r>
-        <w:t>Программное обеспечение распределённой подсистемы ввода-вывода реализуется на базе микроконтроллера STM32F103 и включает следующие основные функции:</w:t>
-      </w:r>
-    </w:p>
-    <w:p>
-      <w:pPr>
-        <w:pStyle w:val="a4"/>
-        <w:numPr>
-          <w:ilvl w:val="0"/>
-          <w:numId w:val="38"/>
-        </w:numPr>
-      </w:pPr>
-      <w:r>
-        <w:t>инициализация аппаратных ресурсов микроконтроллера;</w:t>
-      </w:r>
-    </w:p>
-    <w:p>
-      <w:pPr>
-        <w:pStyle w:val="a4"/>
-        <w:numPr>
-          <w:ilvl w:val="0"/>
-          <w:numId w:val="38"/>
-        </w:numPr>
-      </w:pPr>
-      <w:r>
-        <w:t>настройка таймеров для формирования частотных выходных сигналов;</w:t>
-      </w:r>
-    </w:p>
-    <w:p>
-      <w:pPr>
-        <w:pStyle w:val="a4"/>
-        <w:numPr>
-          <w:ilvl w:val="0"/>
-          <w:numId w:val="38"/>
-        </w:numPr>
-      </w:pPr>
-      <w:r>
-        <w:t xml:space="preserve">обработка команд </w:t>
-      </w:r>
-      <w:proofErr w:type="spellStart"/>
-      <w:r>
-        <w:t>Modbus</w:t>
-      </w:r>
-      <w:proofErr w:type="spellEnd"/>
-      <w:r>
-        <w:t xml:space="preserve"> RTU, получаемых по интерфейсу RS-485;</w:t>
-      </w:r>
-    </w:p>
-    <w:p>
-      <w:pPr>
-        <w:pStyle w:val="a4"/>
-        <w:numPr>
-          <w:ilvl w:val="0"/>
-          <w:numId w:val="38"/>
-        </w:numPr>
-      </w:pPr>
-      <w:r>
-        <w:t>управление состоянием дискретных выходов;</w:t>
-      </w:r>
-    </w:p>
-    <w:p>
-      <w:pPr>
-        <w:pStyle w:val="a4"/>
-        <w:numPr>
-          <w:ilvl w:val="0"/>
-          <w:numId w:val="38"/>
-        </w:numPr>
-      </w:pPr>
-      <w:r>
-        <w:lastRenderedPageBreak/>
-        <w:t>контроль корректности обмена данными.</w:t>
-      </w:r>
-    </w:p>
-    <w:p>
-      <w:pPr>
-        <w:pStyle w:val="a4"/>
-      </w:pPr>
-      <w:r>
-        <w:t xml:space="preserve">Программа реализует периодический опрос интерфейса связи, декодирование команд управления и формирование выходных сигналов с заданными параметрами. Обработка ошибок связи осуществляется на основе контрольной суммы CRC протокола </w:t>
-      </w:r>
-      <w:proofErr w:type="spellStart"/>
-      <w:r>
-        <w:t>Modbus</w:t>
-      </w:r>
-      <w:proofErr w:type="spellEnd"/>
-      <w:r>
-        <w:t xml:space="preserve"> RTU.</w:t>
-      </w:r>
-    </w:p>
-    <w:p>
-      <w:pPr>
-        <w:pStyle w:val="a4"/>
-      </w:pPr>
-      <w:r>
-        <w:t>Таким образом, спроектированная распределённая подсистема ввода-вывода полностью удовлетворяет требованиям технического задания и обеспечивает надёжную работу в составе вычислительной системы.</w:t>
-      </w:r>
-    </w:p>
-    <w:p>
-      <w:pPr>
-        <w:rPr>
-          <w:rFonts w:asciiTheme="majorHAnsi" w:eastAsiaTheme="majorEastAsia" w:hAnsiTheme="majorHAnsi" w:cstheme="majorBidi"/>
-          <w:b/>
-          <w:color w:val="000000" w:themeColor="text1"/>
-          <w:szCs w:val="56"/>
-          <w:lang w:eastAsia="ru-RU"/>
-        </w:rPr>
-      </w:pPr>
-      <w:bookmarkStart w:id="20" w:name="_Toc171084852"/>
-      <w:bookmarkStart w:id="21" w:name="_Toc171162040"/>
-      <w:bookmarkStart w:id="22" w:name="_Toc171162084"/>
-      <w:bookmarkStart w:id="23" w:name="_Toc171162114"/>
-      <w:bookmarkStart w:id="24" w:name="_Toc171162150"/>
-      <w:bookmarkStart w:id="25" w:name="_Toc171162168"/>
-      <w:bookmarkStart w:id="26" w:name="_Toc191292412"/>
-      <w:r>
-        <w:br w:type="page"/>
-      </w:r>
-    </w:p>
-    <w:p>
-      <w:pPr>
         <w:pStyle w:val="affc"/>
       </w:pPr>
       <w:r>
         <w:lastRenderedPageBreak/>
         <w:t>Заключение</w:t>
       </w:r>
+      <w:bookmarkEnd w:id="17"/>
+      <w:bookmarkEnd w:id="18"/>
+      <w:bookmarkEnd w:id="19"/>
       <w:bookmarkEnd w:id="20"/>
       <w:bookmarkEnd w:id="21"/>
       <w:bookmarkEnd w:id="22"/>
       <w:bookmarkEnd w:id="23"/>
-      <w:bookmarkEnd w:id="24"/>
-      <w:bookmarkEnd w:id="25"/>
-      <w:bookmarkEnd w:id="26"/>
     </w:p>
     <w:p>
       <w:pPr>
@@ -18028,16 +17737,16 @@
       <w:pPr>
         <w:pStyle w:val="a"/>
       </w:pPr>
-      <w:bookmarkStart w:id="27" w:name="_Toc170863980"/>
-      <w:bookmarkStart w:id="28" w:name="_Toc181119582"/>
+      <w:bookmarkStart w:id="24" w:name="_Toc170863980"/>
+      <w:bookmarkStart w:id="25" w:name="_Toc181119582"/>
       <w:r>
         <w:lastRenderedPageBreak/>
         <w:br/>
       </w:r>
-      <w:bookmarkStart w:id="29" w:name="_Toc220681494"/>
+      <w:bookmarkStart w:id="26" w:name="_Toc220681494"/>
       <w:bookmarkEnd w:id="1"/>
-      <w:bookmarkEnd w:id="27"/>
-      <w:bookmarkEnd w:id="28"/>
+      <w:bookmarkEnd w:id="24"/>
+      <w:bookmarkEnd w:id="25"/>
       <w:r>
         <w:rPr>
           <w:b w:val="0"/>
@@ -18070,7 +17779,7 @@
         </w:rPr>
         <w:t>Перечень принятых сокращений</w:t>
       </w:r>
-      <w:bookmarkEnd w:id="29"/>
+      <w:bookmarkEnd w:id="26"/>
     </w:p>
     <w:p>
       <w:pPr>
@@ -18132,7 +17841,7 @@
         <w:lastRenderedPageBreak/>
         <w:br/>
       </w:r>
-      <w:bookmarkStart w:id="30" w:name="_Toc220681495"/>
+      <w:bookmarkStart w:id="27" w:name="_Toc220681495"/>
       <w:r>
         <w:rPr>
           <w:b w:val="0"/>
@@ -18164,7 +17873,7 @@
         </w:rPr>
         <w:t>Библиографический список</w:t>
       </w:r>
-      <w:bookmarkEnd w:id="30"/>
+      <w:bookmarkEnd w:id="27"/>
     </w:p>
     <w:p>
       <w:pPr>
@@ -18264,1393 +17973,4243 @@
     </w:p>
     <w:p>
       <w:pPr>
+        <w:pStyle w:val="a4"/>
         <w:rPr>
           <w:noProof/>
-          <w:sz w:val="24"/>
         </w:rPr>
       </w:pPr>
+      <w:r>
+        <w:br w:type="page"/>
+      </w:r>
     </w:p>
     <w:p>
       <w:pPr>
-        <w:pStyle w:val="aff2"/>
+        <w:ind w:left="-284" w:hanging="142"/>
+        <w:jc w:val="center"/>
         <w:rPr>
-          <w:lang w:val="ru-RU"/>
+          <w:b/>
+          <w:bCs/>
+          <w:noProof/>
         </w:rPr>
       </w:pPr>
+      <w:r>
+        <w:rPr>
+          <w:b/>
+          <w:bCs/>
+          <w:noProof/>
+          <w:sz w:val="32"/>
+          <w:szCs w:val="24"/>
+        </w:rPr>
+        <w:lastRenderedPageBreak/>
+        <w:t>Приложение Б</w:t>
+      </w:r>
     </w:p>
     <w:p>
       <w:pPr>
-        <w:pStyle w:val="a"/>
+        <w:ind w:left="-284" w:hanging="142"/>
+        <w:jc w:val="center"/>
         <w:rPr>
-          <w:rStyle w:val="afc"/>
+          <w:noProof/>
+          <w:sz w:val="32"/>
+          <w:szCs w:val="24"/>
         </w:rPr>
       </w:pPr>
       <w:r>
-        <w:lastRenderedPageBreak/>
-        <w:br/>
-      </w:r>
-      <w:bookmarkStart w:id="31" w:name="_Toc220681496"/>
-      <w:r>
-        <w:t>(</w:t>
-      </w:r>
-      <w:proofErr w:type="gramStart"/>
-      <w:r>
         <w:rPr>
-          <w:b w:val="0"/>
+          <w:noProof/>
+          <w:sz w:val="32"/>
+          <w:szCs w:val="24"/>
         </w:rPr>
-        <w:t>справочное</w:t>
-      </w:r>
-      <w:proofErr w:type="gramEnd"/>
-      <w:r>
-        <w:t>)</w:t>
-      </w:r>
-      <w:r>
-        <w:br/>
-      </w:r>
-      <w:r>
-        <w:rPr>
-          <w:rStyle w:val="afc"/>
-        </w:rPr>
-        <w:t>Листинг программы (основной файл)</w:t>
-      </w:r>
-      <w:bookmarkEnd w:id="31"/>
+        <w:t xml:space="preserve">  (список элементов)</w:t>
+      </w:r>
     </w:p>
+    <w:tbl>
+      <w:tblPr>
+        <w:tblStyle w:val="ad"/>
+        <w:tblW w:w="0" w:type="auto"/>
+        <w:tblInd w:w="686" w:type="dxa"/>
+        <w:tblLook w:val="04A0"/>
+      </w:tblPr>
+      <w:tblGrid>
+        <w:gridCol w:w="2538"/>
+        <w:gridCol w:w="2771"/>
+        <w:gridCol w:w="1160"/>
+        <w:gridCol w:w="2552"/>
+      </w:tblGrid>
+      <w:tr>
+        <w:tc>
+          <w:tcPr>
+            <w:tcW w:w="2538" w:type="dxa"/>
+          </w:tcPr>
+          <w:p>
+            <w:pPr>
+              <w:jc w:val="center"/>
+              <w:rPr>
+                <w:b/>
+                <w:bCs/>
+                <w:i/>
+                <w:iCs/>
+                <w:sz w:val="32"/>
+                <w:szCs w:val="24"/>
+              </w:rPr>
+            </w:pPr>
+            <w:r>
+              <w:rPr>
+                <w:b/>
+                <w:bCs/>
+                <w:i/>
+                <w:iCs/>
+                <w:sz w:val="32"/>
+                <w:szCs w:val="24"/>
+              </w:rPr>
+              <w:t>Обозначения</w:t>
+            </w:r>
+          </w:p>
+        </w:tc>
+        <w:tc>
+          <w:tcPr>
+            <w:tcW w:w="2771" w:type="dxa"/>
+          </w:tcPr>
+          <w:p>
+            <w:pPr>
+              <w:jc w:val="center"/>
+              <w:rPr>
+                <w:b/>
+                <w:bCs/>
+                <w:i/>
+                <w:iCs/>
+                <w:sz w:val="32"/>
+                <w:szCs w:val="24"/>
+              </w:rPr>
+            </w:pPr>
+            <w:r>
+              <w:rPr>
+                <w:b/>
+                <w:bCs/>
+                <w:i/>
+                <w:iCs/>
+                <w:sz w:val="32"/>
+                <w:szCs w:val="24"/>
+              </w:rPr>
+              <w:t xml:space="preserve">Наименования </w:t>
+            </w:r>
+          </w:p>
+        </w:tc>
+        <w:tc>
+          <w:tcPr>
+            <w:tcW w:w="1160" w:type="dxa"/>
+          </w:tcPr>
+          <w:p>
+            <w:pPr>
+              <w:jc w:val="center"/>
+              <w:rPr>
+                <w:b/>
+                <w:bCs/>
+                <w:i/>
+                <w:iCs/>
+                <w:sz w:val="32"/>
+                <w:szCs w:val="24"/>
+              </w:rPr>
+            </w:pPr>
+            <w:r>
+              <w:rPr>
+                <w:b/>
+                <w:bCs/>
+                <w:i/>
+                <w:iCs/>
+                <w:sz w:val="32"/>
+                <w:szCs w:val="24"/>
+              </w:rPr>
+              <w:t>Кол.</w:t>
+            </w:r>
+          </w:p>
+        </w:tc>
+        <w:tc>
+          <w:tcPr>
+            <w:tcW w:w="2552" w:type="dxa"/>
+          </w:tcPr>
+          <w:p>
+            <w:pPr>
+              <w:jc w:val="center"/>
+              <w:rPr>
+                <w:b/>
+                <w:bCs/>
+                <w:i/>
+                <w:iCs/>
+                <w:sz w:val="32"/>
+                <w:szCs w:val="24"/>
+              </w:rPr>
+            </w:pPr>
+            <w:r>
+              <w:rPr>
+                <w:b/>
+                <w:bCs/>
+                <w:i/>
+                <w:iCs/>
+                <w:sz w:val="32"/>
+                <w:szCs w:val="24"/>
+              </w:rPr>
+              <w:t>Примечания</w:t>
+            </w:r>
+          </w:p>
+        </w:tc>
+      </w:tr>
+      <w:tr>
+        <w:tc>
+          <w:tcPr>
+            <w:tcW w:w="2538" w:type="dxa"/>
+          </w:tcPr>
+          <w:p>
+            <w:pPr>
+              <w:jc w:val="center"/>
+              <w:rPr>
+                <w:i/>
+                <w:iCs/>
+                <w:sz w:val="32"/>
+                <w:szCs w:val="24"/>
+              </w:rPr>
+            </w:pPr>
+          </w:p>
+        </w:tc>
+        <w:tc>
+          <w:tcPr>
+            <w:tcW w:w="2771" w:type="dxa"/>
+          </w:tcPr>
+          <w:p>
+            <w:pPr>
+              <w:jc w:val="center"/>
+              <w:rPr>
+                <w:b/>
+                <w:bCs/>
+                <w:i/>
+                <w:iCs/>
+                <w:sz w:val="32"/>
+                <w:szCs w:val="24"/>
+              </w:rPr>
+            </w:pPr>
+            <w:r>
+              <w:rPr>
+                <w:b/>
+                <w:bCs/>
+                <w:i/>
+                <w:iCs/>
+                <w:sz w:val="32"/>
+                <w:szCs w:val="24"/>
+              </w:rPr>
+              <w:t>Резисторы</w:t>
+            </w:r>
+          </w:p>
+        </w:tc>
+        <w:tc>
+          <w:tcPr>
+            <w:tcW w:w="1160" w:type="dxa"/>
+          </w:tcPr>
+          <w:p>
+            <w:pPr>
+              <w:jc w:val="center"/>
+              <w:rPr>
+                <w:i/>
+                <w:iCs/>
+                <w:sz w:val="32"/>
+                <w:szCs w:val="24"/>
+              </w:rPr>
+            </w:pPr>
+          </w:p>
+        </w:tc>
+        <w:tc>
+          <w:tcPr>
+            <w:tcW w:w="2552" w:type="dxa"/>
+          </w:tcPr>
+          <w:p>
+            <w:pPr>
+              <w:jc w:val="center"/>
+              <w:rPr>
+                <w:i/>
+                <w:iCs/>
+                <w:sz w:val="32"/>
+                <w:szCs w:val="24"/>
+              </w:rPr>
+            </w:pPr>
+          </w:p>
+        </w:tc>
+      </w:tr>
+      <w:tr>
+        <w:tc>
+          <w:tcPr>
+            <w:tcW w:w="2538" w:type="dxa"/>
+          </w:tcPr>
+          <w:p>
+            <w:pPr>
+              <w:jc w:val="center"/>
+              <w:rPr>
+                <w:i/>
+                <w:iCs/>
+                <w:sz w:val="24"/>
+                <w:szCs w:val="24"/>
+                <w:lang w:val="en-US"/>
+              </w:rPr>
+            </w:pPr>
+            <w:r>
+              <w:rPr>
+                <w:i/>
+                <w:iCs/>
+                <w:sz w:val="24"/>
+                <w:szCs w:val="24"/>
+                <w:lang w:val="en-US"/>
+              </w:rPr>
+              <w:t>R1</w:t>
+            </w:r>
+          </w:p>
+        </w:tc>
+        <w:tc>
+          <w:tcPr>
+            <w:tcW w:w="2771" w:type="dxa"/>
+          </w:tcPr>
+          <w:p>
+            <w:pPr>
+              <w:jc w:val="center"/>
+              <w:rPr>
+                <w:i/>
+                <w:iCs/>
+                <w:sz w:val="24"/>
+                <w:szCs w:val="24"/>
+              </w:rPr>
+            </w:pPr>
+            <w:r>
+              <w:rPr>
+                <w:i/>
+                <w:iCs/>
+                <w:sz w:val="24"/>
+                <w:szCs w:val="24"/>
+                <w:lang w:val="en-US"/>
+              </w:rPr>
+              <w:t xml:space="preserve">120 </w:t>
+            </w:r>
+            <w:r>
+              <w:rPr>
+                <w:i/>
+                <w:iCs/>
+                <w:sz w:val="24"/>
+                <w:szCs w:val="24"/>
+              </w:rPr>
+              <w:t>Ом</w:t>
+            </w:r>
+          </w:p>
+        </w:tc>
+        <w:tc>
+          <w:tcPr>
+            <w:tcW w:w="1160" w:type="dxa"/>
+          </w:tcPr>
+          <w:p>
+            <w:pPr>
+              <w:jc w:val="center"/>
+              <w:rPr>
+                <w:i/>
+                <w:iCs/>
+                <w:sz w:val="24"/>
+                <w:szCs w:val="24"/>
+                <w:lang w:val="en-US"/>
+              </w:rPr>
+            </w:pPr>
+            <w:r>
+              <w:rPr>
+                <w:i/>
+                <w:iCs/>
+                <w:sz w:val="24"/>
+                <w:szCs w:val="24"/>
+                <w:lang w:val="en-US"/>
+              </w:rPr>
+              <w:t>1</w:t>
+            </w:r>
+          </w:p>
+        </w:tc>
+        <w:tc>
+          <w:tcPr>
+            <w:tcW w:w="2552" w:type="dxa"/>
+          </w:tcPr>
+          <w:p>
+            <w:pPr>
+              <w:jc w:val="center"/>
+              <w:rPr>
+                <w:i/>
+                <w:iCs/>
+                <w:sz w:val="24"/>
+                <w:szCs w:val="24"/>
+                <w:lang w:val="en-US"/>
+              </w:rPr>
+            </w:pPr>
+            <w:r>
+              <w:rPr>
+                <w:i/>
+                <w:iCs/>
+                <w:sz w:val="24"/>
+                <w:szCs w:val="24"/>
+              </w:rPr>
+              <w:t xml:space="preserve">Терминатор </w:t>
+            </w:r>
+            <w:r>
+              <w:rPr>
+                <w:i/>
+                <w:iCs/>
+                <w:sz w:val="24"/>
+                <w:szCs w:val="24"/>
+                <w:lang w:val="en-US"/>
+              </w:rPr>
+              <w:t>RS-485</w:t>
+            </w:r>
+          </w:p>
+        </w:tc>
+      </w:tr>
+      <w:tr>
+        <w:tc>
+          <w:tcPr>
+            <w:tcW w:w="2538" w:type="dxa"/>
+          </w:tcPr>
+          <w:p>
+            <w:pPr>
+              <w:jc w:val="center"/>
+              <w:rPr>
+                <w:i/>
+                <w:iCs/>
+                <w:sz w:val="24"/>
+                <w:szCs w:val="24"/>
+                <w:lang w:val="en-US"/>
+              </w:rPr>
+            </w:pPr>
+            <w:r>
+              <w:rPr>
+                <w:i/>
+                <w:iCs/>
+                <w:sz w:val="24"/>
+                <w:szCs w:val="24"/>
+                <w:lang w:val="en-US"/>
+              </w:rPr>
+              <w:t>R2</w:t>
+            </w:r>
+          </w:p>
+        </w:tc>
+        <w:tc>
+          <w:tcPr>
+            <w:tcW w:w="2771" w:type="dxa"/>
+          </w:tcPr>
+          <w:p>
+            <w:pPr>
+              <w:jc w:val="center"/>
+              <w:rPr>
+                <w:i/>
+                <w:iCs/>
+                <w:sz w:val="24"/>
+                <w:szCs w:val="24"/>
+              </w:rPr>
+            </w:pPr>
+            <w:r>
+              <w:rPr>
+                <w:i/>
+                <w:iCs/>
+                <w:sz w:val="24"/>
+                <w:szCs w:val="24"/>
+              </w:rPr>
+              <w:t>47 кОм</w:t>
+            </w:r>
+          </w:p>
+        </w:tc>
+        <w:tc>
+          <w:tcPr>
+            <w:tcW w:w="1160" w:type="dxa"/>
+          </w:tcPr>
+          <w:p>
+            <w:pPr>
+              <w:jc w:val="center"/>
+              <w:rPr>
+                <w:i/>
+                <w:iCs/>
+                <w:sz w:val="24"/>
+                <w:szCs w:val="24"/>
+              </w:rPr>
+            </w:pPr>
+            <w:r>
+              <w:rPr>
+                <w:i/>
+                <w:iCs/>
+                <w:sz w:val="24"/>
+                <w:szCs w:val="24"/>
+              </w:rPr>
+              <w:t>1</w:t>
+            </w:r>
+          </w:p>
+        </w:tc>
+        <w:tc>
+          <w:tcPr>
+            <w:tcW w:w="2552" w:type="dxa"/>
+          </w:tcPr>
+          <w:p>
+            <w:pPr>
+              <w:jc w:val="center"/>
+              <w:rPr>
+                <w:i/>
+                <w:iCs/>
+                <w:sz w:val="24"/>
+                <w:szCs w:val="24"/>
+              </w:rPr>
+            </w:pPr>
+          </w:p>
+        </w:tc>
+      </w:tr>
+      <w:tr>
+        <w:tc>
+          <w:tcPr>
+            <w:tcW w:w="2538" w:type="dxa"/>
+          </w:tcPr>
+          <w:p>
+            <w:pPr>
+              <w:jc w:val="center"/>
+              <w:rPr>
+                <w:i/>
+                <w:iCs/>
+                <w:sz w:val="24"/>
+                <w:szCs w:val="24"/>
+                <w:lang w:val="en-US"/>
+              </w:rPr>
+            </w:pPr>
+            <w:r>
+              <w:rPr>
+                <w:i/>
+                <w:iCs/>
+                <w:sz w:val="24"/>
+                <w:szCs w:val="24"/>
+                <w:lang w:val="en-US"/>
+              </w:rPr>
+              <w:t>R3</w:t>
+            </w:r>
+          </w:p>
+        </w:tc>
+        <w:tc>
+          <w:tcPr>
+            <w:tcW w:w="2771" w:type="dxa"/>
+          </w:tcPr>
+          <w:p>
+            <w:pPr>
+              <w:jc w:val="center"/>
+              <w:rPr>
+                <w:i/>
+                <w:iCs/>
+                <w:sz w:val="24"/>
+                <w:szCs w:val="24"/>
+              </w:rPr>
+            </w:pPr>
+            <w:r>
+              <w:rPr>
+                <w:i/>
+                <w:iCs/>
+                <w:sz w:val="24"/>
+                <w:szCs w:val="24"/>
+                <w:lang w:val="en-US"/>
+              </w:rPr>
+              <w:t>330</w:t>
+            </w:r>
+            <w:r>
+              <w:rPr>
+                <w:i/>
+                <w:iCs/>
+                <w:sz w:val="24"/>
+                <w:szCs w:val="24"/>
+              </w:rPr>
+              <w:t xml:space="preserve"> кОм</w:t>
+            </w:r>
+          </w:p>
+        </w:tc>
+        <w:tc>
+          <w:tcPr>
+            <w:tcW w:w="1160" w:type="dxa"/>
+          </w:tcPr>
+          <w:p>
+            <w:pPr>
+              <w:jc w:val="center"/>
+              <w:rPr>
+                <w:i/>
+                <w:iCs/>
+                <w:sz w:val="24"/>
+                <w:szCs w:val="24"/>
+              </w:rPr>
+            </w:pPr>
+            <w:r>
+              <w:rPr>
+                <w:i/>
+                <w:iCs/>
+                <w:sz w:val="24"/>
+                <w:szCs w:val="24"/>
+              </w:rPr>
+              <w:t>3</w:t>
+            </w:r>
+          </w:p>
+        </w:tc>
+        <w:tc>
+          <w:tcPr>
+            <w:tcW w:w="2552" w:type="dxa"/>
+          </w:tcPr>
+          <w:p>
+            <w:pPr>
+              <w:jc w:val="center"/>
+              <w:rPr>
+                <w:i/>
+                <w:iCs/>
+                <w:sz w:val="24"/>
+                <w:szCs w:val="24"/>
+              </w:rPr>
+            </w:pPr>
+          </w:p>
+        </w:tc>
+      </w:tr>
+      <w:tr>
+        <w:tc>
+          <w:tcPr>
+            <w:tcW w:w="2538" w:type="dxa"/>
+          </w:tcPr>
+          <w:p>
+            <w:pPr>
+              <w:jc w:val="center"/>
+              <w:rPr>
+                <w:i/>
+                <w:iCs/>
+                <w:sz w:val="24"/>
+                <w:szCs w:val="24"/>
+                <w:lang w:val="en-US"/>
+              </w:rPr>
+            </w:pPr>
+            <w:r>
+              <w:rPr>
+                <w:i/>
+                <w:iCs/>
+                <w:sz w:val="24"/>
+                <w:szCs w:val="24"/>
+                <w:lang w:val="en-US"/>
+              </w:rPr>
+              <w:t>R4</w:t>
+            </w:r>
+          </w:p>
+        </w:tc>
+        <w:tc>
+          <w:tcPr>
+            <w:tcW w:w="2771" w:type="dxa"/>
+          </w:tcPr>
+          <w:p>
+            <w:pPr>
+              <w:jc w:val="center"/>
+            </w:pPr>
+            <w:r>
+              <w:rPr>
+                <w:i/>
+                <w:iCs/>
+                <w:sz w:val="24"/>
+                <w:szCs w:val="24"/>
+              </w:rPr>
+              <w:t>10 кО</w:t>
+            </w:r>
+            <w:r>
+              <w:t>м</w:t>
+            </w:r>
+          </w:p>
+        </w:tc>
+        <w:tc>
+          <w:tcPr>
+            <w:tcW w:w="1160" w:type="dxa"/>
+          </w:tcPr>
+          <w:p>
+            <w:pPr>
+              <w:jc w:val="center"/>
+              <w:rPr>
+                <w:i/>
+                <w:iCs/>
+                <w:sz w:val="24"/>
+                <w:szCs w:val="24"/>
+              </w:rPr>
+            </w:pPr>
+            <w:r>
+              <w:rPr>
+                <w:i/>
+                <w:iCs/>
+                <w:sz w:val="24"/>
+                <w:szCs w:val="24"/>
+              </w:rPr>
+              <w:t>1</w:t>
+            </w:r>
+          </w:p>
+        </w:tc>
+        <w:tc>
+          <w:tcPr>
+            <w:tcW w:w="2552" w:type="dxa"/>
+          </w:tcPr>
+          <w:p>
+            <w:pPr>
+              <w:jc w:val="center"/>
+              <w:rPr>
+                <w:i/>
+                <w:iCs/>
+                <w:sz w:val="24"/>
+                <w:szCs w:val="24"/>
+              </w:rPr>
+            </w:pPr>
+          </w:p>
+        </w:tc>
+      </w:tr>
+      <w:tr>
+        <w:tc>
+          <w:tcPr>
+            <w:tcW w:w="2538" w:type="dxa"/>
+          </w:tcPr>
+          <w:p>
+            <w:pPr>
+              <w:jc w:val="center"/>
+              <w:rPr>
+                <w:i/>
+                <w:iCs/>
+                <w:sz w:val="24"/>
+                <w:szCs w:val="24"/>
+                <w:lang w:val="en-US"/>
+              </w:rPr>
+            </w:pPr>
+            <w:r>
+              <w:rPr>
+                <w:i/>
+                <w:iCs/>
+                <w:sz w:val="24"/>
+                <w:szCs w:val="24"/>
+                <w:lang w:val="en-US"/>
+              </w:rPr>
+              <w:t>R5,</w:t>
+            </w:r>
+            <w:r>
+              <w:rPr>
+                <w:i/>
+                <w:iCs/>
+                <w:sz w:val="24"/>
+                <w:szCs w:val="24"/>
+              </w:rPr>
+              <w:t xml:space="preserve"> </w:t>
+            </w:r>
+            <w:r>
+              <w:rPr>
+                <w:i/>
+                <w:iCs/>
+                <w:sz w:val="24"/>
+                <w:szCs w:val="24"/>
+                <w:lang w:val="en-US"/>
+              </w:rPr>
+              <w:t>R11, R17, R23</w:t>
+            </w:r>
+          </w:p>
+        </w:tc>
+        <w:tc>
+          <w:tcPr>
+            <w:tcW w:w="2771" w:type="dxa"/>
+          </w:tcPr>
+          <w:p>
+            <w:pPr>
+              <w:jc w:val="center"/>
+              <w:rPr>
+                <w:i/>
+                <w:iCs/>
+                <w:sz w:val="24"/>
+                <w:szCs w:val="24"/>
+              </w:rPr>
+            </w:pPr>
+            <w:r>
+              <w:rPr>
+                <w:i/>
+                <w:iCs/>
+                <w:sz w:val="24"/>
+                <w:szCs w:val="24"/>
+                <w:lang w:val="en-US"/>
+              </w:rPr>
+              <w:t xml:space="preserve">150 </w:t>
+            </w:r>
+            <w:r>
+              <w:rPr>
+                <w:i/>
+                <w:iCs/>
+                <w:sz w:val="24"/>
+                <w:szCs w:val="24"/>
+              </w:rPr>
+              <w:t>Ом</w:t>
+            </w:r>
+          </w:p>
+        </w:tc>
+        <w:tc>
+          <w:tcPr>
+            <w:tcW w:w="1160" w:type="dxa"/>
+          </w:tcPr>
+          <w:p>
+            <w:pPr>
+              <w:jc w:val="center"/>
+              <w:rPr>
+                <w:i/>
+                <w:iCs/>
+                <w:sz w:val="24"/>
+                <w:szCs w:val="24"/>
+                <w:lang w:val="en-US"/>
+              </w:rPr>
+            </w:pPr>
+            <w:r>
+              <w:rPr>
+                <w:i/>
+                <w:iCs/>
+                <w:sz w:val="24"/>
+                <w:szCs w:val="24"/>
+                <w:lang w:val="en-US"/>
+              </w:rPr>
+              <w:t>4</w:t>
+            </w:r>
+          </w:p>
+        </w:tc>
+        <w:tc>
+          <w:tcPr>
+            <w:tcW w:w="2552" w:type="dxa"/>
+          </w:tcPr>
+          <w:p>
+            <w:pPr>
+              <w:jc w:val="center"/>
+              <w:rPr>
+                <w:i/>
+                <w:iCs/>
+                <w:sz w:val="24"/>
+                <w:szCs w:val="24"/>
+              </w:rPr>
+            </w:pPr>
+            <w:r>
+              <w:rPr>
+                <w:i/>
+                <w:iCs/>
+                <w:sz w:val="24"/>
+                <w:szCs w:val="24"/>
+              </w:rPr>
+              <w:t xml:space="preserve">Ограничитель тока светодиодов </w:t>
+            </w:r>
+            <w:proofErr w:type="spellStart"/>
+            <w:r>
+              <w:rPr>
+                <w:i/>
+                <w:iCs/>
+                <w:sz w:val="24"/>
+                <w:szCs w:val="24"/>
+              </w:rPr>
+              <w:t>оптопар</w:t>
+            </w:r>
+            <w:proofErr w:type="spellEnd"/>
+          </w:p>
+        </w:tc>
+      </w:tr>
+      <w:tr>
+        <w:tc>
+          <w:tcPr>
+            <w:tcW w:w="2538" w:type="dxa"/>
+          </w:tcPr>
+          <w:p>
+            <w:pPr>
+              <w:jc w:val="center"/>
+              <w:rPr>
+                <w:i/>
+                <w:iCs/>
+                <w:sz w:val="24"/>
+                <w:szCs w:val="24"/>
+                <w:lang w:val="en-US"/>
+              </w:rPr>
+            </w:pPr>
+            <w:r>
+              <w:rPr>
+                <w:i/>
+                <w:iCs/>
+                <w:sz w:val="24"/>
+                <w:szCs w:val="24"/>
+                <w:lang w:val="en-US"/>
+              </w:rPr>
+              <w:t>R6, R12, R18, R24</w:t>
+            </w:r>
+          </w:p>
+        </w:tc>
+        <w:tc>
+          <w:tcPr>
+            <w:tcW w:w="2771" w:type="dxa"/>
+          </w:tcPr>
+          <w:p>
+            <w:pPr>
+              <w:jc w:val="center"/>
+              <w:rPr>
+                <w:i/>
+                <w:iCs/>
+                <w:sz w:val="24"/>
+                <w:szCs w:val="24"/>
+              </w:rPr>
+            </w:pPr>
+            <w:r>
+              <w:rPr>
+                <w:i/>
+                <w:iCs/>
+                <w:sz w:val="24"/>
+                <w:szCs w:val="24"/>
+                <w:lang w:val="en-US"/>
+              </w:rPr>
+              <w:t>1</w:t>
+            </w:r>
+            <w:r>
+              <w:rPr>
+                <w:i/>
+                <w:iCs/>
+                <w:sz w:val="24"/>
+                <w:szCs w:val="24"/>
+              </w:rPr>
+              <w:t xml:space="preserve"> кОм</w:t>
+            </w:r>
+          </w:p>
+        </w:tc>
+        <w:tc>
+          <w:tcPr>
+            <w:tcW w:w="1160" w:type="dxa"/>
+          </w:tcPr>
+          <w:p>
+            <w:pPr>
+              <w:jc w:val="center"/>
+              <w:rPr>
+                <w:i/>
+                <w:iCs/>
+                <w:sz w:val="24"/>
+                <w:szCs w:val="24"/>
+              </w:rPr>
+            </w:pPr>
+            <w:r>
+              <w:rPr>
+                <w:i/>
+                <w:iCs/>
+                <w:sz w:val="24"/>
+                <w:szCs w:val="24"/>
+              </w:rPr>
+              <w:t>4</w:t>
+            </w:r>
+          </w:p>
+        </w:tc>
+        <w:tc>
+          <w:tcPr>
+            <w:tcW w:w="2552" w:type="dxa"/>
+          </w:tcPr>
+          <w:p>
+            <w:pPr>
+              <w:jc w:val="center"/>
+              <w:rPr>
+                <w:i/>
+                <w:iCs/>
+                <w:sz w:val="24"/>
+                <w:szCs w:val="24"/>
+              </w:rPr>
+            </w:pPr>
+          </w:p>
+        </w:tc>
+      </w:tr>
+      <w:tr>
+        <w:tc>
+          <w:tcPr>
+            <w:tcW w:w="2538" w:type="dxa"/>
+          </w:tcPr>
+          <w:p>
+            <w:pPr>
+              <w:jc w:val="center"/>
+              <w:rPr>
+                <w:i/>
+                <w:iCs/>
+                <w:sz w:val="24"/>
+                <w:szCs w:val="24"/>
+                <w:lang w:val="en-US"/>
+              </w:rPr>
+            </w:pPr>
+            <w:r>
+              <w:rPr>
+                <w:i/>
+                <w:iCs/>
+                <w:sz w:val="24"/>
+                <w:szCs w:val="24"/>
+                <w:lang w:val="en-US"/>
+              </w:rPr>
+              <w:t>R7, R13, R19, R25</w:t>
+            </w:r>
+          </w:p>
+        </w:tc>
+        <w:tc>
+          <w:tcPr>
+            <w:tcW w:w="2771" w:type="dxa"/>
+          </w:tcPr>
+          <w:p>
+            <w:pPr>
+              <w:jc w:val="center"/>
+              <w:rPr>
+                <w:i/>
+                <w:iCs/>
+                <w:sz w:val="24"/>
+                <w:szCs w:val="24"/>
+              </w:rPr>
+            </w:pPr>
+            <w:r>
+              <w:rPr>
+                <w:i/>
+                <w:iCs/>
+                <w:sz w:val="24"/>
+                <w:szCs w:val="24"/>
+                <w:lang w:val="en-US"/>
+              </w:rPr>
+              <w:t xml:space="preserve">43 </w:t>
+            </w:r>
+            <w:r>
+              <w:rPr>
+                <w:i/>
+                <w:iCs/>
+                <w:sz w:val="24"/>
+                <w:szCs w:val="24"/>
+              </w:rPr>
+              <w:t>кОм</w:t>
+            </w:r>
+          </w:p>
+        </w:tc>
+        <w:tc>
+          <w:tcPr>
+            <w:tcW w:w="1160" w:type="dxa"/>
+          </w:tcPr>
+          <w:p>
+            <w:pPr>
+              <w:jc w:val="center"/>
+              <w:rPr>
+                <w:i/>
+                <w:iCs/>
+                <w:sz w:val="24"/>
+                <w:szCs w:val="24"/>
+              </w:rPr>
+            </w:pPr>
+            <w:r>
+              <w:rPr>
+                <w:i/>
+                <w:iCs/>
+                <w:sz w:val="24"/>
+                <w:szCs w:val="24"/>
+              </w:rPr>
+              <w:t>4</w:t>
+            </w:r>
+          </w:p>
+        </w:tc>
+        <w:tc>
+          <w:tcPr>
+            <w:tcW w:w="2552" w:type="dxa"/>
+          </w:tcPr>
+          <w:p>
+            <w:pPr>
+              <w:jc w:val="center"/>
+              <w:rPr>
+                <w:i/>
+                <w:iCs/>
+                <w:sz w:val="24"/>
+                <w:szCs w:val="24"/>
+              </w:rPr>
+            </w:pPr>
+          </w:p>
+        </w:tc>
+      </w:tr>
+      <w:tr>
+        <w:tc>
+          <w:tcPr>
+            <w:tcW w:w="2538" w:type="dxa"/>
+          </w:tcPr>
+          <w:p>
+            <w:pPr>
+              <w:jc w:val="center"/>
+              <w:rPr>
+                <w:i/>
+                <w:iCs/>
+                <w:sz w:val="24"/>
+                <w:szCs w:val="24"/>
+                <w:lang w:val="en-US"/>
+              </w:rPr>
+            </w:pPr>
+            <w:r>
+              <w:rPr>
+                <w:i/>
+                <w:iCs/>
+                <w:sz w:val="24"/>
+                <w:szCs w:val="24"/>
+                <w:lang w:val="en-US"/>
+              </w:rPr>
+              <w:t>R8, R14, R20, R26</w:t>
+            </w:r>
+          </w:p>
+        </w:tc>
+        <w:tc>
+          <w:tcPr>
+            <w:tcW w:w="2771" w:type="dxa"/>
+          </w:tcPr>
+          <w:p>
+            <w:pPr>
+              <w:jc w:val="center"/>
+              <w:rPr>
+                <w:i/>
+                <w:iCs/>
+                <w:sz w:val="24"/>
+                <w:szCs w:val="24"/>
+              </w:rPr>
+            </w:pPr>
+            <w:r>
+              <w:rPr>
+                <w:i/>
+                <w:iCs/>
+                <w:sz w:val="24"/>
+                <w:szCs w:val="24"/>
+                <w:lang w:val="en-US"/>
+              </w:rPr>
+              <w:t>4.3</w:t>
+            </w:r>
+            <w:r>
+              <w:rPr>
+                <w:i/>
+                <w:iCs/>
+                <w:sz w:val="24"/>
+                <w:szCs w:val="24"/>
+              </w:rPr>
+              <w:t xml:space="preserve"> кОм</w:t>
+            </w:r>
+          </w:p>
+        </w:tc>
+        <w:tc>
+          <w:tcPr>
+            <w:tcW w:w="1160" w:type="dxa"/>
+          </w:tcPr>
+          <w:p>
+            <w:pPr>
+              <w:jc w:val="center"/>
+              <w:rPr>
+                <w:i/>
+                <w:iCs/>
+                <w:sz w:val="24"/>
+                <w:szCs w:val="24"/>
+              </w:rPr>
+            </w:pPr>
+            <w:r>
+              <w:rPr>
+                <w:i/>
+                <w:iCs/>
+                <w:sz w:val="24"/>
+                <w:szCs w:val="24"/>
+              </w:rPr>
+              <w:t>4</w:t>
+            </w:r>
+          </w:p>
+        </w:tc>
+        <w:tc>
+          <w:tcPr>
+            <w:tcW w:w="2552" w:type="dxa"/>
+          </w:tcPr>
+          <w:p>
+            <w:pPr>
+              <w:jc w:val="center"/>
+              <w:rPr>
+                <w:i/>
+                <w:iCs/>
+                <w:sz w:val="24"/>
+                <w:szCs w:val="24"/>
+              </w:rPr>
+            </w:pPr>
+          </w:p>
+        </w:tc>
+      </w:tr>
+      <w:tr>
+        <w:tc>
+          <w:tcPr>
+            <w:tcW w:w="2538" w:type="dxa"/>
+          </w:tcPr>
+          <w:p>
+            <w:pPr>
+              <w:jc w:val="center"/>
+              <w:rPr>
+                <w:i/>
+                <w:iCs/>
+                <w:sz w:val="24"/>
+                <w:szCs w:val="24"/>
+                <w:lang w:val="en-US"/>
+              </w:rPr>
+            </w:pPr>
+            <w:r>
+              <w:rPr>
+                <w:i/>
+                <w:iCs/>
+                <w:sz w:val="24"/>
+                <w:szCs w:val="24"/>
+                <w:lang w:val="en-US"/>
+              </w:rPr>
+              <w:t>R9, R15, R21, R27</w:t>
+            </w:r>
+          </w:p>
+        </w:tc>
+        <w:tc>
+          <w:tcPr>
+            <w:tcW w:w="2771" w:type="dxa"/>
+          </w:tcPr>
+          <w:p>
+            <w:pPr>
+              <w:jc w:val="center"/>
+              <w:rPr>
+                <w:i/>
+                <w:iCs/>
+                <w:sz w:val="24"/>
+                <w:szCs w:val="24"/>
+              </w:rPr>
+            </w:pPr>
+            <w:r>
+              <w:rPr>
+                <w:i/>
+                <w:iCs/>
+                <w:sz w:val="24"/>
+                <w:szCs w:val="24"/>
+                <w:lang w:val="en-US"/>
+              </w:rPr>
+              <w:t>93.1</w:t>
+            </w:r>
+            <w:r>
+              <w:rPr>
+                <w:i/>
+                <w:iCs/>
+                <w:sz w:val="24"/>
+                <w:szCs w:val="24"/>
+              </w:rPr>
+              <w:t xml:space="preserve"> кОм</w:t>
+            </w:r>
+          </w:p>
+        </w:tc>
+        <w:tc>
+          <w:tcPr>
+            <w:tcW w:w="1160" w:type="dxa"/>
+          </w:tcPr>
+          <w:p>
+            <w:pPr>
+              <w:jc w:val="center"/>
+              <w:rPr>
+                <w:i/>
+                <w:iCs/>
+                <w:sz w:val="24"/>
+                <w:szCs w:val="24"/>
+              </w:rPr>
+            </w:pPr>
+            <w:r>
+              <w:rPr>
+                <w:i/>
+                <w:iCs/>
+                <w:sz w:val="24"/>
+                <w:szCs w:val="24"/>
+              </w:rPr>
+              <w:t>4</w:t>
+            </w:r>
+          </w:p>
+        </w:tc>
+        <w:tc>
+          <w:tcPr>
+            <w:tcW w:w="2552" w:type="dxa"/>
+          </w:tcPr>
+          <w:p>
+            <w:pPr>
+              <w:jc w:val="center"/>
+              <w:rPr>
+                <w:i/>
+                <w:iCs/>
+                <w:sz w:val="24"/>
+                <w:szCs w:val="24"/>
+              </w:rPr>
+            </w:pPr>
+          </w:p>
+        </w:tc>
+      </w:tr>
+      <w:tr>
+        <w:tc>
+          <w:tcPr>
+            <w:tcW w:w="2538" w:type="dxa"/>
+          </w:tcPr>
+          <w:p>
+            <w:pPr>
+              <w:jc w:val="center"/>
+              <w:rPr>
+                <w:i/>
+                <w:iCs/>
+                <w:sz w:val="24"/>
+                <w:szCs w:val="24"/>
+                <w:lang w:val="en-US"/>
+              </w:rPr>
+            </w:pPr>
+            <w:r>
+              <w:rPr>
+                <w:i/>
+                <w:iCs/>
+                <w:sz w:val="24"/>
+                <w:szCs w:val="24"/>
+                <w:lang w:val="en-US"/>
+              </w:rPr>
+              <w:t>R10, R16, R22, R28</w:t>
+            </w:r>
+          </w:p>
+        </w:tc>
+        <w:tc>
+          <w:tcPr>
+            <w:tcW w:w="2771" w:type="dxa"/>
+          </w:tcPr>
+          <w:p>
+            <w:pPr>
+              <w:jc w:val="center"/>
+              <w:rPr>
+                <w:i/>
+                <w:iCs/>
+                <w:sz w:val="24"/>
+                <w:szCs w:val="24"/>
+              </w:rPr>
+            </w:pPr>
+            <w:r>
+              <w:rPr>
+                <w:i/>
+                <w:iCs/>
+                <w:sz w:val="24"/>
+                <w:szCs w:val="24"/>
+                <w:lang w:val="en-US"/>
+              </w:rPr>
+              <w:t xml:space="preserve">13.3 </w:t>
+            </w:r>
+            <w:r>
+              <w:rPr>
+                <w:i/>
+                <w:iCs/>
+                <w:sz w:val="24"/>
+                <w:szCs w:val="24"/>
+              </w:rPr>
+              <w:t>кОм</w:t>
+            </w:r>
+          </w:p>
+        </w:tc>
+        <w:tc>
+          <w:tcPr>
+            <w:tcW w:w="1160" w:type="dxa"/>
+          </w:tcPr>
+          <w:p>
+            <w:pPr>
+              <w:jc w:val="center"/>
+              <w:rPr>
+                <w:i/>
+                <w:iCs/>
+                <w:sz w:val="24"/>
+                <w:szCs w:val="24"/>
+              </w:rPr>
+            </w:pPr>
+            <w:r>
+              <w:rPr>
+                <w:i/>
+                <w:iCs/>
+                <w:sz w:val="24"/>
+                <w:szCs w:val="24"/>
+              </w:rPr>
+              <w:t>4</w:t>
+            </w:r>
+          </w:p>
+        </w:tc>
+        <w:tc>
+          <w:tcPr>
+            <w:tcW w:w="2552" w:type="dxa"/>
+          </w:tcPr>
+          <w:p>
+            <w:pPr>
+              <w:jc w:val="center"/>
+              <w:rPr>
+                <w:i/>
+                <w:iCs/>
+                <w:sz w:val="24"/>
+                <w:szCs w:val="24"/>
+              </w:rPr>
+            </w:pPr>
+          </w:p>
+        </w:tc>
+      </w:tr>
+      <w:tr>
+        <w:tc>
+          <w:tcPr>
+            <w:tcW w:w="2538" w:type="dxa"/>
+          </w:tcPr>
+          <w:p>
+            <w:pPr>
+              <w:jc w:val="center"/>
+              <w:rPr>
+                <w:i/>
+                <w:iCs/>
+                <w:sz w:val="24"/>
+                <w:szCs w:val="24"/>
+                <w:lang w:val="en-US"/>
+              </w:rPr>
+            </w:pPr>
+          </w:p>
+        </w:tc>
+        <w:tc>
+          <w:tcPr>
+            <w:tcW w:w="2771" w:type="dxa"/>
+          </w:tcPr>
+          <w:p>
+            <w:pPr>
+              <w:jc w:val="center"/>
+              <w:rPr>
+                <w:b/>
+                <w:bCs/>
+                <w:i/>
+                <w:iCs/>
+                <w:sz w:val="32"/>
+                <w:szCs w:val="32"/>
+              </w:rPr>
+            </w:pPr>
+            <w:r>
+              <w:rPr>
+                <w:b/>
+                <w:bCs/>
+                <w:i/>
+                <w:iCs/>
+                <w:sz w:val="32"/>
+                <w:szCs w:val="32"/>
+              </w:rPr>
+              <w:t>Конденсаторы</w:t>
+            </w:r>
+          </w:p>
+        </w:tc>
+        <w:tc>
+          <w:tcPr>
+            <w:tcW w:w="1160" w:type="dxa"/>
+          </w:tcPr>
+          <w:p>
+            <w:pPr>
+              <w:jc w:val="center"/>
+              <w:rPr>
+                <w:i/>
+                <w:iCs/>
+                <w:sz w:val="24"/>
+                <w:szCs w:val="24"/>
+              </w:rPr>
+            </w:pPr>
+          </w:p>
+        </w:tc>
+        <w:tc>
+          <w:tcPr>
+            <w:tcW w:w="2552" w:type="dxa"/>
+          </w:tcPr>
+          <w:p>
+            <w:pPr>
+              <w:jc w:val="center"/>
+              <w:rPr>
+                <w:i/>
+                <w:iCs/>
+                <w:sz w:val="24"/>
+                <w:szCs w:val="24"/>
+              </w:rPr>
+            </w:pPr>
+          </w:p>
+        </w:tc>
+      </w:tr>
+      <w:tr>
+        <w:tc>
+          <w:tcPr>
+            <w:tcW w:w="2538" w:type="dxa"/>
+          </w:tcPr>
+          <w:p>
+            <w:pPr>
+              <w:jc w:val="center"/>
+              <w:rPr>
+                <w:i/>
+                <w:iCs/>
+                <w:sz w:val="24"/>
+                <w:szCs w:val="24"/>
+                <w:lang w:val="en-US"/>
+              </w:rPr>
+            </w:pPr>
+            <w:r>
+              <w:rPr>
+                <w:i/>
+                <w:iCs/>
+                <w:sz w:val="24"/>
+                <w:szCs w:val="24"/>
+              </w:rPr>
+              <w:t>С</w:t>
+            </w:r>
+            <w:proofErr w:type="gramStart"/>
+            <w:r>
+              <w:rPr>
+                <w:i/>
+                <w:iCs/>
+                <w:sz w:val="24"/>
+                <w:szCs w:val="24"/>
+              </w:rPr>
+              <w:t>1</w:t>
+            </w:r>
+            <w:proofErr w:type="gramEnd"/>
+            <w:r>
+              <w:rPr>
+                <w:i/>
+                <w:iCs/>
+                <w:sz w:val="24"/>
+                <w:szCs w:val="24"/>
+                <w:lang w:val="en-US"/>
+              </w:rPr>
+              <w:t>, C3</w:t>
+            </w:r>
+          </w:p>
+        </w:tc>
+        <w:tc>
+          <w:tcPr>
+            <w:tcW w:w="2771" w:type="dxa"/>
+          </w:tcPr>
+          <w:p>
+            <w:pPr>
+              <w:jc w:val="center"/>
+              <w:rPr>
+                <w:i/>
+                <w:iCs/>
+                <w:sz w:val="24"/>
+                <w:szCs w:val="24"/>
+              </w:rPr>
+            </w:pPr>
+            <w:r>
+              <w:rPr>
+                <w:i/>
+                <w:iCs/>
+                <w:sz w:val="24"/>
+                <w:szCs w:val="24"/>
+                <w:lang w:val="en-US"/>
+              </w:rPr>
+              <w:t xml:space="preserve">1 </w:t>
+            </w:r>
+            <w:r>
+              <w:rPr>
+                <w:i/>
+                <w:iCs/>
+                <w:sz w:val="24"/>
+                <w:szCs w:val="24"/>
+              </w:rPr>
+              <w:t>мкФ</w:t>
+            </w:r>
+          </w:p>
+        </w:tc>
+        <w:tc>
+          <w:tcPr>
+            <w:tcW w:w="1160" w:type="dxa"/>
+          </w:tcPr>
+          <w:p>
+            <w:pPr>
+              <w:jc w:val="center"/>
+              <w:rPr>
+                <w:i/>
+                <w:iCs/>
+                <w:sz w:val="24"/>
+                <w:szCs w:val="24"/>
+              </w:rPr>
+            </w:pPr>
+            <w:r>
+              <w:rPr>
+                <w:i/>
+                <w:iCs/>
+                <w:sz w:val="24"/>
+                <w:szCs w:val="24"/>
+              </w:rPr>
+              <w:t>2</w:t>
+            </w:r>
+          </w:p>
+        </w:tc>
+        <w:tc>
+          <w:tcPr>
+            <w:tcW w:w="2552" w:type="dxa"/>
+          </w:tcPr>
+          <w:p>
+            <w:pPr>
+              <w:jc w:val="center"/>
+              <w:rPr>
+                <w:i/>
+                <w:iCs/>
+                <w:sz w:val="24"/>
+                <w:szCs w:val="24"/>
+              </w:rPr>
+            </w:pPr>
+          </w:p>
+        </w:tc>
+      </w:tr>
+      <w:tr>
+        <w:tc>
+          <w:tcPr>
+            <w:tcW w:w="2538" w:type="dxa"/>
+          </w:tcPr>
+          <w:p>
+            <w:pPr>
+              <w:jc w:val="center"/>
+              <w:rPr>
+                <w:i/>
+                <w:iCs/>
+                <w:sz w:val="24"/>
+                <w:szCs w:val="24"/>
+                <w:lang w:val="en-US"/>
+              </w:rPr>
+            </w:pPr>
+            <w:r>
+              <w:rPr>
+                <w:i/>
+                <w:iCs/>
+                <w:sz w:val="24"/>
+                <w:szCs w:val="24"/>
+                <w:lang w:val="en-US"/>
+              </w:rPr>
+              <w:t>C2, C4</w:t>
+            </w:r>
+          </w:p>
+        </w:tc>
+        <w:tc>
+          <w:tcPr>
+            <w:tcW w:w="2771" w:type="dxa"/>
+          </w:tcPr>
+          <w:p>
+            <w:pPr>
+              <w:jc w:val="center"/>
+              <w:rPr>
+                <w:i/>
+                <w:iCs/>
+                <w:sz w:val="24"/>
+                <w:szCs w:val="24"/>
+              </w:rPr>
+            </w:pPr>
+            <w:r>
+              <w:rPr>
+                <w:i/>
+                <w:iCs/>
+                <w:sz w:val="24"/>
+                <w:szCs w:val="24"/>
+                <w:lang w:val="en-US"/>
+              </w:rPr>
+              <w:t xml:space="preserve">10 </w:t>
+            </w:r>
+            <w:r>
+              <w:rPr>
+                <w:i/>
+                <w:iCs/>
+                <w:sz w:val="24"/>
+                <w:szCs w:val="24"/>
+              </w:rPr>
+              <w:t>мкФ</w:t>
+            </w:r>
+          </w:p>
+        </w:tc>
+        <w:tc>
+          <w:tcPr>
+            <w:tcW w:w="1160" w:type="dxa"/>
+          </w:tcPr>
+          <w:p>
+            <w:pPr>
+              <w:jc w:val="center"/>
+              <w:rPr>
+                <w:i/>
+                <w:iCs/>
+                <w:sz w:val="24"/>
+                <w:szCs w:val="24"/>
+              </w:rPr>
+            </w:pPr>
+            <w:r>
+              <w:rPr>
+                <w:i/>
+                <w:iCs/>
+                <w:sz w:val="24"/>
+                <w:szCs w:val="24"/>
+              </w:rPr>
+              <w:t>2</w:t>
+            </w:r>
+          </w:p>
+        </w:tc>
+        <w:tc>
+          <w:tcPr>
+            <w:tcW w:w="2552" w:type="dxa"/>
+          </w:tcPr>
+          <w:p>
+            <w:pPr>
+              <w:jc w:val="center"/>
+              <w:rPr>
+                <w:i/>
+                <w:iCs/>
+                <w:sz w:val="24"/>
+                <w:szCs w:val="24"/>
+              </w:rPr>
+            </w:pPr>
+          </w:p>
+        </w:tc>
+      </w:tr>
+      <w:tr>
+        <w:tc>
+          <w:tcPr>
+            <w:tcW w:w="2538" w:type="dxa"/>
+          </w:tcPr>
+          <w:p>
+            <w:pPr>
+              <w:jc w:val="center"/>
+              <w:rPr>
+                <w:i/>
+                <w:iCs/>
+                <w:sz w:val="24"/>
+                <w:szCs w:val="24"/>
+                <w:lang w:val="en-US"/>
+              </w:rPr>
+            </w:pPr>
+            <w:r>
+              <w:rPr>
+                <w:i/>
+                <w:iCs/>
+                <w:sz w:val="24"/>
+                <w:szCs w:val="24"/>
+                <w:lang w:val="en-US"/>
+              </w:rPr>
+              <w:t>C5</w:t>
+            </w:r>
+          </w:p>
+        </w:tc>
+        <w:tc>
+          <w:tcPr>
+            <w:tcW w:w="2771" w:type="dxa"/>
+          </w:tcPr>
+          <w:p>
+            <w:pPr>
+              <w:jc w:val="center"/>
+              <w:rPr>
+                <w:i/>
+                <w:iCs/>
+                <w:sz w:val="24"/>
+                <w:szCs w:val="24"/>
+              </w:rPr>
+            </w:pPr>
+            <w:r>
+              <w:rPr>
+                <w:i/>
+                <w:iCs/>
+                <w:sz w:val="24"/>
+                <w:szCs w:val="24"/>
+              </w:rPr>
+              <w:t>0.1 мкФ</w:t>
+            </w:r>
+          </w:p>
+        </w:tc>
+        <w:tc>
+          <w:tcPr>
+            <w:tcW w:w="1160" w:type="dxa"/>
+          </w:tcPr>
+          <w:p>
+            <w:pPr>
+              <w:jc w:val="center"/>
+              <w:rPr>
+                <w:i/>
+                <w:iCs/>
+                <w:sz w:val="24"/>
+                <w:szCs w:val="24"/>
+              </w:rPr>
+            </w:pPr>
+            <w:r>
+              <w:rPr>
+                <w:i/>
+                <w:iCs/>
+                <w:sz w:val="24"/>
+                <w:szCs w:val="24"/>
+              </w:rPr>
+              <w:t>1</w:t>
+            </w:r>
+          </w:p>
+        </w:tc>
+        <w:tc>
+          <w:tcPr>
+            <w:tcW w:w="2552" w:type="dxa"/>
+          </w:tcPr>
+          <w:p>
+            <w:pPr>
+              <w:jc w:val="center"/>
+              <w:rPr>
+                <w:i/>
+                <w:iCs/>
+                <w:sz w:val="24"/>
+                <w:szCs w:val="24"/>
+              </w:rPr>
+            </w:pPr>
+          </w:p>
+        </w:tc>
+      </w:tr>
+      <w:tr>
+        <w:tc>
+          <w:tcPr>
+            <w:tcW w:w="2538" w:type="dxa"/>
+          </w:tcPr>
+          <w:p>
+            <w:pPr>
+              <w:jc w:val="center"/>
+              <w:rPr>
+                <w:i/>
+                <w:iCs/>
+                <w:sz w:val="24"/>
+                <w:szCs w:val="24"/>
+                <w:lang w:val="en-US"/>
+              </w:rPr>
+            </w:pPr>
+            <w:r>
+              <w:rPr>
+                <w:i/>
+                <w:iCs/>
+                <w:sz w:val="24"/>
+                <w:szCs w:val="24"/>
+                <w:lang w:val="en-US"/>
+              </w:rPr>
+              <w:t>C6, C7</w:t>
+            </w:r>
+          </w:p>
+        </w:tc>
+        <w:tc>
+          <w:tcPr>
+            <w:tcW w:w="2771" w:type="dxa"/>
+          </w:tcPr>
+          <w:p>
+            <w:pPr>
+              <w:jc w:val="center"/>
+              <w:rPr>
+                <w:i/>
+                <w:iCs/>
+                <w:sz w:val="24"/>
+                <w:szCs w:val="24"/>
+              </w:rPr>
+            </w:pPr>
+            <w:r>
+              <w:rPr>
+                <w:i/>
+                <w:iCs/>
+                <w:sz w:val="24"/>
+                <w:szCs w:val="24"/>
+              </w:rPr>
+              <w:t>22 пФ</w:t>
+            </w:r>
+          </w:p>
+        </w:tc>
+        <w:tc>
+          <w:tcPr>
+            <w:tcW w:w="1160" w:type="dxa"/>
+          </w:tcPr>
+          <w:p>
+            <w:pPr>
+              <w:jc w:val="center"/>
+              <w:rPr>
+                <w:i/>
+                <w:iCs/>
+                <w:sz w:val="24"/>
+                <w:szCs w:val="24"/>
+              </w:rPr>
+            </w:pPr>
+            <w:r>
+              <w:rPr>
+                <w:i/>
+                <w:iCs/>
+                <w:sz w:val="24"/>
+                <w:szCs w:val="24"/>
+              </w:rPr>
+              <w:t>2</w:t>
+            </w:r>
+          </w:p>
+        </w:tc>
+        <w:tc>
+          <w:tcPr>
+            <w:tcW w:w="2552" w:type="dxa"/>
+          </w:tcPr>
+          <w:p>
+            <w:pPr>
+              <w:jc w:val="center"/>
+              <w:rPr>
+                <w:i/>
+                <w:iCs/>
+                <w:sz w:val="24"/>
+                <w:szCs w:val="24"/>
+              </w:rPr>
+            </w:pPr>
+            <w:r>
+              <w:rPr>
+                <w:i/>
+                <w:iCs/>
+                <w:sz w:val="24"/>
+                <w:szCs w:val="24"/>
+              </w:rPr>
+              <w:t>Кварцевый резонатор</w:t>
+            </w:r>
+          </w:p>
+        </w:tc>
+      </w:tr>
+      <w:tr>
+        <w:tc>
+          <w:tcPr>
+            <w:tcW w:w="2538" w:type="dxa"/>
+          </w:tcPr>
+          <w:p>
+            <w:pPr>
+              <w:jc w:val="center"/>
+              <w:rPr>
+                <w:i/>
+                <w:iCs/>
+                <w:sz w:val="24"/>
+                <w:szCs w:val="24"/>
+                <w:lang w:val="en-US"/>
+              </w:rPr>
+            </w:pPr>
+            <w:r>
+              <w:rPr>
+                <w:i/>
+                <w:iCs/>
+                <w:sz w:val="24"/>
+                <w:szCs w:val="24"/>
+                <w:lang w:val="en-US"/>
+              </w:rPr>
+              <w:t>C8</w:t>
+            </w:r>
+          </w:p>
+        </w:tc>
+        <w:tc>
+          <w:tcPr>
+            <w:tcW w:w="2771" w:type="dxa"/>
+          </w:tcPr>
+          <w:p>
+            <w:pPr>
+              <w:jc w:val="center"/>
+              <w:rPr>
+                <w:i/>
+                <w:iCs/>
+                <w:sz w:val="24"/>
+                <w:szCs w:val="24"/>
+              </w:rPr>
+            </w:pPr>
+            <w:r>
+              <w:rPr>
+                <w:i/>
+                <w:iCs/>
+                <w:sz w:val="24"/>
+                <w:szCs w:val="24"/>
+                <w:lang w:val="en-US"/>
+              </w:rPr>
+              <w:t>100</w:t>
+            </w:r>
+            <w:r>
+              <w:rPr>
+                <w:i/>
+                <w:iCs/>
+                <w:sz w:val="24"/>
+                <w:szCs w:val="24"/>
+              </w:rPr>
+              <w:t xml:space="preserve"> пФ</w:t>
+            </w:r>
+          </w:p>
+        </w:tc>
+        <w:tc>
+          <w:tcPr>
+            <w:tcW w:w="1160" w:type="dxa"/>
+          </w:tcPr>
+          <w:p>
+            <w:pPr>
+              <w:jc w:val="center"/>
+              <w:rPr>
+                <w:i/>
+                <w:iCs/>
+                <w:sz w:val="24"/>
+                <w:szCs w:val="24"/>
+              </w:rPr>
+            </w:pPr>
+            <w:r>
+              <w:rPr>
+                <w:i/>
+                <w:iCs/>
+                <w:sz w:val="24"/>
+                <w:szCs w:val="24"/>
+              </w:rPr>
+              <w:t>1</w:t>
+            </w:r>
+          </w:p>
+        </w:tc>
+        <w:tc>
+          <w:tcPr>
+            <w:tcW w:w="2552" w:type="dxa"/>
+          </w:tcPr>
+          <w:p>
+            <w:pPr>
+              <w:jc w:val="center"/>
+              <w:rPr>
+                <w:i/>
+                <w:iCs/>
+                <w:sz w:val="24"/>
+                <w:szCs w:val="24"/>
+              </w:rPr>
+            </w:pPr>
+          </w:p>
+        </w:tc>
+      </w:tr>
+      <w:tr>
+        <w:tc>
+          <w:tcPr>
+            <w:tcW w:w="2538" w:type="dxa"/>
+          </w:tcPr>
+          <w:p>
+            <w:pPr>
+              <w:jc w:val="center"/>
+              <w:rPr>
+                <w:i/>
+                <w:iCs/>
+                <w:sz w:val="24"/>
+                <w:szCs w:val="24"/>
+              </w:rPr>
+            </w:pPr>
+            <w:r>
+              <w:rPr>
+                <w:i/>
+                <w:iCs/>
+                <w:sz w:val="24"/>
+                <w:szCs w:val="24"/>
+              </w:rPr>
+              <w:t>С</w:t>
+            </w:r>
+            <w:proofErr w:type="gramStart"/>
+            <w:r>
+              <w:rPr>
+                <w:i/>
+                <w:iCs/>
+                <w:sz w:val="24"/>
+                <w:szCs w:val="24"/>
+              </w:rPr>
+              <w:t>9</w:t>
+            </w:r>
+            <w:proofErr w:type="gramEnd"/>
+          </w:p>
+        </w:tc>
+        <w:tc>
+          <w:tcPr>
+            <w:tcW w:w="2771" w:type="dxa"/>
+          </w:tcPr>
+          <w:p>
+            <w:pPr>
+              <w:jc w:val="center"/>
+              <w:rPr>
+                <w:i/>
+                <w:iCs/>
+                <w:sz w:val="24"/>
+                <w:szCs w:val="24"/>
+              </w:rPr>
+            </w:pPr>
+            <w:r>
+              <w:rPr>
+                <w:i/>
+                <w:iCs/>
+                <w:sz w:val="24"/>
+                <w:szCs w:val="24"/>
+                <w:lang w:val="en-US"/>
+              </w:rPr>
+              <w:t xml:space="preserve">4.7 </w:t>
+            </w:r>
+            <w:r>
+              <w:rPr>
+                <w:i/>
+                <w:iCs/>
+                <w:sz w:val="24"/>
+                <w:szCs w:val="24"/>
+              </w:rPr>
+              <w:t>мкФ</w:t>
+            </w:r>
+          </w:p>
+        </w:tc>
+        <w:tc>
+          <w:tcPr>
+            <w:tcW w:w="1160" w:type="dxa"/>
+          </w:tcPr>
+          <w:p>
+            <w:pPr>
+              <w:jc w:val="center"/>
+              <w:rPr>
+                <w:i/>
+                <w:iCs/>
+                <w:sz w:val="24"/>
+                <w:szCs w:val="24"/>
+              </w:rPr>
+            </w:pPr>
+            <w:r>
+              <w:rPr>
+                <w:i/>
+                <w:iCs/>
+                <w:sz w:val="24"/>
+                <w:szCs w:val="24"/>
+              </w:rPr>
+              <w:t>1</w:t>
+            </w:r>
+          </w:p>
+        </w:tc>
+        <w:tc>
+          <w:tcPr>
+            <w:tcW w:w="2552" w:type="dxa"/>
+          </w:tcPr>
+          <w:p>
+            <w:pPr>
+              <w:jc w:val="center"/>
+              <w:rPr>
+                <w:i/>
+                <w:iCs/>
+                <w:sz w:val="24"/>
+                <w:szCs w:val="24"/>
+              </w:rPr>
+            </w:pPr>
+          </w:p>
+        </w:tc>
+      </w:tr>
+      <w:tr>
+        <w:tc>
+          <w:tcPr>
+            <w:tcW w:w="2538" w:type="dxa"/>
+          </w:tcPr>
+          <w:p>
+            <w:pPr>
+              <w:jc w:val="center"/>
+              <w:rPr>
+                <w:i/>
+                <w:iCs/>
+                <w:sz w:val="24"/>
+                <w:szCs w:val="24"/>
+              </w:rPr>
+            </w:pPr>
+            <w:r>
+              <w:rPr>
+                <w:i/>
+                <w:iCs/>
+                <w:sz w:val="24"/>
+                <w:szCs w:val="24"/>
+              </w:rPr>
+              <w:t>С</w:t>
+            </w:r>
+            <w:r>
+              <w:rPr>
+                <w:i/>
+                <w:iCs/>
+                <w:sz w:val="24"/>
+                <w:szCs w:val="24"/>
+              </w:rPr>
+              <w:t>10</w:t>
+            </w:r>
+          </w:p>
+        </w:tc>
+        <w:tc>
+          <w:tcPr>
+            <w:tcW w:w="2771" w:type="dxa"/>
+          </w:tcPr>
+          <w:p>
+            <w:pPr>
+              <w:jc w:val="center"/>
+              <w:rPr>
+                <w:i/>
+                <w:iCs/>
+                <w:sz w:val="24"/>
+                <w:szCs w:val="24"/>
+              </w:rPr>
+            </w:pPr>
+            <w:r>
+              <w:rPr>
+                <w:i/>
+                <w:iCs/>
+                <w:sz w:val="24"/>
+                <w:szCs w:val="24"/>
+              </w:rPr>
+              <w:t>2.2 мкФ</w:t>
+            </w:r>
+          </w:p>
+        </w:tc>
+        <w:tc>
+          <w:tcPr>
+            <w:tcW w:w="1160" w:type="dxa"/>
+          </w:tcPr>
+          <w:p>
+            <w:pPr>
+              <w:jc w:val="center"/>
+              <w:rPr>
+                <w:i/>
+                <w:iCs/>
+                <w:sz w:val="24"/>
+                <w:szCs w:val="24"/>
+              </w:rPr>
+            </w:pPr>
+            <w:r>
+              <w:rPr>
+                <w:i/>
+                <w:iCs/>
+                <w:sz w:val="24"/>
+                <w:szCs w:val="24"/>
+              </w:rPr>
+              <w:t>1</w:t>
+            </w:r>
+          </w:p>
+        </w:tc>
+        <w:tc>
+          <w:tcPr>
+            <w:tcW w:w="2552" w:type="dxa"/>
+          </w:tcPr>
+          <w:p>
+            <w:pPr>
+              <w:jc w:val="center"/>
+              <w:rPr>
+                <w:i/>
+                <w:iCs/>
+                <w:sz w:val="24"/>
+                <w:szCs w:val="24"/>
+              </w:rPr>
+            </w:pPr>
+          </w:p>
+        </w:tc>
+      </w:tr>
+      <w:tr>
+        <w:tc>
+          <w:tcPr>
+            <w:tcW w:w="2538" w:type="dxa"/>
+          </w:tcPr>
+          <w:p>
+            <w:pPr>
+              <w:jc w:val="center"/>
+              <w:rPr>
+                <w:i/>
+                <w:iCs/>
+                <w:sz w:val="24"/>
+                <w:szCs w:val="24"/>
+              </w:rPr>
+            </w:pPr>
+          </w:p>
+        </w:tc>
+        <w:tc>
+          <w:tcPr>
+            <w:tcW w:w="2771" w:type="dxa"/>
+          </w:tcPr>
+          <w:p>
+            <w:pPr>
+              <w:jc w:val="center"/>
+              <w:rPr>
+                <w:b/>
+                <w:bCs/>
+                <w:i/>
+                <w:iCs/>
+                <w:sz w:val="32"/>
+                <w:szCs w:val="32"/>
+              </w:rPr>
+            </w:pPr>
+            <w:r>
+              <w:rPr>
+                <w:b/>
+                <w:bCs/>
+                <w:i/>
+                <w:iCs/>
+                <w:sz w:val="32"/>
+                <w:szCs w:val="32"/>
+              </w:rPr>
+              <w:t>Транзисторы</w:t>
+            </w:r>
+          </w:p>
+        </w:tc>
+        <w:tc>
+          <w:tcPr>
+            <w:tcW w:w="1160" w:type="dxa"/>
+          </w:tcPr>
+          <w:p>
+            <w:pPr>
+              <w:jc w:val="center"/>
+              <w:rPr>
+                <w:i/>
+                <w:iCs/>
+                <w:sz w:val="24"/>
+                <w:szCs w:val="24"/>
+              </w:rPr>
+            </w:pPr>
+          </w:p>
+        </w:tc>
+        <w:tc>
+          <w:tcPr>
+            <w:tcW w:w="2552" w:type="dxa"/>
+          </w:tcPr>
+          <w:p>
+            <w:pPr>
+              <w:jc w:val="center"/>
+              <w:rPr>
+                <w:i/>
+                <w:iCs/>
+                <w:sz w:val="24"/>
+                <w:szCs w:val="24"/>
+              </w:rPr>
+            </w:pPr>
+          </w:p>
+        </w:tc>
+      </w:tr>
+      <w:tr>
+        <w:tc>
+          <w:tcPr>
+            <w:tcW w:w="2538" w:type="dxa"/>
+          </w:tcPr>
+          <w:p>
+            <w:pPr>
+              <w:jc w:val="center"/>
+              <w:rPr>
+                <w:i/>
+                <w:iCs/>
+                <w:sz w:val="24"/>
+                <w:szCs w:val="24"/>
+                <w:lang w:val="en-US"/>
+              </w:rPr>
+            </w:pPr>
+            <w:r>
+              <w:rPr>
+                <w:i/>
+                <w:iCs/>
+                <w:sz w:val="24"/>
+                <w:szCs w:val="24"/>
+                <w:lang w:val="en-US"/>
+              </w:rPr>
+              <w:t>VT1</w:t>
+            </w:r>
+            <w:r>
+              <w:rPr>
+                <w:i/>
+                <w:iCs/>
+                <w:sz w:val="24"/>
+                <w:szCs w:val="24"/>
+              </w:rPr>
+              <w:t>-</w:t>
+            </w:r>
+            <w:r>
+              <w:rPr>
+                <w:i/>
+                <w:iCs/>
+                <w:sz w:val="24"/>
+                <w:szCs w:val="24"/>
+                <w:lang w:val="en-US"/>
+              </w:rPr>
+              <w:t>VT4</w:t>
+            </w:r>
+          </w:p>
+        </w:tc>
+        <w:tc>
+          <w:tcPr>
+            <w:tcW w:w="2771" w:type="dxa"/>
+          </w:tcPr>
+          <w:p>
+            <w:pPr>
+              <w:jc w:val="center"/>
+              <w:rPr>
+                <w:i/>
+                <w:iCs/>
+                <w:sz w:val="24"/>
+                <w:szCs w:val="24"/>
+                <w:lang w:val="en-US"/>
+              </w:rPr>
+            </w:pPr>
+            <w:r>
+              <w:rPr>
+                <w:i/>
+                <w:iCs/>
+                <w:sz w:val="24"/>
+                <w:szCs w:val="24"/>
+                <w:lang w:val="en-US"/>
+              </w:rPr>
+              <w:t>AO3400</w:t>
+            </w:r>
+          </w:p>
+        </w:tc>
+        <w:tc>
+          <w:tcPr>
+            <w:tcW w:w="1160" w:type="dxa"/>
+          </w:tcPr>
+          <w:p>
+            <w:pPr>
+              <w:jc w:val="center"/>
+              <w:rPr>
+                <w:i/>
+                <w:iCs/>
+                <w:sz w:val="24"/>
+                <w:szCs w:val="24"/>
+                <w:lang w:val="en-US"/>
+              </w:rPr>
+            </w:pPr>
+            <w:r>
+              <w:rPr>
+                <w:i/>
+                <w:iCs/>
+                <w:sz w:val="24"/>
+                <w:szCs w:val="24"/>
+                <w:lang w:val="en-US"/>
+              </w:rPr>
+              <w:t>4</w:t>
+            </w:r>
+          </w:p>
+        </w:tc>
+        <w:tc>
+          <w:tcPr>
+            <w:tcW w:w="2552" w:type="dxa"/>
+          </w:tcPr>
+          <w:p>
+            <w:pPr>
+              <w:jc w:val="center"/>
+              <w:rPr>
+                <w:i/>
+                <w:iCs/>
+                <w:sz w:val="24"/>
+                <w:szCs w:val="24"/>
+                <w:lang w:val="en-US"/>
+              </w:rPr>
+            </w:pPr>
+            <w:r>
+              <w:rPr>
+                <w:i/>
+                <w:iCs/>
+                <w:sz w:val="24"/>
+                <w:szCs w:val="24"/>
+                <w:lang w:val="en-US"/>
+              </w:rPr>
+              <w:t>N-MOSFET</w:t>
+            </w:r>
+          </w:p>
+        </w:tc>
+      </w:tr>
+      <w:tr>
+        <w:tc>
+          <w:tcPr>
+            <w:tcW w:w="2538" w:type="dxa"/>
+          </w:tcPr>
+          <w:p>
+            <w:pPr>
+              <w:jc w:val="center"/>
+              <w:rPr>
+                <w:i/>
+                <w:iCs/>
+                <w:sz w:val="24"/>
+                <w:szCs w:val="24"/>
+                <w:lang w:val="en-US"/>
+              </w:rPr>
+            </w:pPr>
+          </w:p>
+        </w:tc>
+        <w:tc>
+          <w:tcPr>
+            <w:tcW w:w="2771" w:type="dxa"/>
+          </w:tcPr>
+          <w:p>
+            <w:pPr>
+              <w:jc w:val="center"/>
+              <w:rPr>
+                <w:b/>
+                <w:bCs/>
+                <w:i/>
+                <w:iCs/>
+                <w:sz w:val="32"/>
+                <w:szCs w:val="32"/>
+              </w:rPr>
+            </w:pPr>
+            <w:r>
+              <w:rPr>
+                <w:b/>
+                <w:bCs/>
+                <w:i/>
+                <w:iCs/>
+                <w:sz w:val="32"/>
+                <w:szCs w:val="32"/>
+              </w:rPr>
+              <w:t>Диоды</w:t>
+            </w:r>
+          </w:p>
+        </w:tc>
+        <w:tc>
+          <w:tcPr>
+            <w:tcW w:w="1160" w:type="dxa"/>
+          </w:tcPr>
+          <w:p>
+            <w:pPr>
+              <w:jc w:val="center"/>
+              <w:rPr>
+                <w:i/>
+                <w:iCs/>
+                <w:sz w:val="24"/>
+                <w:szCs w:val="24"/>
+              </w:rPr>
+            </w:pPr>
+          </w:p>
+        </w:tc>
+        <w:tc>
+          <w:tcPr>
+            <w:tcW w:w="2552" w:type="dxa"/>
+          </w:tcPr>
+          <w:p>
+            <w:pPr>
+              <w:jc w:val="center"/>
+              <w:rPr>
+                <w:i/>
+                <w:iCs/>
+                <w:sz w:val="24"/>
+                <w:szCs w:val="24"/>
+              </w:rPr>
+            </w:pPr>
+          </w:p>
+        </w:tc>
+      </w:tr>
+      <w:tr>
+        <w:tc>
+          <w:tcPr>
+            <w:tcW w:w="2538" w:type="dxa"/>
+          </w:tcPr>
+          <w:p>
+            <w:pPr>
+              <w:jc w:val="center"/>
+              <w:rPr>
+                <w:i/>
+                <w:iCs/>
+                <w:sz w:val="24"/>
+                <w:szCs w:val="24"/>
+                <w:lang w:val="en-US"/>
+              </w:rPr>
+            </w:pPr>
+            <w:r>
+              <w:rPr>
+                <w:i/>
+                <w:iCs/>
+                <w:sz w:val="24"/>
+                <w:szCs w:val="24"/>
+                <w:lang w:val="en-US"/>
+              </w:rPr>
+              <w:t>D1</w:t>
+            </w:r>
+          </w:p>
+        </w:tc>
+        <w:tc>
+          <w:tcPr>
+            <w:tcW w:w="2771" w:type="dxa"/>
+          </w:tcPr>
+          <w:p>
+            <w:pPr>
+              <w:jc w:val="center"/>
+              <w:rPr>
+                <w:i/>
+                <w:iCs/>
+                <w:sz w:val="24"/>
+                <w:szCs w:val="24"/>
+                <w:lang w:val="en-US"/>
+              </w:rPr>
+            </w:pPr>
+            <w:r>
+              <w:rPr>
+                <w:i/>
+                <w:iCs/>
+                <w:sz w:val="24"/>
+                <w:szCs w:val="24"/>
+                <w:lang w:val="en-US"/>
+              </w:rPr>
+              <w:t>SS34</w:t>
+            </w:r>
+          </w:p>
+        </w:tc>
+        <w:tc>
+          <w:tcPr>
+            <w:tcW w:w="1160" w:type="dxa"/>
+          </w:tcPr>
+          <w:p>
+            <w:pPr>
+              <w:jc w:val="center"/>
+              <w:rPr>
+                <w:i/>
+                <w:iCs/>
+                <w:sz w:val="24"/>
+                <w:szCs w:val="24"/>
+                <w:lang w:val="en-US"/>
+              </w:rPr>
+            </w:pPr>
+            <w:r>
+              <w:rPr>
+                <w:i/>
+                <w:iCs/>
+                <w:sz w:val="24"/>
+                <w:szCs w:val="24"/>
+                <w:lang w:val="en-US"/>
+              </w:rPr>
+              <w:t>1</w:t>
+            </w:r>
+          </w:p>
+        </w:tc>
+        <w:tc>
+          <w:tcPr>
+            <w:tcW w:w="2552" w:type="dxa"/>
+          </w:tcPr>
+          <w:p>
+            <w:pPr>
+              <w:jc w:val="center"/>
+              <w:rPr>
+                <w:i/>
+                <w:iCs/>
+                <w:sz w:val="24"/>
+                <w:szCs w:val="24"/>
+              </w:rPr>
+            </w:pPr>
+            <w:r>
+              <w:rPr>
+                <w:i/>
+                <w:iCs/>
+                <w:sz w:val="24"/>
+                <w:szCs w:val="24"/>
+              </w:rPr>
+              <w:t xml:space="preserve">Диод </w:t>
+            </w:r>
+            <w:proofErr w:type="spellStart"/>
+            <w:r>
+              <w:rPr>
+                <w:i/>
+                <w:iCs/>
+                <w:sz w:val="24"/>
+                <w:szCs w:val="24"/>
+              </w:rPr>
+              <w:t>Шоттки</w:t>
+            </w:r>
+            <w:proofErr w:type="spellEnd"/>
+          </w:p>
+        </w:tc>
+      </w:tr>
+      <w:tr>
+        <w:tc>
+          <w:tcPr>
+            <w:tcW w:w="2538" w:type="dxa"/>
+          </w:tcPr>
+          <w:p>
+            <w:pPr>
+              <w:jc w:val="center"/>
+              <w:rPr>
+                <w:i/>
+                <w:iCs/>
+                <w:sz w:val="24"/>
+                <w:szCs w:val="24"/>
+                <w:lang w:val="en-US"/>
+              </w:rPr>
+            </w:pPr>
+          </w:p>
+        </w:tc>
+        <w:tc>
+          <w:tcPr>
+            <w:tcW w:w="2771" w:type="dxa"/>
+          </w:tcPr>
+          <w:p>
+            <w:pPr>
+              <w:jc w:val="center"/>
+              <w:rPr>
+                <w:b/>
+                <w:bCs/>
+                <w:i/>
+                <w:iCs/>
+                <w:sz w:val="32"/>
+                <w:szCs w:val="32"/>
+              </w:rPr>
+            </w:pPr>
+            <w:r>
+              <w:rPr>
+                <w:b/>
+                <w:bCs/>
+                <w:i/>
+                <w:iCs/>
+                <w:sz w:val="32"/>
+                <w:szCs w:val="32"/>
+              </w:rPr>
+              <w:t>Микросхемы и модули</w:t>
+            </w:r>
+          </w:p>
+        </w:tc>
+        <w:tc>
+          <w:tcPr>
+            <w:tcW w:w="1160" w:type="dxa"/>
+          </w:tcPr>
+          <w:p>
+            <w:pPr>
+              <w:jc w:val="center"/>
+              <w:rPr>
+                <w:i/>
+                <w:iCs/>
+                <w:sz w:val="24"/>
+                <w:szCs w:val="24"/>
+                <w:lang w:val="en-US"/>
+              </w:rPr>
+            </w:pPr>
+          </w:p>
+        </w:tc>
+        <w:tc>
+          <w:tcPr>
+            <w:tcW w:w="2552" w:type="dxa"/>
+          </w:tcPr>
+          <w:p>
+            <w:pPr>
+              <w:jc w:val="center"/>
+              <w:rPr>
+                <w:i/>
+                <w:iCs/>
+                <w:sz w:val="24"/>
+                <w:szCs w:val="24"/>
+              </w:rPr>
+            </w:pPr>
+          </w:p>
+        </w:tc>
+      </w:tr>
+      <w:tr>
+        <w:tc>
+          <w:tcPr>
+            <w:tcW w:w="2538" w:type="dxa"/>
+          </w:tcPr>
+          <w:p>
+            <w:pPr>
+              <w:jc w:val="center"/>
+              <w:rPr>
+                <w:i/>
+                <w:iCs/>
+                <w:sz w:val="24"/>
+                <w:szCs w:val="24"/>
+                <w:lang w:val="en-US"/>
+              </w:rPr>
+            </w:pPr>
+            <w:r>
+              <w:rPr>
+                <w:i/>
+                <w:iCs/>
+                <w:sz w:val="24"/>
+                <w:szCs w:val="24"/>
+                <w:lang w:val="en-US"/>
+              </w:rPr>
+              <w:t>DD1</w:t>
+            </w:r>
+          </w:p>
+        </w:tc>
+        <w:tc>
+          <w:tcPr>
+            <w:tcW w:w="2771" w:type="dxa"/>
+          </w:tcPr>
+          <w:p>
+            <w:pPr>
+              <w:jc w:val="center"/>
+              <w:rPr>
+                <w:i/>
+                <w:iCs/>
+                <w:sz w:val="24"/>
+                <w:szCs w:val="24"/>
+                <w:lang w:val="en-US"/>
+              </w:rPr>
+            </w:pPr>
+            <w:r>
+              <w:rPr>
+                <w:i/>
+                <w:iCs/>
+                <w:sz w:val="24"/>
+                <w:szCs w:val="24"/>
+                <w:lang w:val="en-US"/>
+              </w:rPr>
+              <w:t>STM32F103C8T6</w:t>
+            </w:r>
+          </w:p>
+        </w:tc>
+        <w:tc>
+          <w:tcPr>
+            <w:tcW w:w="1160" w:type="dxa"/>
+          </w:tcPr>
+          <w:p>
+            <w:pPr>
+              <w:jc w:val="center"/>
+              <w:rPr>
+                <w:i/>
+                <w:iCs/>
+                <w:sz w:val="24"/>
+                <w:szCs w:val="24"/>
+              </w:rPr>
+            </w:pPr>
+            <w:r>
+              <w:rPr>
+                <w:i/>
+                <w:iCs/>
+                <w:sz w:val="24"/>
+                <w:szCs w:val="24"/>
+              </w:rPr>
+              <w:t>1</w:t>
+            </w:r>
+          </w:p>
+        </w:tc>
+        <w:tc>
+          <w:tcPr>
+            <w:tcW w:w="2552" w:type="dxa"/>
+          </w:tcPr>
+          <w:p>
+            <w:pPr>
+              <w:jc w:val="center"/>
+              <w:rPr>
+                <w:i/>
+                <w:iCs/>
+                <w:sz w:val="24"/>
+                <w:szCs w:val="24"/>
+              </w:rPr>
+            </w:pPr>
+            <w:r>
+              <w:rPr>
+                <w:i/>
+                <w:iCs/>
+                <w:sz w:val="24"/>
+                <w:szCs w:val="24"/>
+              </w:rPr>
+              <w:t>Микроконтроллер</w:t>
+            </w:r>
+          </w:p>
+        </w:tc>
+      </w:tr>
+      <w:tr>
+        <w:tc>
+          <w:tcPr>
+            <w:tcW w:w="2538" w:type="dxa"/>
+          </w:tcPr>
+          <w:p>
+            <w:pPr>
+              <w:jc w:val="center"/>
+              <w:rPr>
+                <w:i/>
+                <w:iCs/>
+                <w:sz w:val="24"/>
+                <w:szCs w:val="24"/>
+                <w:lang w:val="en-US"/>
+              </w:rPr>
+            </w:pPr>
+            <w:r>
+              <w:rPr>
+                <w:i/>
+                <w:iCs/>
+                <w:sz w:val="24"/>
+                <w:szCs w:val="24"/>
+                <w:lang w:val="en-US"/>
+              </w:rPr>
+              <w:t>DA1</w:t>
+            </w:r>
+          </w:p>
+        </w:tc>
+        <w:tc>
+          <w:tcPr>
+            <w:tcW w:w="2771" w:type="dxa"/>
+          </w:tcPr>
+          <w:p>
+            <w:pPr>
+              <w:jc w:val="center"/>
+              <w:rPr>
+                <w:i/>
+                <w:iCs/>
+                <w:sz w:val="24"/>
+                <w:szCs w:val="24"/>
+                <w:lang w:val="en-US"/>
+              </w:rPr>
+            </w:pPr>
+            <w:r>
+              <w:rPr>
+                <w:i/>
+                <w:iCs/>
+                <w:sz w:val="24"/>
+                <w:szCs w:val="24"/>
+                <w:lang w:val="en-US"/>
+              </w:rPr>
+              <w:t>IB2403S-W75R3</w:t>
+            </w:r>
+          </w:p>
+        </w:tc>
+        <w:tc>
+          <w:tcPr>
+            <w:tcW w:w="1160" w:type="dxa"/>
+          </w:tcPr>
+          <w:p>
+            <w:pPr>
+              <w:jc w:val="center"/>
+              <w:rPr>
+                <w:i/>
+                <w:iCs/>
+                <w:sz w:val="24"/>
+                <w:szCs w:val="24"/>
+                <w:lang w:val="en-US"/>
+              </w:rPr>
+            </w:pPr>
+            <w:r>
+              <w:rPr>
+                <w:i/>
+                <w:iCs/>
+                <w:sz w:val="24"/>
+                <w:szCs w:val="24"/>
+                <w:lang w:val="en-US"/>
+              </w:rPr>
+              <w:t>1</w:t>
+            </w:r>
+          </w:p>
+        </w:tc>
+        <w:tc>
+          <w:tcPr>
+            <w:tcW w:w="2552" w:type="dxa"/>
+          </w:tcPr>
+          <w:p>
+            <w:pPr>
+              <w:jc w:val="center"/>
+              <w:rPr>
+                <w:i/>
+                <w:iCs/>
+                <w:sz w:val="24"/>
+                <w:szCs w:val="24"/>
+                <w:lang w:val="en-US"/>
+              </w:rPr>
+            </w:pPr>
+            <w:r>
+              <w:rPr>
+                <w:i/>
+                <w:iCs/>
+                <w:sz w:val="24"/>
+                <w:szCs w:val="24"/>
+                <w:lang w:val="en-US"/>
+              </w:rPr>
+              <w:t>DC-DC 3.3</w:t>
+            </w:r>
+            <w:r>
+              <w:rPr>
+                <w:i/>
+                <w:iCs/>
+                <w:sz w:val="24"/>
+                <w:szCs w:val="24"/>
+              </w:rPr>
+              <w:t xml:space="preserve">В </w:t>
+            </w:r>
+            <w:proofErr w:type="spellStart"/>
+            <w:r>
+              <w:rPr>
+                <w:i/>
+                <w:iCs/>
+                <w:sz w:val="24"/>
+                <w:szCs w:val="24"/>
+                <w:lang w:val="en-US"/>
+              </w:rPr>
+              <w:t>Mornsun</w:t>
+            </w:r>
+            <w:proofErr w:type="spellEnd"/>
+          </w:p>
+        </w:tc>
+      </w:tr>
+      <w:tr>
+        <w:tc>
+          <w:tcPr>
+            <w:tcW w:w="2538" w:type="dxa"/>
+          </w:tcPr>
+          <w:p>
+            <w:pPr>
+              <w:jc w:val="center"/>
+              <w:rPr>
+                <w:i/>
+                <w:iCs/>
+                <w:sz w:val="24"/>
+                <w:szCs w:val="24"/>
+                <w:lang w:val="en-US"/>
+              </w:rPr>
+            </w:pPr>
+            <w:r>
+              <w:rPr>
+                <w:i/>
+                <w:iCs/>
+                <w:sz w:val="24"/>
+                <w:szCs w:val="24"/>
+                <w:lang w:val="en-US"/>
+              </w:rPr>
+              <w:t>DA2</w:t>
+            </w:r>
+          </w:p>
+        </w:tc>
+        <w:tc>
+          <w:tcPr>
+            <w:tcW w:w="2771" w:type="dxa"/>
+          </w:tcPr>
+          <w:p>
+            <w:pPr>
+              <w:jc w:val="center"/>
+              <w:rPr>
+                <w:i/>
+                <w:iCs/>
+                <w:sz w:val="24"/>
+                <w:szCs w:val="24"/>
+                <w:lang w:val="en-US"/>
+              </w:rPr>
+            </w:pPr>
+            <w:r>
+              <w:rPr>
+                <w:i/>
+                <w:iCs/>
+                <w:sz w:val="24"/>
+                <w:szCs w:val="24"/>
+                <w:lang w:val="en-US"/>
+              </w:rPr>
+              <w:t>IB2405S-W75R3</w:t>
+            </w:r>
+          </w:p>
+        </w:tc>
+        <w:tc>
+          <w:tcPr>
+            <w:tcW w:w="1160" w:type="dxa"/>
+          </w:tcPr>
+          <w:p>
+            <w:pPr>
+              <w:jc w:val="center"/>
+              <w:rPr>
+                <w:i/>
+                <w:iCs/>
+                <w:sz w:val="24"/>
+                <w:szCs w:val="24"/>
+                <w:lang w:val="en-US"/>
+              </w:rPr>
+            </w:pPr>
+            <w:r>
+              <w:rPr>
+                <w:i/>
+                <w:iCs/>
+                <w:sz w:val="24"/>
+                <w:szCs w:val="24"/>
+                <w:lang w:val="en-US"/>
+              </w:rPr>
+              <w:t>1</w:t>
+            </w:r>
+          </w:p>
+        </w:tc>
+        <w:tc>
+          <w:tcPr>
+            <w:tcW w:w="2552" w:type="dxa"/>
+          </w:tcPr>
+          <w:p>
+            <w:pPr>
+              <w:jc w:val="center"/>
+              <w:rPr>
+                <w:i/>
+                <w:iCs/>
+                <w:sz w:val="24"/>
+                <w:szCs w:val="24"/>
+                <w:lang w:val="en-US"/>
+              </w:rPr>
+            </w:pPr>
+            <w:r>
+              <w:rPr>
+                <w:i/>
+                <w:iCs/>
+                <w:sz w:val="24"/>
+                <w:szCs w:val="24"/>
+                <w:lang w:val="en-US"/>
+              </w:rPr>
+              <w:t>DC-DC 5</w:t>
+            </w:r>
+            <w:r>
+              <w:rPr>
+                <w:i/>
+                <w:iCs/>
+                <w:sz w:val="24"/>
+                <w:szCs w:val="24"/>
+              </w:rPr>
+              <w:t xml:space="preserve">В </w:t>
+            </w:r>
+            <w:proofErr w:type="spellStart"/>
+            <w:r>
+              <w:rPr>
+                <w:i/>
+                <w:iCs/>
+                <w:sz w:val="24"/>
+                <w:szCs w:val="24"/>
+                <w:lang w:val="en-US"/>
+              </w:rPr>
+              <w:t>Mornsun</w:t>
+            </w:r>
+            <w:proofErr w:type="spellEnd"/>
+          </w:p>
+        </w:tc>
+      </w:tr>
+      <w:tr>
+        <w:tc>
+          <w:tcPr>
+            <w:tcW w:w="2538" w:type="dxa"/>
+          </w:tcPr>
+          <w:p>
+            <w:pPr>
+              <w:jc w:val="center"/>
+              <w:rPr>
+                <w:i/>
+                <w:iCs/>
+                <w:sz w:val="24"/>
+                <w:szCs w:val="24"/>
+                <w:lang w:val="en-US"/>
+              </w:rPr>
+            </w:pPr>
+            <w:r>
+              <w:rPr>
+                <w:i/>
+                <w:iCs/>
+                <w:sz w:val="24"/>
+                <w:szCs w:val="24"/>
+                <w:lang w:val="en-US"/>
+              </w:rPr>
+              <w:t>DA3</w:t>
+            </w:r>
+          </w:p>
+        </w:tc>
+        <w:tc>
+          <w:tcPr>
+            <w:tcW w:w="2771" w:type="dxa"/>
+          </w:tcPr>
+          <w:p>
+            <w:pPr>
+              <w:jc w:val="center"/>
+              <w:rPr>
+                <w:i/>
+                <w:iCs/>
+                <w:sz w:val="24"/>
+                <w:szCs w:val="24"/>
+                <w:lang w:val="en-US"/>
+              </w:rPr>
+            </w:pPr>
+            <w:r>
+              <w:rPr>
+                <w:i/>
+                <w:iCs/>
+                <w:sz w:val="24"/>
+                <w:szCs w:val="24"/>
+                <w:lang w:val="en-US"/>
+              </w:rPr>
+              <w:t>TD501D485H</w:t>
+            </w:r>
+          </w:p>
+        </w:tc>
+        <w:tc>
+          <w:tcPr>
+            <w:tcW w:w="1160" w:type="dxa"/>
+          </w:tcPr>
+          <w:p>
+            <w:pPr>
+              <w:jc w:val="center"/>
+              <w:rPr>
+                <w:i/>
+                <w:iCs/>
+                <w:sz w:val="24"/>
+                <w:szCs w:val="24"/>
+                <w:lang w:val="en-US"/>
+              </w:rPr>
+            </w:pPr>
+            <w:r>
+              <w:rPr>
+                <w:i/>
+                <w:iCs/>
+                <w:sz w:val="24"/>
+                <w:szCs w:val="24"/>
+                <w:lang w:val="en-US"/>
+              </w:rPr>
+              <w:t>1</w:t>
+            </w:r>
+          </w:p>
+        </w:tc>
+        <w:tc>
+          <w:tcPr>
+            <w:tcW w:w="2552" w:type="dxa"/>
+          </w:tcPr>
+          <w:p>
+            <w:pPr>
+              <w:jc w:val="center"/>
+              <w:rPr>
+                <w:i/>
+                <w:iCs/>
+                <w:sz w:val="24"/>
+                <w:szCs w:val="24"/>
+                <w:lang w:val="en-US"/>
+              </w:rPr>
+            </w:pPr>
+            <w:r>
+              <w:rPr>
+                <w:i/>
+                <w:iCs/>
+                <w:sz w:val="24"/>
+                <w:szCs w:val="24"/>
+              </w:rPr>
+              <w:t xml:space="preserve">Изолированный модуль </w:t>
+            </w:r>
+            <w:r>
+              <w:rPr>
+                <w:i/>
+                <w:iCs/>
+                <w:sz w:val="24"/>
+                <w:szCs w:val="24"/>
+                <w:lang w:val="en-US"/>
+              </w:rPr>
+              <w:t>RS-485</w:t>
+            </w:r>
+          </w:p>
+        </w:tc>
+      </w:tr>
+      <w:tr>
+        <w:tc>
+          <w:tcPr>
+            <w:tcW w:w="2538" w:type="dxa"/>
+          </w:tcPr>
+          <w:p>
+            <w:pPr>
+              <w:jc w:val="center"/>
+              <w:rPr>
+                <w:i/>
+                <w:iCs/>
+                <w:sz w:val="24"/>
+                <w:szCs w:val="24"/>
+                <w:lang w:val="en-US"/>
+              </w:rPr>
+            </w:pPr>
+            <w:r>
+              <w:rPr>
+                <w:i/>
+                <w:iCs/>
+                <w:sz w:val="24"/>
+                <w:szCs w:val="24"/>
+                <w:lang w:val="en-US"/>
+              </w:rPr>
+              <w:t>DA4</w:t>
+            </w:r>
+          </w:p>
+        </w:tc>
+        <w:tc>
+          <w:tcPr>
+            <w:tcW w:w="2771" w:type="dxa"/>
+          </w:tcPr>
+          <w:p>
+            <w:pPr>
+              <w:jc w:val="center"/>
+              <w:rPr>
+                <w:i/>
+                <w:iCs/>
+                <w:sz w:val="24"/>
+                <w:szCs w:val="24"/>
+                <w:lang w:val="en-US"/>
+              </w:rPr>
+            </w:pPr>
+            <w:r>
+              <w:rPr>
+                <w:i/>
+                <w:iCs/>
+                <w:sz w:val="24"/>
+                <w:szCs w:val="24"/>
+                <w:lang w:val="en-US"/>
+              </w:rPr>
+              <w:t>LMR64010</w:t>
+            </w:r>
+          </w:p>
+        </w:tc>
+        <w:tc>
+          <w:tcPr>
+            <w:tcW w:w="1160" w:type="dxa"/>
+          </w:tcPr>
+          <w:p>
+            <w:pPr>
+              <w:jc w:val="center"/>
+              <w:rPr>
+                <w:i/>
+                <w:iCs/>
+                <w:sz w:val="24"/>
+                <w:szCs w:val="24"/>
+                <w:lang w:val="en-US"/>
+              </w:rPr>
+            </w:pPr>
+            <w:r>
+              <w:rPr>
+                <w:i/>
+                <w:iCs/>
+                <w:sz w:val="24"/>
+                <w:szCs w:val="24"/>
+                <w:lang w:val="en-US"/>
+              </w:rPr>
+              <w:t>1</w:t>
+            </w:r>
+          </w:p>
+        </w:tc>
+        <w:tc>
+          <w:tcPr>
+            <w:tcW w:w="2552" w:type="dxa"/>
+          </w:tcPr>
+          <w:p>
+            <w:pPr>
+              <w:jc w:val="center"/>
+              <w:rPr>
+                <w:i/>
+                <w:iCs/>
+                <w:sz w:val="24"/>
+                <w:szCs w:val="24"/>
+              </w:rPr>
+            </w:pPr>
+            <w:r>
+              <w:rPr>
+                <w:i/>
+                <w:iCs/>
+                <w:sz w:val="24"/>
+                <w:szCs w:val="24"/>
+                <w:lang w:val="en-US"/>
+              </w:rPr>
+              <w:t>DC-D</w:t>
+            </w:r>
+            <w:r>
+              <w:rPr>
+                <w:i/>
+                <w:iCs/>
+                <w:sz w:val="24"/>
+                <w:szCs w:val="24"/>
+              </w:rPr>
+              <w:t>С</w:t>
+            </w:r>
+            <w:r>
+              <w:rPr>
+                <w:i/>
+                <w:iCs/>
+                <w:sz w:val="24"/>
+                <w:szCs w:val="24"/>
+                <w:lang w:val="en-US"/>
+              </w:rPr>
+              <w:t xml:space="preserve"> </w:t>
+            </w:r>
+            <w:r>
+              <w:rPr>
+                <w:i/>
+                <w:iCs/>
+                <w:sz w:val="24"/>
+                <w:szCs w:val="24"/>
+              </w:rPr>
+              <w:t>повышающий</w:t>
+            </w:r>
+          </w:p>
+        </w:tc>
+      </w:tr>
+      <w:tr>
+        <w:tc>
+          <w:tcPr>
+            <w:tcW w:w="2538" w:type="dxa"/>
+          </w:tcPr>
+          <w:p>
+            <w:pPr>
+              <w:jc w:val="center"/>
+              <w:rPr>
+                <w:i/>
+                <w:iCs/>
+                <w:sz w:val="24"/>
+                <w:szCs w:val="24"/>
+                <w:lang w:val="en-US"/>
+              </w:rPr>
+            </w:pPr>
+            <w:r>
+              <w:rPr>
+                <w:i/>
+                <w:iCs/>
+                <w:sz w:val="24"/>
+                <w:szCs w:val="24"/>
+                <w:lang w:val="en-US"/>
+              </w:rPr>
+              <w:t>ZQ1</w:t>
+            </w:r>
+          </w:p>
+        </w:tc>
+        <w:tc>
+          <w:tcPr>
+            <w:tcW w:w="2771" w:type="dxa"/>
+          </w:tcPr>
+          <w:p>
+            <w:pPr>
+              <w:jc w:val="center"/>
+              <w:rPr>
+                <w:i/>
+                <w:iCs/>
+                <w:sz w:val="24"/>
+                <w:szCs w:val="24"/>
+              </w:rPr>
+            </w:pPr>
+            <w:r>
+              <w:rPr>
+                <w:i/>
+                <w:iCs/>
+                <w:sz w:val="24"/>
+                <w:szCs w:val="24"/>
+                <w:lang w:val="en-US"/>
+              </w:rPr>
+              <w:t>8</w:t>
+            </w:r>
+            <w:r>
+              <w:rPr>
+                <w:i/>
+                <w:iCs/>
+                <w:sz w:val="24"/>
+                <w:szCs w:val="24"/>
+              </w:rPr>
+              <w:t xml:space="preserve"> МГц</w:t>
+            </w:r>
+          </w:p>
+        </w:tc>
+        <w:tc>
+          <w:tcPr>
+            <w:tcW w:w="1160" w:type="dxa"/>
+          </w:tcPr>
+          <w:p>
+            <w:pPr>
+              <w:jc w:val="center"/>
+              <w:rPr>
+                <w:i/>
+                <w:iCs/>
+                <w:sz w:val="24"/>
+                <w:szCs w:val="24"/>
+              </w:rPr>
+            </w:pPr>
+            <w:r>
+              <w:rPr>
+                <w:i/>
+                <w:iCs/>
+                <w:sz w:val="24"/>
+                <w:szCs w:val="24"/>
+              </w:rPr>
+              <w:t>1</w:t>
+            </w:r>
+          </w:p>
+        </w:tc>
+        <w:tc>
+          <w:tcPr>
+            <w:tcW w:w="2552" w:type="dxa"/>
+          </w:tcPr>
+          <w:p>
+            <w:pPr>
+              <w:jc w:val="center"/>
+              <w:rPr>
+                <w:i/>
+                <w:iCs/>
+                <w:sz w:val="24"/>
+                <w:szCs w:val="24"/>
+              </w:rPr>
+            </w:pPr>
+            <w:r>
+              <w:rPr>
+                <w:i/>
+                <w:iCs/>
+                <w:sz w:val="24"/>
+                <w:szCs w:val="24"/>
+              </w:rPr>
+              <w:t>Кварцевый резонатор</w:t>
+            </w:r>
+          </w:p>
+        </w:tc>
+      </w:tr>
+      <w:tr>
+        <w:tc>
+          <w:tcPr>
+            <w:tcW w:w="2538" w:type="dxa"/>
+          </w:tcPr>
+          <w:p>
+            <w:pPr>
+              <w:jc w:val="center"/>
+              <w:rPr>
+                <w:i/>
+                <w:iCs/>
+                <w:sz w:val="24"/>
+                <w:szCs w:val="24"/>
+                <w:lang w:val="en-US"/>
+              </w:rPr>
+            </w:pPr>
+          </w:p>
+        </w:tc>
+        <w:tc>
+          <w:tcPr>
+            <w:tcW w:w="2771" w:type="dxa"/>
+          </w:tcPr>
+          <w:p>
+            <w:pPr>
+              <w:jc w:val="center"/>
+              <w:rPr>
+                <w:i/>
+                <w:iCs/>
+                <w:sz w:val="24"/>
+                <w:szCs w:val="24"/>
+              </w:rPr>
+            </w:pPr>
+            <w:r>
+              <w:rPr>
+                <w:b/>
+                <w:bCs/>
+                <w:i/>
+                <w:iCs/>
+                <w:sz w:val="32"/>
+                <w:szCs w:val="32"/>
+              </w:rPr>
+              <w:t>Дроссели</w:t>
+            </w:r>
+          </w:p>
+        </w:tc>
+        <w:tc>
+          <w:tcPr>
+            <w:tcW w:w="1160" w:type="dxa"/>
+          </w:tcPr>
+          <w:p>
+            <w:pPr>
+              <w:jc w:val="center"/>
+              <w:rPr>
+                <w:i/>
+                <w:iCs/>
+                <w:sz w:val="24"/>
+                <w:szCs w:val="24"/>
+              </w:rPr>
+            </w:pPr>
+          </w:p>
+        </w:tc>
+        <w:tc>
+          <w:tcPr>
+            <w:tcW w:w="2552" w:type="dxa"/>
+          </w:tcPr>
+          <w:p>
+            <w:pPr>
+              <w:jc w:val="center"/>
+              <w:rPr>
+                <w:i/>
+                <w:iCs/>
+                <w:sz w:val="24"/>
+                <w:szCs w:val="24"/>
+              </w:rPr>
+            </w:pPr>
+          </w:p>
+        </w:tc>
+      </w:tr>
+      <w:tr>
+        <w:tc>
+          <w:tcPr>
+            <w:tcW w:w="2538" w:type="dxa"/>
+          </w:tcPr>
+          <w:p>
+            <w:pPr>
+              <w:jc w:val="center"/>
+              <w:rPr>
+                <w:i/>
+                <w:iCs/>
+                <w:sz w:val="24"/>
+                <w:szCs w:val="24"/>
+                <w:lang w:val="en-US"/>
+              </w:rPr>
+            </w:pPr>
+            <w:r>
+              <w:rPr>
+                <w:i/>
+                <w:iCs/>
+                <w:sz w:val="24"/>
+                <w:szCs w:val="24"/>
+                <w:lang w:val="en-US"/>
+              </w:rPr>
+              <w:t>L1</w:t>
+            </w:r>
+          </w:p>
+        </w:tc>
+        <w:tc>
+          <w:tcPr>
+            <w:tcW w:w="2771" w:type="dxa"/>
+          </w:tcPr>
+          <w:p>
+            <w:pPr>
+              <w:jc w:val="center"/>
+              <w:rPr>
+                <w:i/>
+                <w:iCs/>
+                <w:sz w:val="24"/>
+                <w:szCs w:val="24"/>
+              </w:rPr>
+            </w:pPr>
+            <w:r>
+              <w:rPr>
+                <w:i/>
+                <w:iCs/>
+                <w:sz w:val="24"/>
+                <w:szCs w:val="24"/>
+                <w:lang w:val="en-US"/>
+              </w:rPr>
+              <w:t>10</w:t>
+            </w:r>
+            <w:r>
+              <w:rPr>
+                <w:i/>
+                <w:iCs/>
+                <w:sz w:val="24"/>
+                <w:szCs w:val="24"/>
+              </w:rPr>
+              <w:t xml:space="preserve"> мкГн</w:t>
+            </w:r>
+          </w:p>
+        </w:tc>
+        <w:tc>
+          <w:tcPr>
+            <w:tcW w:w="1160" w:type="dxa"/>
+          </w:tcPr>
+          <w:p>
+            <w:pPr>
+              <w:jc w:val="center"/>
+              <w:rPr>
+                <w:i/>
+                <w:iCs/>
+                <w:sz w:val="24"/>
+                <w:szCs w:val="24"/>
+              </w:rPr>
+            </w:pPr>
+            <w:r>
+              <w:rPr>
+                <w:i/>
+                <w:iCs/>
+                <w:sz w:val="24"/>
+                <w:szCs w:val="24"/>
+              </w:rPr>
+              <w:t>1</w:t>
+            </w:r>
+          </w:p>
+        </w:tc>
+        <w:tc>
+          <w:tcPr>
+            <w:tcW w:w="2552" w:type="dxa"/>
+          </w:tcPr>
+          <w:p>
+            <w:pPr>
+              <w:jc w:val="center"/>
+              <w:rPr>
+                <w:i/>
+                <w:iCs/>
+                <w:sz w:val="24"/>
+                <w:szCs w:val="24"/>
+              </w:rPr>
+            </w:pPr>
+          </w:p>
+        </w:tc>
+      </w:tr>
+      <w:tr>
+        <w:tc>
+          <w:tcPr>
+            <w:tcW w:w="2538" w:type="dxa"/>
+          </w:tcPr>
+          <w:p>
+            <w:pPr>
+              <w:jc w:val="center"/>
+              <w:rPr>
+                <w:i/>
+                <w:iCs/>
+                <w:sz w:val="24"/>
+                <w:szCs w:val="24"/>
+                <w:lang w:val="en-US"/>
+              </w:rPr>
+            </w:pPr>
+          </w:p>
+        </w:tc>
+        <w:tc>
+          <w:tcPr>
+            <w:tcW w:w="2771" w:type="dxa"/>
+          </w:tcPr>
+          <w:p>
+            <w:pPr>
+              <w:jc w:val="center"/>
+              <w:rPr>
+                <w:i/>
+                <w:iCs/>
+                <w:sz w:val="24"/>
+                <w:szCs w:val="24"/>
+              </w:rPr>
+            </w:pPr>
+            <w:proofErr w:type="spellStart"/>
+            <w:r>
+              <w:rPr>
+                <w:b/>
+                <w:bCs/>
+                <w:i/>
+                <w:iCs/>
+                <w:sz w:val="32"/>
+                <w:szCs w:val="32"/>
+              </w:rPr>
+              <w:t>Разьемы</w:t>
+            </w:r>
+            <w:proofErr w:type="spellEnd"/>
+          </w:p>
+        </w:tc>
+        <w:tc>
+          <w:tcPr>
+            <w:tcW w:w="1160" w:type="dxa"/>
+          </w:tcPr>
+          <w:p>
+            <w:pPr>
+              <w:jc w:val="center"/>
+              <w:rPr>
+                <w:i/>
+                <w:iCs/>
+                <w:sz w:val="24"/>
+                <w:szCs w:val="24"/>
+              </w:rPr>
+            </w:pPr>
+          </w:p>
+        </w:tc>
+        <w:tc>
+          <w:tcPr>
+            <w:tcW w:w="2552" w:type="dxa"/>
+          </w:tcPr>
+          <w:p>
+            <w:pPr>
+              <w:jc w:val="center"/>
+              <w:rPr>
+                <w:i/>
+                <w:iCs/>
+                <w:sz w:val="24"/>
+                <w:szCs w:val="24"/>
+              </w:rPr>
+            </w:pPr>
+          </w:p>
+        </w:tc>
+      </w:tr>
+      <w:tr>
+        <w:tc>
+          <w:tcPr>
+            <w:tcW w:w="2538" w:type="dxa"/>
+          </w:tcPr>
+          <w:p>
+            <w:pPr>
+              <w:jc w:val="center"/>
+              <w:rPr>
+                <w:i/>
+                <w:iCs/>
+                <w:sz w:val="24"/>
+                <w:szCs w:val="24"/>
+                <w:lang w:val="en-US"/>
+              </w:rPr>
+            </w:pPr>
+            <w:r>
+              <w:rPr>
+                <w:i/>
+                <w:iCs/>
+                <w:sz w:val="24"/>
+                <w:szCs w:val="24"/>
+                <w:lang w:val="en-US"/>
+              </w:rPr>
+              <w:t>XP1</w:t>
+            </w:r>
+          </w:p>
+        </w:tc>
+        <w:tc>
+          <w:tcPr>
+            <w:tcW w:w="2771" w:type="dxa"/>
+          </w:tcPr>
+          <w:p>
+            <w:pPr>
+              <w:jc w:val="center"/>
+              <w:rPr>
+                <w:i/>
+                <w:iCs/>
+                <w:sz w:val="24"/>
+                <w:szCs w:val="24"/>
+              </w:rPr>
+            </w:pPr>
+            <w:proofErr w:type="spellStart"/>
+            <w:r>
+              <w:rPr>
+                <w:i/>
+                <w:iCs/>
+                <w:sz w:val="24"/>
+                <w:szCs w:val="24"/>
+              </w:rPr>
+              <w:t>Клеммник</w:t>
+            </w:r>
+            <w:proofErr w:type="spellEnd"/>
+            <w:r>
+              <w:rPr>
+                <w:i/>
+                <w:iCs/>
+                <w:sz w:val="24"/>
+                <w:szCs w:val="24"/>
+              </w:rPr>
+              <w:t xml:space="preserve"> 2 контакта</w:t>
+            </w:r>
+          </w:p>
+        </w:tc>
+        <w:tc>
+          <w:tcPr>
+            <w:tcW w:w="1160" w:type="dxa"/>
+          </w:tcPr>
+          <w:p>
+            <w:pPr>
+              <w:jc w:val="center"/>
+              <w:rPr>
+                <w:i/>
+                <w:iCs/>
+                <w:sz w:val="24"/>
+                <w:szCs w:val="24"/>
+              </w:rPr>
+            </w:pPr>
+            <w:r>
+              <w:rPr>
+                <w:i/>
+                <w:iCs/>
+                <w:sz w:val="24"/>
+                <w:szCs w:val="24"/>
+              </w:rPr>
+              <w:t>1</w:t>
+            </w:r>
+          </w:p>
+        </w:tc>
+        <w:tc>
+          <w:tcPr>
+            <w:tcW w:w="2552" w:type="dxa"/>
+          </w:tcPr>
+          <w:p>
+            <w:pPr>
+              <w:jc w:val="center"/>
+              <w:rPr>
+                <w:i/>
+                <w:iCs/>
+                <w:sz w:val="24"/>
+                <w:szCs w:val="24"/>
+              </w:rPr>
+            </w:pPr>
+            <w:r>
+              <w:rPr>
+                <w:i/>
+                <w:iCs/>
+                <w:sz w:val="24"/>
+                <w:szCs w:val="24"/>
+              </w:rPr>
+              <w:t>Питание 10..30В</w:t>
+            </w:r>
+          </w:p>
+        </w:tc>
+      </w:tr>
+      <w:tr>
+        <w:tc>
+          <w:tcPr>
+            <w:tcW w:w="2538" w:type="dxa"/>
+          </w:tcPr>
+          <w:p>
+            <w:pPr>
+              <w:jc w:val="center"/>
+              <w:rPr>
+                <w:i/>
+                <w:iCs/>
+                <w:sz w:val="24"/>
+                <w:szCs w:val="24"/>
+                <w:lang w:val="en-US"/>
+              </w:rPr>
+            </w:pPr>
+            <w:r>
+              <w:rPr>
+                <w:i/>
+                <w:iCs/>
+                <w:sz w:val="24"/>
+                <w:szCs w:val="24"/>
+                <w:lang w:val="en-US"/>
+              </w:rPr>
+              <w:t>XS1</w:t>
+            </w:r>
+          </w:p>
+        </w:tc>
+        <w:tc>
+          <w:tcPr>
+            <w:tcW w:w="2771" w:type="dxa"/>
+          </w:tcPr>
+          <w:p>
+            <w:pPr>
+              <w:jc w:val="center"/>
+              <w:rPr>
+                <w:i/>
+                <w:iCs/>
+                <w:sz w:val="24"/>
+                <w:szCs w:val="24"/>
+              </w:rPr>
+            </w:pPr>
+            <w:proofErr w:type="spellStart"/>
+            <w:r>
+              <w:rPr>
+                <w:i/>
+                <w:iCs/>
+                <w:sz w:val="24"/>
+                <w:szCs w:val="24"/>
+              </w:rPr>
+              <w:t>Клеммник</w:t>
+            </w:r>
+            <w:proofErr w:type="spellEnd"/>
+            <w:r>
+              <w:rPr>
+                <w:i/>
+                <w:iCs/>
+                <w:sz w:val="24"/>
+                <w:szCs w:val="24"/>
+              </w:rPr>
+              <w:t xml:space="preserve"> </w:t>
+            </w:r>
+            <w:r>
+              <w:rPr>
+                <w:i/>
+                <w:iCs/>
+                <w:sz w:val="24"/>
+                <w:szCs w:val="24"/>
+                <w:lang w:val="en-US"/>
+              </w:rPr>
+              <w:t>2</w:t>
+            </w:r>
+            <w:r>
+              <w:rPr>
+                <w:i/>
+                <w:iCs/>
+                <w:sz w:val="24"/>
+                <w:szCs w:val="24"/>
+              </w:rPr>
+              <w:t xml:space="preserve"> контакта</w:t>
+            </w:r>
+          </w:p>
+        </w:tc>
+        <w:tc>
+          <w:tcPr>
+            <w:tcW w:w="1160" w:type="dxa"/>
+          </w:tcPr>
+          <w:p>
+            <w:pPr>
+              <w:jc w:val="center"/>
+              <w:rPr>
+                <w:i/>
+                <w:iCs/>
+                <w:sz w:val="24"/>
+                <w:szCs w:val="24"/>
+              </w:rPr>
+            </w:pPr>
+            <w:r>
+              <w:rPr>
+                <w:i/>
+                <w:iCs/>
+                <w:sz w:val="24"/>
+                <w:szCs w:val="24"/>
+              </w:rPr>
+              <w:t>1</w:t>
+            </w:r>
+          </w:p>
+        </w:tc>
+        <w:tc>
+          <w:tcPr>
+            <w:tcW w:w="2552" w:type="dxa"/>
+          </w:tcPr>
+          <w:p>
+            <w:pPr>
+              <w:jc w:val="center"/>
+              <w:rPr>
+                <w:i/>
+                <w:iCs/>
+                <w:sz w:val="24"/>
+                <w:szCs w:val="24"/>
+                <w:lang w:val="en-US"/>
+              </w:rPr>
+            </w:pPr>
+            <w:r>
+              <w:rPr>
+                <w:i/>
+                <w:iCs/>
+                <w:sz w:val="24"/>
+                <w:szCs w:val="24"/>
+                <w:lang w:val="en-US"/>
+              </w:rPr>
+              <w:t>RS-485</w:t>
+            </w:r>
+          </w:p>
+        </w:tc>
+      </w:tr>
+      <w:tr>
+        <w:tc>
+          <w:tcPr>
+            <w:tcW w:w="2538" w:type="dxa"/>
+          </w:tcPr>
+          <w:p>
+            <w:pPr>
+              <w:jc w:val="center"/>
+              <w:rPr>
+                <w:i/>
+                <w:iCs/>
+                <w:sz w:val="24"/>
+                <w:szCs w:val="24"/>
+                <w:lang w:val="en-US"/>
+              </w:rPr>
+            </w:pPr>
+            <w:r>
+              <w:rPr>
+                <w:i/>
+                <w:iCs/>
+                <w:sz w:val="24"/>
+                <w:szCs w:val="24"/>
+                <w:lang w:val="en-US"/>
+              </w:rPr>
+              <w:t>XS2</w:t>
+            </w:r>
+          </w:p>
+        </w:tc>
+        <w:tc>
+          <w:tcPr>
+            <w:tcW w:w="2771" w:type="dxa"/>
+          </w:tcPr>
+          <w:p>
+            <w:pPr>
+              <w:jc w:val="center"/>
+              <w:rPr>
+                <w:i/>
+                <w:iCs/>
+                <w:sz w:val="24"/>
+                <w:szCs w:val="24"/>
+              </w:rPr>
+            </w:pPr>
+            <w:proofErr w:type="spellStart"/>
+            <w:r>
+              <w:rPr>
+                <w:i/>
+                <w:iCs/>
+                <w:sz w:val="24"/>
+                <w:szCs w:val="24"/>
+              </w:rPr>
+              <w:t>Клеммник</w:t>
+            </w:r>
+            <w:proofErr w:type="spellEnd"/>
+            <w:r>
+              <w:rPr>
+                <w:i/>
+                <w:iCs/>
+                <w:sz w:val="24"/>
+                <w:szCs w:val="24"/>
+              </w:rPr>
+              <w:t xml:space="preserve"> 5 контактов</w:t>
+            </w:r>
+          </w:p>
+        </w:tc>
+        <w:tc>
+          <w:tcPr>
+            <w:tcW w:w="1160" w:type="dxa"/>
+          </w:tcPr>
+          <w:p>
+            <w:pPr>
+              <w:jc w:val="center"/>
+              <w:rPr>
+                <w:i/>
+                <w:iCs/>
+                <w:sz w:val="24"/>
+                <w:szCs w:val="24"/>
+              </w:rPr>
+            </w:pPr>
+            <w:r>
+              <w:rPr>
+                <w:i/>
+                <w:iCs/>
+                <w:sz w:val="24"/>
+                <w:szCs w:val="24"/>
+              </w:rPr>
+              <w:t>1</w:t>
+            </w:r>
+          </w:p>
+        </w:tc>
+        <w:tc>
+          <w:tcPr>
+            <w:tcW w:w="2552" w:type="dxa"/>
+          </w:tcPr>
+          <w:p>
+            <w:pPr>
+              <w:jc w:val="center"/>
+              <w:rPr>
+                <w:i/>
+                <w:iCs/>
+                <w:sz w:val="24"/>
+                <w:szCs w:val="24"/>
+                <w:lang w:val="en-US"/>
+              </w:rPr>
+            </w:pPr>
+            <w:r>
+              <w:rPr>
+                <w:i/>
+                <w:iCs/>
+                <w:sz w:val="24"/>
+                <w:szCs w:val="24"/>
+              </w:rPr>
+              <w:t xml:space="preserve">Выходы </w:t>
+            </w:r>
+            <w:r>
+              <w:rPr>
+                <w:i/>
+                <w:iCs/>
+                <w:sz w:val="24"/>
+                <w:szCs w:val="24"/>
+                <w:lang w:val="en-US"/>
+              </w:rPr>
+              <w:t>DO1-DO4</w:t>
+            </w:r>
+          </w:p>
+        </w:tc>
+      </w:tr>
+      <w:tr>
+        <w:tc>
+          <w:tcPr>
+            <w:tcW w:w="2538" w:type="dxa"/>
+          </w:tcPr>
+          <w:p>
+            <w:pPr>
+              <w:jc w:val="center"/>
+              <w:rPr>
+                <w:i/>
+                <w:iCs/>
+                <w:sz w:val="24"/>
+                <w:szCs w:val="24"/>
+                <w:lang w:val="en-US"/>
+              </w:rPr>
+            </w:pPr>
+          </w:p>
+        </w:tc>
+        <w:tc>
+          <w:tcPr>
+            <w:tcW w:w="2771" w:type="dxa"/>
+          </w:tcPr>
+          <w:p>
+            <w:pPr>
+              <w:jc w:val="center"/>
+              <w:rPr>
+                <w:i/>
+                <w:iCs/>
+                <w:sz w:val="24"/>
+                <w:szCs w:val="24"/>
+              </w:rPr>
+            </w:pPr>
+            <w:proofErr w:type="spellStart"/>
+            <w:r>
+              <w:rPr>
+                <w:b/>
+                <w:bCs/>
+                <w:i/>
+                <w:iCs/>
+                <w:sz w:val="32"/>
+                <w:szCs w:val="32"/>
+              </w:rPr>
+              <w:t>Оптопары</w:t>
+            </w:r>
+            <w:proofErr w:type="spellEnd"/>
+          </w:p>
+        </w:tc>
+        <w:tc>
+          <w:tcPr>
+            <w:tcW w:w="1160" w:type="dxa"/>
+          </w:tcPr>
+          <w:p>
+            <w:pPr>
+              <w:jc w:val="center"/>
+              <w:rPr>
+                <w:i/>
+                <w:iCs/>
+                <w:sz w:val="24"/>
+                <w:szCs w:val="24"/>
+              </w:rPr>
+            </w:pPr>
+          </w:p>
+        </w:tc>
+        <w:tc>
+          <w:tcPr>
+            <w:tcW w:w="2552" w:type="dxa"/>
+          </w:tcPr>
+          <w:p>
+            <w:pPr>
+              <w:jc w:val="center"/>
+              <w:rPr>
+                <w:i/>
+                <w:iCs/>
+                <w:sz w:val="24"/>
+                <w:szCs w:val="24"/>
+              </w:rPr>
+            </w:pPr>
+          </w:p>
+        </w:tc>
+      </w:tr>
+      <w:tr>
+        <w:tc>
+          <w:tcPr>
+            <w:tcW w:w="2538" w:type="dxa"/>
+          </w:tcPr>
+          <w:p>
+            <w:pPr>
+              <w:jc w:val="center"/>
+              <w:rPr>
+                <w:i/>
+                <w:iCs/>
+                <w:sz w:val="24"/>
+                <w:szCs w:val="24"/>
+                <w:lang w:val="en-US"/>
+              </w:rPr>
+            </w:pPr>
+            <w:r>
+              <w:rPr>
+                <w:i/>
+                <w:iCs/>
+                <w:sz w:val="24"/>
+                <w:szCs w:val="24"/>
+                <w:lang w:val="en-US"/>
+              </w:rPr>
+              <w:t>U1-U4</w:t>
+            </w:r>
+          </w:p>
+        </w:tc>
+        <w:tc>
+          <w:tcPr>
+            <w:tcW w:w="2771" w:type="dxa"/>
+          </w:tcPr>
+          <w:p>
+            <w:pPr>
+              <w:jc w:val="center"/>
+              <w:rPr>
+                <w:i/>
+                <w:iCs/>
+                <w:sz w:val="24"/>
+                <w:szCs w:val="24"/>
+                <w:lang w:val="en-US"/>
+              </w:rPr>
+            </w:pPr>
+            <w:r>
+              <w:rPr>
+                <w:i/>
+                <w:iCs/>
+                <w:sz w:val="24"/>
+                <w:szCs w:val="24"/>
+                <w:lang w:val="en-US"/>
+              </w:rPr>
+              <w:t>TLP281-4</w:t>
+            </w:r>
+          </w:p>
+        </w:tc>
+        <w:tc>
+          <w:tcPr>
+            <w:tcW w:w="1160" w:type="dxa"/>
+          </w:tcPr>
+          <w:p>
+            <w:pPr>
+              <w:jc w:val="center"/>
+              <w:rPr>
+                <w:i/>
+                <w:iCs/>
+                <w:sz w:val="24"/>
+                <w:szCs w:val="24"/>
+                <w:lang w:val="en-US"/>
+              </w:rPr>
+            </w:pPr>
+            <w:r>
+              <w:rPr>
+                <w:i/>
+                <w:iCs/>
+                <w:sz w:val="24"/>
+                <w:szCs w:val="24"/>
+                <w:lang w:val="en-US"/>
+              </w:rPr>
+              <w:t>4</w:t>
+            </w:r>
+          </w:p>
+        </w:tc>
+        <w:tc>
+          <w:tcPr>
+            <w:tcW w:w="2552" w:type="dxa"/>
+          </w:tcPr>
+          <w:p>
+            <w:pPr>
+              <w:jc w:val="center"/>
+              <w:rPr>
+                <w:i/>
+                <w:iCs/>
+                <w:sz w:val="24"/>
+                <w:szCs w:val="24"/>
+              </w:rPr>
+            </w:pPr>
+          </w:p>
+        </w:tc>
+      </w:tr>
+    </w:tbl>
     <w:p>
       <w:pPr>
-        <w:pStyle w:val="a4"/>
-      </w:pPr>
-      <w:r>
-        <w:t>// Дескриптор UART1</w:t>
-      </w:r>
-      <w:r>
-        <w:t xml:space="preserve">, </w:t>
-      </w:r>
-      <w:r>
-        <w:t>используется для обмена  по RS-485</w:t>
-      </w:r>
-    </w:p>
-    <w:p>
-      <w:pPr>
-        <w:pStyle w:val="a4"/>
-      </w:pPr>
-      <w:proofErr w:type="spellStart"/>
-      <w:r>
-        <w:rPr>
-          <w:lang w:val="en-US"/>
-        </w:rPr>
-        <w:t>UART</w:t>
-      </w:r>
-      <w:proofErr w:type="spellEnd"/>
-      <w:r>
-        <w:t>_</w:t>
-      </w:r>
-      <w:proofErr w:type="spellStart"/>
-      <w:r>
-        <w:rPr>
-          <w:lang w:val="en-US"/>
-        </w:rPr>
-        <w:t>HandleTypeDef</w:t>
-      </w:r>
-      <w:proofErr w:type="spellEnd"/>
-      <w:r>
-        <w:t xml:space="preserve"> </w:t>
-      </w:r>
-      <w:r>
-        <w:rPr>
-          <w:lang w:val="en-US"/>
-        </w:rPr>
-        <w:t>huart</w:t>
-      </w:r>
-      <w:r>
-        <w:t>1;</w:t>
-      </w:r>
-    </w:p>
-    <w:p>
-      <w:pPr>
-        <w:pStyle w:val="a4"/>
-      </w:pPr>
-    </w:p>
-    <w:p>
-      <w:pPr>
-        <w:pStyle w:val="a4"/>
-      </w:pPr>
-      <w:r>
-        <w:t xml:space="preserve">// </w:t>
-      </w:r>
-      <w:r>
-        <w:t>Дескриптор</w:t>
-      </w:r>
-      <w:r>
-        <w:t xml:space="preserve"> </w:t>
-      </w:r>
-      <w:r>
-        <w:t>таймера</w:t>
-      </w:r>
-      <w:r>
-        <w:t xml:space="preserve"> </w:t>
-      </w:r>
-      <w:r>
-        <w:rPr>
-          <w:lang w:val="en-US"/>
-        </w:rPr>
-        <w:t>TIM</w:t>
-      </w:r>
-      <w:r>
-        <w:t>2</w:t>
-      </w:r>
-      <w:r>
-        <w:t>, применяется для формирования частотных сигналов</w:t>
-      </w:r>
-    </w:p>
-    <w:p>
-      <w:pPr>
-        <w:pStyle w:val="a4"/>
-        <w:rPr>
-          <w:lang w:val="en-US"/>
-        </w:rPr>
-      </w:pPr>
-      <w:r>
-        <w:rPr>
-          <w:lang w:val="en-US"/>
-        </w:rPr>
-        <w:t>TIM_HandleTypeDef htim2;</w:t>
-      </w:r>
-    </w:p>
-    <w:p>
-      <w:pPr>
-        <w:pStyle w:val="a4"/>
-        <w:rPr>
-          <w:lang w:val="en-US"/>
-        </w:rPr>
-      </w:pPr>
-    </w:p>
-    <w:p>
-      <w:pPr>
-        <w:pStyle w:val="a4"/>
-        <w:rPr>
-          <w:lang w:val="en-US"/>
-        </w:rPr>
-      </w:pPr>
-      <w:r>
-        <w:rPr>
-          <w:lang w:val="en-US"/>
-        </w:rPr>
-        <w:t>int main(void)</w:t>
-      </w:r>
-    </w:p>
-    <w:p>
-      <w:pPr>
-        <w:pStyle w:val="a4"/>
-      </w:pPr>
-      <w:r>
-        <w:t>{</w:t>
-      </w:r>
-    </w:p>
-    <w:p>
-      <w:pPr>
-        <w:pStyle w:val="a4"/>
-      </w:pPr>
-      <w:r>
-        <w:t xml:space="preserve">    // Инициализация библиотеки HAL настройка системных таймеров и базовых функций</w:t>
-      </w:r>
-    </w:p>
-    <w:p>
-      <w:pPr>
-        <w:pStyle w:val="a4"/>
-      </w:pPr>
-      <w:r>
-        <w:t xml:space="preserve">    </w:t>
-      </w:r>
-      <w:proofErr w:type="spellStart"/>
-      <w:r>
-        <w:t>HAL_Init</w:t>
-      </w:r>
-      <w:proofErr w:type="spellEnd"/>
-      <w:r>
-        <w:t>();</w:t>
-      </w:r>
-    </w:p>
-    <w:p>
-      <w:pPr>
-        <w:pStyle w:val="a4"/>
-      </w:pPr>
-    </w:p>
-    <w:p>
-      <w:pPr>
-        <w:pStyle w:val="a4"/>
-      </w:pPr>
-      <w:r>
-        <w:t xml:space="preserve">    // Конфигурация системной тактовой частоты микроконтроллера</w:t>
-      </w:r>
-    </w:p>
-    <w:p>
-      <w:pPr>
-        <w:pStyle w:val="a4"/>
-      </w:pPr>
-      <w:r>
-        <w:t xml:space="preserve">    </w:t>
-      </w:r>
-      <w:proofErr w:type="spellStart"/>
-      <w:r>
-        <w:t>SystemClock_Config</w:t>
-      </w:r>
-      <w:proofErr w:type="spellEnd"/>
-      <w:r>
-        <w:t>();</w:t>
-      </w:r>
-    </w:p>
-    <w:p>
-      <w:pPr>
-        <w:pStyle w:val="a4"/>
-      </w:pPr>
-    </w:p>
-    <w:p>
-      <w:pPr>
-        <w:pStyle w:val="a4"/>
-      </w:pPr>
-      <w:r>
-        <w:t xml:space="preserve">    // Инициализация портов ввода-вывода GPIO</w:t>
-      </w:r>
-    </w:p>
-    <w:p>
-      <w:pPr>
-        <w:pStyle w:val="a4"/>
-      </w:pPr>
-      <w:r>
-        <w:t xml:space="preserve">    </w:t>
-      </w:r>
-      <w:proofErr w:type="spellStart"/>
-      <w:r>
-        <w:t>MX_GPIO_Init</w:t>
-      </w:r>
-      <w:proofErr w:type="spellEnd"/>
-      <w:r>
-        <w:t>();</w:t>
-      </w:r>
-    </w:p>
-    <w:p>
-      <w:pPr>
-        <w:pStyle w:val="a4"/>
-      </w:pPr>
-    </w:p>
-    <w:p>
-      <w:pPr>
-        <w:pStyle w:val="a4"/>
-      </w:pPr>
-      <w:r>
-        <w:t xml:space="preserve">    // Инициализация UART1</w:t>
-      </w:r>
-      <w:r>
-        <w:t xml:space="preserve">, </w:t>
-      </w:r>
-      <w:r>
-        <w:t xml:space="preserve">используется для обмена по протоколу </w:t>
-      </w:r>
-      <w:proofErr w:type="spellStart"/>
-      <w:r>
-        <w:t>Modbus</w:t>
-      </w:r>
-      <w:proofErr w:type="spellEnd"/>
-      <w:r>
-        <w:t xml:space="preserve"> RTU через RS-485</w:t>
-      </w:r>
-    </w:p>
-    <w:p>
-      <w:pPr>
-        <w:pStyle w:val="a4"/>
-      </w:pPr>
-      <w:r>
-        <w:t xml:space="preserve">    MX_USART1_UART_Init();</w:t>
-      </w:r>
-    </w:p>
-    <w:p>
-      <w:pPr>
-        <w:pStyle w:val="a4"/>
-      </w:pPr>
-    </w:p>
-    <w:p>
-      <w:pPr>
-        <w:pStyle w:val="a4"/>
-      </w:pPr>
-      <w:r>
-        <w:t xml:space="preserve">    // Инициализация таймера TIM2</w:t>
-      </w:r>
-      <w:r>
-        <w:t xml:space="preserve">, </w:t>
-      </w:r>
-      <w:r>
-        <w:t>используется для генерации частотных сигналов</w:t>
-      </w:r>
-    </w:p>
-    <w:p>
-      <w:pPr>
-        <w:pStyle w:val="a4"/>
-      </w:pPr>
-      <w:r>
-        <w:t xml:space="preserve">    MX_TIM2_Init();</w:t>
-      </w:r>
-    </w:p>
-    <w:p>
-      <w:pPr>
-        <w:pStyle w:val="a4"/>
-      </w:pPr>
-    </w:p>
-    <w:p>
-      <w:pPr>
-        <w:pStyle w:val="a4"/>
-      </w:pPr>
-      <w:r>
-        <w:t xml:space="preserve">    // Инициализация интерфейса RS-485</w:t>
-      </w:r>
-      <w:r>
-        <w:t xml:space="preserve">, </w:t>
-      </w:r>
-      <w:r>
-        <w:t>настройка направления передачи данных</w:t>
-      </w:r>
-    </w:p>
-    <w:p>
-      <w:pPr>
-        <w:pStyle w:val="a4"/>
-      </w:pPr>
-      <w:r>
-        <w:t xml:space="preserve">    RS485_Init(&amp;huart1);</w:t>
-      </w:r>
-    </w:p>
-    <w:p>
-      <w:pPr>
-        <w:pStyle w:val="a4"/>
-      </w:pPr>
-    </w:p>
-    <w:p>
-      <w:pPr>
-        <w:pStyle w:val="a4"/>
-      </w:pPr>
-      <w:r>
-        <w:t xml:space="preserve">    // Инициализация выходных каналов</w:t>
-      </w:r>
-      <w:r>
-        <w:t xml:space="preserve">, </w:t>
-      </w:r>
-      <w:r>
-        <w:t>подготовка GPIO и таймеров для формирования сигналов</w:t>
-      </w:r>
-    </w:p>
-    <w:p>
-      <w:pPr>
-        <w:pStyle w:val="a4"/>
-      </w:pPr>
-      <w:r>
-        <w:t xml:space="preserve">    </w:t>
-      </w:r>
-      <w:proofErr w:type="spellStart"/>
-      <w:r>
-        <w:t>OUTPUT_Init</w:t>
-      </w:r>
-      <w:proofErr w:type="spellEnd"/>
-      <w:r>
-        <w:t>();</w:t>
-      </w:r>
-    </w:p>
-    <w:p>
-      <w:pPr>
-        <w:pStyle w:val="a4"/>
-      </w:pPr>
-    </w:p>
-    <w:p>
-      <w:pPr>
-        <w:pStyle w:val="a4"/>
-      </w:pPr>
-      <w:r>
-        <w:t xml:space="preserve">    // Запуск таймера TIM2 с разрешением прерываний</w:t>
-      </w:r>
-    </w:p>
-    <w:p>
-      <w:pPr>
-        <w:pStyle w:val="a4"/>
-      </w:pPr>
-      <w:r>
-        <w:t xml:space="preserve">    // Прерывания используются для точного формирования частоты</w:t>
-      </w:r>
-    </w:p>
-    <w:p>
-      <w:pPr>
-        <w:pStyle w:val="a4"/>
-        <w:rPr>
-          <w:lang w:val="en-US"/>
-        </w:rPr>
-      </w:pPr>
-      <w:r>
-        <w:t xml:space="preserve">    </w:t>
-      </w:r>
-      <w:proofErr w:type="spellStart"/>
-      <w:r>
-        <w:rPr>
-          <w:lang w:val="en-US"/>
-        </w:rPr>
-        <w:t>HAL_TIM_Base_Start_</w:t>
-      </w:r>
-      <w:proofErr w:type="gramStart"/>
-      <w:r>
-        <w:rPr>
-          <w:lang w:val="en-US"/>
-        </w:rPr>
-        <w:t>IT</w:t>
-      </w:r>
-      <w:proofErr w:type="spellEnd"/>
-      <w:r>
-        <w:rPr>
-          <w:lang w:val="en-US"/>
-        </w:rPr>
-        <w:t>(</w:t>
-      </w:r>
-      <w:proofErr w:type="gramEnd"/>
-      <w:r>
-        <w:rPr>
-          <w:lang w:val="en-US"/>
-        </w:rPr>
-        <w:t>&amp;htim2);</w:t>
-      </w:r>
-    </w:p>
-    <w:p>
-      <w:pPr>
-        <w:pStyle w:val="a4"/>
-        <w:rPr>
-          <w:lang w:val="en-US"/>
-        </w:rPr>
-      </w:pPr>
-    </w:p>
-    <w:p>
-      <w:pPr>
-        <w:pStyle w:val="a4"/>
-      </w:pPr>
-      <w:r>
-        <w:rPr>
-          <w:lang w:val="en-US"/>
-        </w:rPr>
-        <w:t xml:space="preserve">    </w:t>
-      </w:r>
-      <w:proofErr w:type="spellStart"/>
-      <w:r>
-        <w:t>while</w:t>
-      </w:r>
-      <w:proofErr w:type="spellEnd"/>
-      <w:r>
-        <w:t xml:space="preserve"> (1)</w:t>
-      </w:r>
-    </w:p>
-    <w:p>
-      <w:pPr>
-        <w:pStyle w:val="a4"/>
-      </w:pPr>
-      <w:r>
-        <w:t xml:space="preserve">    {</w:t>
-      </w:r>
-    </w:p>
-    <w:p>
-      <w:pPr>
-        <w:pStyle w:val="a4"/>
-      </w:pPr>
-      <w:r>
-        <w:t xml:space="preserve">        // Обработка входящих команд по протоколу </w:t>
-      </w:r>
-      <w:proofErr w:type="spellStart"/>
-      <w:r>
-        <w:t>Modbus</w:t>
-      </w:r>
-      <w:proofErr w:type="spellEnd"/>
-      <w:r>
-        <w:t xml:space="preserve"> RTU</w:t>
-      </w:r>
-    </w:p>
-    <w:p>
-      <w:pPr>
-        <w:pStyle w:val="a4"/>
-      </w:pPr>
-      <w:r>
-        <w:t xml:space="preserve">        // Управление параметрами выходных сигналов</w:t>
-      </w:r>
-    </w:p>
-    <w:p>
-      <w:pPr>
-        <w:pStyle w:val="a4"/>
-      </w:pPr>
-      <w:r>
-        <w:t xml:space="preserve">        </w:t>
-      </w:r>
-      <w:proofErr w:type="spellStart"/>
-      <w:r>
-        <w:t>Modbus_Process</w:t>
-      </w:r>
-      <w:proofErr w:type="spellEnd"/>
-      <w:r>
-        <w:t>();</w:t>
-      </w:r>
-    </w:p>
-    <w:p>
-      <w:pPr>
-        <w:pStyle w:val="a4"/>
-      </w:pPr>
-      <w:r>
-        <w:t xml:space="preserve">    }</w:t>
-      </w:r>
-    </w:p>
-    <w:p>
-      <w:pPr>
-        <w:pStyle w:val="a4"/>
-      </w:pPr>
-      <w:r>
-        <w:t>}</w:t>
-      </w:r>
-    </w:p>
-    <w:p>
-      <w:pPr>
-        <w:pStyle w:val="a"/>
-        <w:rPr>
-          <w:rStyle w:val="afc"/>
-        </w:rPr>
-      </w:pPr>
-      <w:r>
-        <w:lastRenderedPageBreak/>
-        <w:br/>
-      </w:r>
-      <w:bookmarkStart w:id="32" w:name="_Toc220681497"/>
-      <w:r>
-        <w:rPr>
-          <w:b w:val="0"/>
-          <w:bCs w:val="0"/>
-        </w:rPr>
-        <w:t>(</w:t>
-      </w:r>
-      <w:r>
-        <w:rPr>
-          <w:b w:val="0"/>
-          <w:bCs w:val="0"/>
-        </w:rPr>
-        <w:t>справочное</w:t>
-      </w:r>
-      <w:r>
-        <w:rPr>
-          <w:b w:val="0"/>
-          <w:bCs w:val="0"/>
-        </w:rPr>
-        <w:t>)</w:t>
-      </w:r>
-      <w:r>
-        <w:br/>
-      </w:r>
-      <w:r>
-        <w:rPr>
-          <w:rStyle w:val="afc"/>
-        </w:rPr>
-        <w:t>Формирование частотных выходных сигналов</w:t>
-      </w:r>
-      <w:bookmarkEnd w:id="32"/>
-    </w:p>
-    <w:p>
-      <w:pPr>
-        <w:pStyle w:val="a4"/>
-      </w:pPr>
-      <w:r>
-        <w:t>// Функция инициализации выходных каналов</w:t>
-      </w:r>
-    </w:p>
-    <w:p>
-      <w:pPr>
-        <w:pStyle w:val="a4"/>
-      </w:pPr>
-      <w:proofErr w:type="gramStart"/>
-      <w:r>
-        <w:rPr>
-          <w:lang w:val="en-US"/>
-        </w:rPr>
-        <w:t>void</w:t>
-      </w:r>
-      <w:proofErr w:type="gramEnd"/>
-      <w:r>
-        <w:t xml:space="preserve"> </w:t>
-      </w:r>
-      <w:r>
-        <w:rPr>
-          <w:lang w:val="en-US"/>
-        </w:rPr>
-        <w:t>OUTPUT</w:t>
-      </w:r>
-      <w:r>
-        <w:t>_</w:t>
-      </w:r>
-      <w:r>
-        <w:rPr>
-          <w:lang w:val="en-US"/>
-        </w:rPr>
-        <w:t>Init</w:t>
-      </w:r>
-      <w:r>
-        <w:t>(</w:t>
-      </w:r>
-      <w:r>
-        <w:rPr>
-          <w:lang w:val="en-US"/>
-        </w:rPr>
-        <w:t>void</w:t>
-      </w:r>
-      <w:r>
-        <w:t>)</w:t>
-      </w:r>
-    </w:p>
-    <w:p>
-      <w:pPr>
-        <w:pStyle w:val="a4"/>
-      </w:pPr>
-      <w:r>
-        <w:t>{</w:t>
-      </w:r>
-    </w:p>
-    <w:p>
-      <w:pPr>
-        <w:pStyle w:val="a4"/>
-      </w:pPr>
-      <w:r>
-        <w:t xml:space="preserve">    // Структура для конфигурации </w:t>
-      </w:r>
-      <w:r>
-        <w:rPr>
-          <w:lang w:val="en-US"/>
-        </w:rPr>
-        <w:t>GPIO</w:t>
-      </w:r>
-    </w:p>
-    <w:p>
-      <w:pPr>
-        <w:pStyle w:val="a4"/>
-      </w:pPr>
-      <w:r>
-        <w:t xml:space="preserve">    </w:t>
-      </w:r>
-      <w:r>
-        <w:rPr>
-          <w:lang w:val="en-US"/>
-        </w:rPr>
-        <w:t>GPIO</w:t>
-      </w:r>
-      <w:r>
-        <w:t>_</w:t>
-      </w:r>
-      <w:proofErr w:type="spellStart"/>
-      <w:r>
-        <w:rPr>
-          <w:lang w:val="en-US"/>
-        </w:rPr>
-        <w:t>InitTypeDef</w:t>
-      </w:r>
-      <w:proofErr w:type="spellEnd"/>
-      <w:r>
-        <w:t xml:space="preserve"> </w:t>
-      </w:r>
-      <w:r>
-        <w:rPr>
-          <w:lang w:val="en-US"/>
-        </w:rPr>
-        <w:t>GPIO</w:t>
-      </w:r>
-      <w:r>
-        <w:t>_</w:t>
-      </w:r>
-      <w:proofErr w:type="spellStart"/>
-      <w:r>
-        <w:rPr>
-          <w:lang w:val="en-US"/>
-        </w:rPr>
-        <w:t>InitStruct</w:t>
-      </w:r>
-      <w:proofErr w:type="spellEnd"/>
-      <w:r>
-        <w:t xml:space="preserve"> = {0};</w:t>
-      </w:r>
-    </w:p>
-    <w:p>
-      <w:pPr>
-        <w:pStyle w:val="a4"/>
-      </w:pPr>
-    </w:p>
-    <w:p>
-      <w:pPr>
-        <w:pStyle w:val="a4"/>
-      </w:pPr>
-      <w:r>
-        <w:t xml:space="preserve">    // Включение тактирования порта </w:t>
-      </w:r>
-      <w:r>
-        <w:rPr>
-          <w:lang w:val="en-US"/>
-        </w:rPr>
-        <w:t>GPIOA</w:t>
-      </w:r>
-    </w:p>
-    <w:p>
-      <w:pPr>
-        <w:pStyle w:val="a4"/>
-      </w:pPr>
-      <w:r>
-        <w:t xml:space="preserve">    // Без этого настройка портов невозможна</w:t>
-      </w:r>
-    </w:p>
-    <w:p>
-      <w:pPr>
-        <w:pStyle w:val="a4"/>
-        <w:rPr>
-          <w:lang w:val="en-US"/>
-        </w:rPr>
-      </w:pPr>
-      <w:r>
-        <w:t xml:space="preserve">    </w:t>
-      </w:r>
-      <w:r>
-        <w:rPr>
-          <w:lang w:val="en-US"/>
-        </w:rPr>
-        <w:t>__HAL_RCC_GPIOA_CLK_</w:t>
-      </w:r>
-      <w:proofErr w:type="gramStart"/>
-      <w:r>
-        <w:rPr>
-          <w:lang w:val="en-US"/>
-        </w:rPr>
-        <w:t>ENABLE(</w:t>
-      </w:r>
-      <w:proofErr w:type="gramEnd"/>
-      <w:r>
-        <w:rPr>
-          <w:lang w:val="en-US"/>
-        </w:rPr>
-        <w:t>);</w:t>
-      </w:r>
-    </w:p>
-    <w:p>
-      <w:pPr>
-        <w:pStyle w:val="a4"/>
-        <w:rPr>
-          <w:lang w:val="en-US"/>
-        </w:rPr>
-      </w:pPr>
-    </w:p>
-    <w:p>
-      <w:pPr>
-        <w:pStyle w:val="a4"/>
-      </w:pPr>
-      <w:r>
-        <w:rPr>
-          <w:lang w:val="en-US"/>
-        </w:rPr>
-        <w:t xml:space="preserve">    </w:t>
-      </w:r>
-      <w:r>
-        <w:t xml:space="preserve">// Выбор выводов </w:t>
-      </w:r>
-      <w:r>
-        <w:rPr>
-          <w:lang w:val="en-US"/>
-        </w:rPr>
-        <w:t>GPIOA</w:t>
-      </w:r>
-      <w:r>
-        <w:t xml:space="preserve"> 0–3</w:t>
-      </w:r>
-    </w:p>
-    <w:p>
-      <w:pPr>
-        <w:pStyle w:val="a4"/>
-      </w:pPr>
-      <w:r>
-        <w:t xml:space="preserve">    // Используются как выходные каналы УСО</w:t>
-      </w:r>
-    </w:p>
-    <w:p>
-      <w:pPr>
-        <w:pStyle w:val="a4"/>
-        <w:rPr>
-          <w:lang w:val="en-US"/>
-        </w:rPr>
-      </w:pPr>
-      <w:r>
-        <w:t xml:space="preserve">    </w:t>
-      </w:r>
-      <w:proofErr w:type="spellStart"/>
-      <w:r>
-        <w:rPr>
-          <w:lang w:val="en-US"/>
-        </w:rPr>
-        <w:t>GPIO_InitStruct.Pin</w:t>
-      </w:r>
-      <w:proofErr w:type="spellEnd"/>
-      <w:r>
-        <w:rPr>
-          <w:lang w:val="en-US"/>
-        </w:rPr>
-        <w:t xml:space="preserve"> = GPIO_PIN_0 | GPIO_PIN_1 | GPIO_PIN_2 | GPIO_PIN_3;</w:t>
-      </w:r>
-    </w:p>
-    <w:p>
-      <w:pPr>
-        <w:pStyle w:val="a4"/>
-        <w:rPr>
-          <w:lang w:val="en-US"/>
-        </w:rPr>
-      </w:pPr>
-    </w:p>
-    <w:p>
-      <w:pPr>
-        <w:pStyle w:val="a4"/>
-      </w:pPr>
-      <w:r>
-        <w:rPr>
-          <w:lang w:val="en-US"/>
-        </w:rPr>
-        <w:t xml:space="preserve">    </w:t>
-      </w:r>
-      <w:r>
-        <w:t>// Установка альтернативной функции</w:t>
-      </w:r>
-    </w:p>
-    <w:p>
-      <w:pPr>
-        <w:pStyle w:val="a4"/>
-      </w:pPr>
-      <w:r>
-        <w:t xml:space="preserve">    // Позволяет использовать таймер для формирования сигналов</w:t>
-      </w:r>
-    </w:p>
-    <w:p>
-      <w:pPr>
-        <w:pStyle w:val="a4"/>
-        <w:rPr>
-          <w:lang w:val="en-US"/>
-        </w:rPr>
-      </w:pPr>
-      <w:r>
-        <w:t xml:space="preserve">    </w:t>
-      </w:r>
-      <w:proofErr w:type="spellStart"/>
-      <w:r>
-        <w:rPr>
-          <w:lang w:val="en-US"/>
-        </w:rPr>
-        <w:t>GPIO_InitStruct.Mode</w:t>
-      </w:r>
-      <w:proofErr w:type="spellEnd"/>
-      <w:r>
-        <w:rPr>
-          <w:lang w:val="en-US"/>
-        </w:rPr>
-        <w:t xml:space="preserve"> = GPIO_MODE_AF_PP;</w:t>
-      </w:r>
-    </w:p>
-    <w:p>
-      <w:pPr>
-        <w:pStyle w:val="a4"/>
-        <w:rPr>
-          <w:lang w:val="en-US"/>
-        </w:rPr>
-      </w:pPr>
-    </w:p>
-    <w:p>
-      <w:pPr>
-        <w:pStyle w:val="a4"/>
-      </w:pPr>
-      <w:r>
-        <w:rPr>
-          <w:lang w:val="en-US"/>
-        </w:rPr>
-        <w:t xml:space="preserve">    </w:t>
-      </w:r>
-      <w:r>
-        <w:t>// Установка высокой скорости переключения</w:t>
-      </w:r>
-    </w:p>
-    <w:p>
-      <w:pPr>
-        <w:pStyle w:val="a4"/>
-      </w:pPr>
-      <w:r>
-        <w:t xml:space="preserve">    // Требуется для работы на высоких частотах</w:t>
-      </w:r>
-    </w:p>
-    <w:p>
-      <w:pPr>
-        <w:pStyle w:val="a4"/>
-        <w:rPr>
-          <w:lang w:val="en-US"/>
-        </w:rPr>
-      </w:pPr>
-      <w:r>
-        <w:t xml:space="preserve">    </w:t>
-      </w:r>
-      <w:proofErr w:type="spellStart"/>
-      <w:r>
-        <w:rPr>
-          <w:lang w:val="en-US"/>
-        </w:rPr>
-        <w:t>GPIO_InitStruct.Speed</w:t>
-      </w:r>
-      <w:proofErr w:type="spellEnd"/>
-      <w:r>
-        <w:rPr>
-          <w:lang w:val="en-US"/>
-        </w:rPr>
-        <w:t xml:space="preserve"> = GPIO_SPEED_FREQ_HIGH;</w:t>
-      </w:r>
-    </w:p>
-    <w:p>
-      <w:pPr>
-        <w:pStyle w:val="a4"/>
-        <w:rPr>
-          <w:lang w:val="en-US"/>
-        </w:rPr>
-      </w:pPr>
-    </w:p>
-    <w:p>
-      <w:pPr>
-        <w:pStyle w:val="a4"/>
-        <w:rPr>
-          <w:lang w:val="en-US"/>
-        </w:rPr>
-      </w:pPr>
-      <w:r>
-        <w:rPr>
-          <w:lang w:val="en-US"/>
-        </w:rPr>
-        <w:t xml:space="preserve">    // </w:t>
-      </w:r>
-      <w:proofErr w:type="spellStart"/>
-      <w:r>
-        <w:rPr>
-          <w:lang w:val="en-US"/>
-        </w:rPr>
-        <w:t>Применение</w:t>
-      </w:r>
-      <w:proofErr w:type="spellEnd"/>
-      <w:r>
-        <w:rPr>
-          <w:lang w:val="en-US"/>
-        </w:rPr>
-        <w:t xml:space="preserve"> </w:t>
-      </w:r>
-      <w:proofErr w:type="spellStart"/>
-      <w:r>
-        <w:rPr>
-          <w:lang w:val="en-US"/>
-        </w:rPr>
-        <w:t>настроек</w:t>
-      </w:r>
-      <w:proofErr w:type="spellEnd"/>
-      <w:r>
-        <w:rPr>
-          <w:lang w:val="en-US"/>
-        </w:rPr>
-        <w:t xml:space="preserve"> к </w:t>
-      </w:r>
-      <w:proofErr w:type="spellStart"/>
-      <w:r>
-        <w:rPr>
-          <w:lang w:val="en-US"/>
-        </w:rPr>
-        <w:t>порту</w:t>
-      </w:r>
-      <w:proofErr w:type="spellEnd"/>
-      <w:r>
-        <w:rPr>
-          <w:lang w:val="en-US"/>
-        </w:rPr>
-        <w:t xml:space="preserve"> GPIOA</w:t>
-      </w:r>
-    </w:p>
-    <w:p>
-      <w:pPr>
-        <w:pStyle w:val="a4"/>
-        <w:rPr>
-          <w:lang w:val="en-US"/>
-        </w:rPr>
-      </w:pPr>
-      <w:r>
-        <w:rPr>
-          <w:lang w:val="en-US"/>
-        </w:rPr>
-        <w:t xml:space="preserve">    </w:t>
-      </w:r>
-      <w:proofErr w:type="spellStart"/>
-      <w:r>
-        <w:rPr>
-          <w:lang w:val="en-US"/>
-        </w:rPr>
-        <w:t>HAL_GPIO_</w:t>
-      </w:r>
-      <w:proofErr w:type="gramStart"/>
-      <w:r>
-        <w:rPr>
-          <w:lang w:val="en-US"/>
-        </w:rPr>
-        <w:t>Init</w:t>
-      </w:r>
-      <w:proofErr w:type="spellEnd"/>
-      <w:r>
-        <w:rPr>
-          <w:lang w:val="en-US"/>
-        </w:rPr>
-        <w:t>(</w:t>
-      </w:r>
-      <w:proofErr w:type="gramEnd"/>
-      <w:r>
-        <w:rPr>
-          <w:lang w:val="en-US"/>
-        </w:rPr>
-        <w:t>GPIOA, &amp;</w:t>
-      </w:r>
-      <w:proofErr w:type="spellStart"/>
-      <w:r>
-        <w:rPr>
-          <w:lang w:val="en-US"/>
-        </w:rPr>
-        <w:t>GPIO_InitStruct</w:t>
-      </w:r>
-      <w:proofErr w:type="spellEnd"/>
-      <w:r>
-        <w:rPr>
-          <w:lang w:val="en-US"/>
-        </w:rPr>
-        <w:t>);</w:t>
-      </w:r>
-    </w:p>
-    <w:p>
-      <w:pPr>
-        <w:pStyle w:val="a4"/>
-      </w:pPr>
-      <w:r>
-        <w:t>}</w:t>
-      </w:r>
-    </w:p>
-    <w:p>
-      <w:pPr>
-        <w:pStyle w:val="a4"/>
-      </w:pPr>
-    </w:p>
-    <w:p>
-      <w:pPr>
-        <w:pStyle w:val="a4"/>
-      </w:pPr>
-      <w:r>
-        <w:t>// Функция обработки прерываний таймера</w:t>
-      </w:r>
-    </w:p>
-    <w:p>
-      <w:pPr>
-        <w:pStyle w:val="a4"/>
-      </w:pPr>
-      <w:r>
-        <w:t xml:space="preserve">// Вызывается автоматически при переполнении </w:t>
-      </w:r>
-      <w:r>
-        <w:rPr>
-          <w:lang w:val="en-US"/>
-        </w:rPr>
-        <w:t>TIM</w:t>
-      </w:r>
-      <w:r>
-        <w:t>2</w:t>
-      </w:r>
-    </w:p>
-    <w:p>
-      <w:pPr>
-        <w:pStyle w:val="a4"/>
-        <w:rPr>
-          <w:lang w:val="en-US"/>
-        </w:rPr>
-      </w:pPr>
-      <w:proofErr w:type="gramStart"/>
-      <w:r>
-        <w:rPr>
-          <w:lang w:val="en-US"/>
-        </w:rPr>
-        <w:t>void</w:t>
-      </w:r>
-      <w:proofErr w:type="gramEnd"/>
-      <w:r>
-        <w:rPr>
-          <w:lang w:val="en-US"/>
-        </w:rPr>
-        <w:t xml:space="preserve"> </w:t>
-      </w:r>
-      <w:proofErr w:type="spellStart"/>
-      <w:r>
-        <w:rPr>
-          <w:lang w:val="en-US"/>
-        </w:rPr>
-        <w:t>HAL_TIM_PeriodElapsedCallback</w:t>
-      </w:r>
-      <w:proofErr w:type="spellEnd"/>
-      <w:r>
-        <w:rPr>
-          <w:lang w:val="en-US"/>
-        </w:rPr>
-        <w:t>(</w:t>
-      </w:r>
-      <w:proofErr w:type="spellStart"/>
-      <w:r>
-        <w:rPr>
-          <w:lang w:val="en-US"/>
-        </w:rPr>
-        <w:t>TIM_HandleTypeDef</w:t>
-      </w:r>
-      <w:proofErr w:type="spellEnd"/>
-      <w:r>
-        <w:rPr>
-          <w:lang w:val="en-US"/>
-        </w:rPr>
-        <w:t xml:space="preserve"> *</w:t>
-      </w:r>
-      <w:proofErr w:type="spellStart"/>
-      <w:r>
-        <w:rPr>
-          <w:lang w:val="en-US"/>
-        </w:rPr>
-        <w:t>htim</w:t>
-      </w:r>
-      <w:proofErr w:type="spellEnd"/>
-      <w:r>
-        <w:rPr>
-          <w:lang w:val="en-US"/>
-        </w:rPr>
-        <w:t>)</w:t>
-      </w:r>
-    </w:p>
-    <w:p>
-      <w:pPr>
-        <w:pStyle w:val="a4"/>
-      </w:pPr>
-      <w:r>
-        <w:t>{</w:t>
-      </w:r>
-    </w:p>
-    <w:p>
-      <w:pPr>
-        <w:pStyle w:val="a4"/>
-      </w:pPr>
-      <w:r>
-        <w:t xml:space="preserve">    // Проверка, что прерывание вызвано таймером </w:t>
-      </w:r>
-      <w:r>
-        <w:rPr>
-          <w:lang w:val="en-US"/>
-        </w:rPr>
-        <w:t>TIM</w:t>
-      </w:r>
-      <w:r>
-        <w:t>2</w:t>
-      </w:r>
-    </w:p>
-    <w:p>
-      <w:pPr>
-        <w:pStyle w:val="a4"/>
-      </w:pPr>
-      <w:r>
-        <w:t xml:space="preserve">    </w:t>
-      </w:r>
-      <w:proofErr w:type="gramStart"/>
-      <w:r>
-        <w:rPr>
-          <w:lang w:val="en-US"/>
-        </w:rPr>
-        <w:t>if</w:t>
-      </w:r>
-      <w:proofErr w:type="gramEnd"/>
-      <w:r>
-        <w:t xml:space="preserve"> (</w:t>
-      </w:r>
-      <w:proofErr w:type="spellStart"/>
-      <w:r>
-        <w:rPr>
-          <w:lang w:val="en-US"/>
-        </w:rPr>
-        <w:t>htim</w:t>
-      </w:r>
-      <w:proofErr w:type="spellEnd"/>
-      <w:r>
-        <w:t>-&gt;</w:t>
-      </w:r>
-      <w:r>
-        <w:rPr>
-          <w:lang w:val="en-US"/>
-        </w:rPr>
-        <w:t>Instance</w:t>
-      </w:r>
-      <w:r>
-        <w:t xml:space="preserve"> == </w:t>
-      </w:r>
-      <w:r>
-        <w:rPr>
-          <w:lang w:val="en-US"/>
-        </w:rPr>
-        <w:t>TIM</w:t>
-      </w:r>
-      <w:r>
-        <w:t>2)</w:t>
-      </w:r>
-    </w:p>
-    <w:p>
-      <w:pPr>
-        <w:pStyle w:val="a4"/>
-      </w:pPr>
-      <w:r>
-        <w:t xml:space="preserve">    {</w:t>
-      </w:r>
-    </w:p>
-    <w:p>
-      <w:pPr>
-        <w:pStyle w:val="a4"/>
-      </w:pPr>
-      <w:r>
-        <w:t xml:space="preserve">        // Инвертирование логического уровня на выводе </w:t>
-      </w:r>
-      <w:r>
-        <w:rPr>
-          <w:lang w:val="en-US"/>
-        </w:rPr>
-        <w:t>GPIOA</w:t>
-      </w:r>
-      <w:r>
-        <w:t>0</w:t>
-      </w:r>
-    </w:p>
-    <w:p>
-      <w:pPr>
-        <w:pStyle w:val="a4"/>
-      </w:pPr>
-      <w:r>
-        <w:t xml:space="preserve">        // Формирование частотного дискретного сигнала</w:t>
-      </w:r>
-    </w:p>
-    <w:p>
-      <w:pPr>
-        <w:pStyle w:val="a4"/>
-        <w:rPr>
-          <w:lang w:val="en-US"/>
-        </w:rPr>
-      </w:pPr>
-      <w:r>
-        <w:t xml:space="preserve">        </w:t>
-      </w:r>
-      <w:proofErr w:type="spellStart"/>
-      <w:r>
-        <w:rPr>
-          <w:lang w:val="en-US"/>
-        </w:rPr>
-        <w:t>HAL</w:t>
-      </w:r>
-      <w:r>
-        <w:rPr>
-          <w:lang w:val="en-US"/>
-        </w:rPr>
-        <w:t>_</w:t>
-      </w:r>
-      <w:r>
-        <w:rPr>
-          <w:lang w:val="en-US"/>
-        </w:rPr>
-        <w:t>GPIO</w:t>
-      </w:r>
-      <w:r>
-        <w:rPr>
-          <w:lang w:val="en-US"/>
-        </w:rPr>
-        <w:t>_</w:t>
-      </w:r>
-      <w:proofErr w:type="gramStart"/>
-      <w:r>
-        <w:rPr>
-          <w:lang w:val="en-US"/>
-        </w:rPr>
-        <w:t>TogglePin</w:t>
-      </w:r>
-      <w:proofErr w:type="spellEnd"/>
-      <w:r>
-        <w:rPr>
-          <w:lang w:val="en-US"/>
-        </w:rPr>
-        <w:t>(</w:t>
-      </w:r>
-      <w:proofErr w:type="gramEnd"/>
-      <w:r>
-        <w:rPr>
-          <w:lang w:val="en-US"/>
-        </w:rPr>
-        <w:t>GPIOA</w:t>
-      </w:r>
-      <w:r>
-        <w:rPr>
-          <w:lang w:val="en-US"/>
-        </w:rPr>
-        <w:t xml:space="preserve">, </w:t>
-      </w:r>
-      <w:r>
-        <w:rPr>
-          <w:lang w:val="en-US"/>
-        </w:rPr>
-        <w:t>GPIO</w:t>
-      </w:r>
-      <w:r>
-        <w:rPr>
-          <w:lang w:val="en-US"/>
-        </w:rPr>
-        <w:t>_</w:t>
-      </w:r>
-      <w:r>
-        <w:rPr>
-          <w:lang w:val="en-US"/>
-        </w:rPr>
-        <w:t>PIN</w:t>
-      </w:r>
-      <w:r>
-        <w:rPr>
-          <w:lang w:val="en-US"/>
-        </w:rPr>
-        <w:t>_0);</w:t>
-      </w:r>
-    </w:p>
-    <w:p>
-      <w:pPr>
-        <w:pStyle w:val="a4"/>
-        <w:rPr>
-          <w:lang w:val="en-US"/>
-        </w:rPr>
-      </w:pPr>
-      <w:r>
-        <w:rPr>
-          <w:lang w:val="en-US"/>
-        </w:rPr>
-        <w:t xml:space="preserve">    </w:t>
-      </w:r>
-      <w:r>
-        <w:rPr>
-          <w:lang w:val="en-US"/>
-        </w:rPr>
-        <w:t>}</w:t>
-      </w:r>
-    </w:p>
-    <w:p>
-      <w:pPr>
-        <w:pStyle w:val="a4"/>
-      </w:pPr>
-      <w:r>
-        <w:rPr>
-          <w:lang w:val="en-US"/>
-        </w:rPr>
-        <w:t>}</w:t>
-      </w:r>
+        <w:pStyle w:val="af5"/>
+        <w:ind w:left="0"/>
+      </w:pPr>
     </w:p>
     <w:sectPr>
-      <w:headerReference w:type="default" r:id="rId34"/>
-      <w:footerReference w:type="default" r:id="rId35"/>
-      <w:headerReference w:type="first" r:id="rId36"/>
-      <w:footerReference w:type="first" r:id="rId37"/>
+      <w:headerReference w:type="default" r:id="rId32"/>
+      <w:footerReference w:type="default" r:id="rId33"/>
+      <w:headerReference w:type="first" r:id="rId34"/>
+      <w:footerReference w:type="first" r:id="rId35"/>
       <w:pgSz w:w="11907" w:h="16840" w:code="9"/>
       <w:pgMar w:top="851" w:right="708" w:bottom="1701" w:left="1418" w:header="170" w:footer="170" w:gutter="0"/>
       <w:pgNumType w:start="3"/>
@@ -27385,7 +29944,7 @@
               <w:sz w:val="18"/>
               <w:szCs w:val="18"/>
             </w:rPr>
-            <w:t>39</w:t>
+            <w:t>32</w:t>
           </w:r>
           <w:r>
             <w:rPr>
@@ -31032,7 +33591,7 @@
   <w:abstractNum w:abstractNumId="20">
     <w:nsid w:val="4E461458"/>
     <w:multiLevelType w:val="hybridMultilevel"/>
-    <w:tmpl w:val="339A1868"/>
+    <w:tmpl w:val="F7A62EE2"/>
     <w:lvl w:ilvl="0" w:tplc="0419000F">
       <w:start w:val="1"/>
       <w:numFmt w:val="decimal"/>
@@ -33874,7 +36433,7 @@
     <w:lsdException w:name="Subtitle" w:semiHidden="0" w:uiPriority="11" w:unhideWhenUsed="0" w:qFormat="1"/>
     <w:lsdException w:name="Strong" w:semiHidden="0" w:uiPriority="22" w:unhideWhenUsed="0" w:qFormat="1"/>
     <w:lsdException w:name="Emphasis" w:semiHidden="0" w:uiPriority="20" w:unhideWhenUsed="0" w:qFormat="1"/>
-    <w:lsdException w:name="Table Grid" w:semiHidden="0" w:uiPriority="59" w:unhideWhenUsed="0"/>
+    <w:lsdException w:name="Table Grid" w:semiHidden="0" w:uiPriority="39" w:unhideWhenUsed="0"/>
     <w:lsdException w:name="Placeholder Text" w:unhideWhenUsed="0"/>
     <w:lsdException w:name="No Spacing" w:semiHidden="0" w:uiPriority="1" w:unhideWhenUsed="0" w:qFormat="1"/>
     <w:lsdException w:name="Light Shading" w:semiHidden="0" w:uiPriority="60" w:unhideWhenUsed="0"/>
@@ -34243,7 +36802,6 @@
   <w:style w:type="character" w:default="1" w:styleId="a5">
     <w:name w:val="Default Paragraph Font"/>
     <w:uiPriority w:val="1"/>
-    <w:semiHidden/>
     <w:unhideWhenUsed/>
   </w:style>
   <w:style w:type="table" w:default="1" w:styleId="a6">
@@ -34352,7 +36910,7 @@
   <w:style w:type="table" w:styleId="ad">
     <w:name w:val="Table Grid"/>
     <w:basedOn w:val="a6"/>
-    <w:uiPriority w:val="59"/>
+    <w:uiPriority w:val="39"/>
     <w:rsid w:val="00FB5BEE"/>
     <w:pPr>
       <w:spacing w:after="0" w:line="240" w:lineRule="auto"/>
@@ -35568,6 +38126,20 @@
       </w:tblCellMar>
     </w:tblPr>
   </w:style>
+  <w:style w:type="paragraph" w:customStyle="1" w:styleId="isselectedend">
+    <w:name w:val="isselectedend"/>
+    <w:basedOn w:val="a3"/>
+    <w:rsid w:val="00390127"/>
+    <w:pPr>
+      <w:spacing w:before="100" w:beforeAutospacing="1" w:after="100" w:afterAutospacing="1" w:line="240" w:lineRule="auto"/>
+    </w:pPr>
+    <w:rPr>
+      <w:rFonts w:eastAsia="Times New Roman" w:cs="Times New Roman"/>
+      <w:sz w:val="24"/>
+      <w:szCs w:val="24"/>
+      <w:lang w:eastAsia="ru-RU"/>
+    </w:rPr>
+  </w:style>
 </w:styles>
 </file>
 
@@ -35701,8 +38273,10 @@
   </w:compat>
   <w:rsids>
     <w:rsidRoot w:val="00E71FD3"/>
+    <w:rsid w:val="00186F48"/>
     <w:rsid w:val="00523538"/>
     <w:rsid w:val="005431BA"/>
+    <w:rsid w:val="0059189E"/>
     <w:rsid w:val="005A5EA6"/>
     <w:rsid w:val="005B2EF2"/>
     <w:rsid w:val="007B47DD"/>
@@ -35717,6 +38291,7 @@
     <w:rsid w:val="00B35193"/>
     <w:rsid w:val="00CB49A9"/>
     <w:rsid w:val="00CD7C1B"/>
+    <w:rsid w:val="00D766C7"/>
     <w:rsid w:val="00E71FD3"/>
     <w:rsid w:val="00EB2973"/>
     <w:rsid w:val="00F43C32"/>
@@ -36208,7 +38783,7 @@
   <a:extraClrSchemeLst/>
   <a:extLst>
     <a:ext uri="{05A4C25C-085E-4340-85A3-A5531E510DB2}">
-      <thm15:themeFamily xmlns:thm15="http://schemas.microsoft.com/office/thememl/2012/main" xmlns="" name="Office Theme" id="{62F939B6-93AF-4DB8-9C6B-D6C7DFDC589F}" vid="{4A3C46E8-61CC-4603-A589-7422A47A8E4A}"/>
+      <thm15:themeFamily xmlns="" xmlns:thm15="http://schemas.microsoft.com/office/thememl/2012/main" name="Office Theme" id="{62F939B6-93AF-4DB8-9C6B-D6C7DFDC589F}" vid="{4A3C46E8-61CC-4603-A589-7422A47A8E4A}"/>
     </a:ext>
   </a:extLst>
 </a:theme>
@@ -36219,7 +38794,7 @@
 </file>
 
 <file path=customXml/itemProps1.xml><?xml version="1.0" encoding="utf-8"?>
-<ds:datastoreItem xmlns:ds="http://schemas.openxmlformats.org/officeDocument/2006/customXml" ds:itemID="{C63B12E1-44B4-482D-9170-1312CB6068E7}">
+<ds:datastoreItem xmlns:ds="http://schemas.openxmlformats.org/officeDocument/2006/customXml" ds:itemID="{67FB7EEA-A389-4F22-895E-3FC1B1277F63}">
   <ds:schemaRefs>
     <ds:schemaRef ds:uri="http://schemas.openxmlformats.org/officeDocument/2006/bibliography"/>
   </ds:schemaRefs>

--- a/3-course/1-semester/МУСУ/ПЗ Ердяков Роман Александрович.docx
+++ b/3-course/1-semester/МУСУ/ПЗ Ердяков Роман Александрович.docx
@@ -1821,7 +1821,7 @@
           <w:r>
             <w:fldChar w:fldCharType="separate"/>
           </w:r>
-          <w:hyperlink w:anchor="_Toc220681481" w:history="1">
+          <w:hyperlink w:anchor="_Toc232198693" w:history="1">
             <w:r>
               <w:rPr>
                 <w:rStyle w:val="af2"/>
@@ -1859,7 +1859,7 @@
               <w:rPr>
                 <w:webHidden/>
               </w:rPr>
-              <w:instrText xml:space="preserve"> PAGEREF _Toc220681481 \h </w:instrText>
+              <w:instrText xml:space="preserve"> PAGEREF _Toc232198693 \h </w:instrText>
             </w:r>
             <w:r>
               <w:rPr>
@@ -1895,7 +1895,7 @@
               <w:lang w:eastAsia="ru-RU"/>
             </w:rPr>
           </w:pPr>
-          <w:hyperlink w:anchor="_Toc220681482" w:history="1">
+          <w:hyperlink w:anchor="_Toc232198694" w:history="1">
             <w:r>
               <w:rPr>
                 <w:rStyle w:val="af2"/>
@@ -1932,7 +1932,7 @@
               <w:rPr>
                 <w:webHidden/>
               </w:rPr>
-              <w:instrText xml:space="preserve"> PAGEREF _Toc220681482 \h </w:instrText>
+              <w:instrText xml:space="preserve"> PAGEREF _Toc232198694 \h </w:instrText>
             </w:r>
             <w:r>
               <w:rPr>
@@ -1968,7 +1968,7 @@
               <w:lang w:eastAsia="ru-RU"/>
             </w:rPr>
           </w:pPr>
-          <w:hyperlink w:anchor="_Toc220681483" w:history="1">
+          <w:hyperlink w:anchor="_Toc232198695" w:history="1">
             <w:r>
               <w:rPr>
                 <w:rStyle w:val="af2"/>
@@ -2005,7 +2005,7 @@
               <w:rPr>
                 <w:webHidden/>
               </w:rPr>
-              <w:instrText xml:space="preserve"> PAGEREF _Toc220681483 \h </w:instrText>
+              <w:instrText xml:space="preserve"> PAGEREF _Toc232198695 \h </w:instrText>
             </w:r>
             <w:r>
               <w:rPr>
@@ -2042,7 +2042,7 @@
               <w:lang w:eastAsia="ru-RU"/>
             </w:rPr>
           </w:pPr>
-          <w:hyperlink w:anchor="_Toc220681484" w:history="1">
+          <w:hyperlink w:anchor="_Toc232198696" w:history="1">
             <w:r>
               <w:rPr>
                 <w:rStyle w:val="af2"/>
@@ -2080,7 +2080,7 @@
               <w:rPr>
                 <w:webHidden/>
               </w:rPr>
-              <w:instrText xml:space="preserve"> PAGEREF _Toc220681484 \h </w:instrText>
+              <w:instrText xml:space="preserve"> PAGEREF _Toc232198696 \h </w:instrText>
             </w:r>
             <w:r>
               <w:rPr>
@@ -2116,7 +2116,7 @@
               <w:lang w:eastAsia="ru-RU"/>
             </w:rPr>
           </w:pPr>
-          <w:hyperlink w:anchor="_Toc220681485" w:history="1">
+          <w:hyperlink w:anchor="_Toc232198697" w:history="1">
             <w:r>
               <w:rPr>
                 <w:rStyle w:val="af2"/>
@@ -2153,7 +2153,7 @@
               <w:rPr>
                 <w:webHidden/>
               </w:rPr>
-              <w:instrText xml:space="preserve"> PAGEREF _Toc220681485 \h </w:instrText>
+              <w:instrText xml:space="preserve"> PAGEREF _Toc232198697 \h </w:instrText>
             </w:r>
             <w:r>
               <w:rPr>
@@ -2189,7 +2189,7 @@
               <w:lang w:eastAsia="ru-RU"/>
             </w:rPr>
           </w:pPr>
-          <w:hyperlink w:anchor="_Toc220681486" w:history="1">
+          <w:hyperlink w:anchor="_Toc232198698" w:history="1">
             <w:r>
               <w:rPr>
                 <w:rStyle w:val="af2"/>
@@ -2226,7 +2226,7 @@
               <w:rPr>
                 <w:webHidden/>
               </w:rPr>
-              <w:instrText xml:space="preserve"> PAGEREF _Toc220681486 \h </w:instrText>
+              <w:instrText xml:space="preserve"> PAGEREF _Toc232198698 \h </w:instrText>
             </w:r>
             <w:r>
               <w:rPr>
@@ -2263,7 +2263,7 @@
               <w:lang w:eastAsia="ru-RU"/>
             </w:rPr>
           </w:pPr>
-          <w:hyperlink w:anchor="_Toc220681487" w:history="1">
+          <w:hyperlink w:anchor="_Toc232198699" w:history="1">
             <w:r>
               <w:rPr>
                 <w:rStyle w:val="af2"/>
@@ -2301,7 +2301,7 @@
               <w:rPr>
                 <w:webHidden/>
               </w:rPr>
-              <w:instrText xml:space="preserve"> PAGEREF _Toc220681487 \h </w:instrText>
+              <w:instrText xml:space="preserve"> PAGEREF _Toc232198699 \h </w:instrText>
             </w:r>
             <w:r>
               <w:rPr>
@@ -2337,7 +2337,7 @@
               <w:lang w:eastAsia="ru-RU"/>
             </w:rPr>
           </w:pPr>
-          <w:hyperlink w:anchor="_Toc220681488" w:history="1">
+          <w:hyperlink w:anchor="_Toc232198700" w:history="1">
             <w:r>
               <w:rPr>
                 <w:rStyle w:val="af2"/>
@@ -2374,7 +2374,7 @@
               <w:rPr>
                 <w:webHidden/>
               </w:rPr>
-              <w:instrText xml:space="preserve"> PAGEREF _Toc220681488 \h </w:instrText>
+              <w:instrText xml:space="preserve"> PAGEREF _Toc232198700 \h </w:instrText>
             </w:r>
             <w:r>
               <w:rPr>
@@ -2410,7 +2410,7 @@
               <w:lang w:eastAsia="ru-RU"/>
             </w:rPr>
           </w:pPr>
-          <w:hyperlink w:anchor="_Toc220681489" w:history="1">
+          <w:hyperlink w:anchor="_Toc232198701" w:history="1">
             <w:r>
               <w:rPr>
                 <w:rStyle w:val="af2"/>
@@ -2429,7 +2429,7 @@
               <w:rPr>
                 <w:rStyle w:val="af2"/>
               </w:rPr>
-              <w:t>Структурная схема распределённой подсистемы</w:t>
+              <w:t>Выбор микроконтроллера</w:t>
             </w:r>
             <w:r>
               <w:rPr>
@@ -2447,7 +2447,7 @@
               <w:rPr>
                 <w:webHidden/>
               </w:rPr>
-              <w:instrText xml:space="preserve"> PAGEREF _Toc220681489 \h </w:instrText>
+              <w:instrText xml:space="preserve"> PAGEREF _Toc232198701 \h </w:instrText>
             </w:r>
             <w:r>
               <w:rPr>
@@ -2462,11 +2462,9 @@
             </w:r>
             <w:r>
               <w:rPr>
-                <w:b/>
-                <w:bCs/>
                 <w:webHidden/>
               </w:rPr>
-              <w:t>Ошибка! Закладка не определена.</w:t>
+              <w:t>28</w:t>
             </w:r>
             <w:r>
               <w:rPr>
@@ -2485,10 +2483,11 @@
               <w:lang w:eastAsia="ru-RU"/>
             </w:rPr>
           </w:pPr>
-          <w:hyperlink w:anchor="_Toc220681490" w:history="1">
+          <w:hyperlink w:anchor="_Toc232198702" w:history="1">
             <w:r>
               <w:rPr>
                 <w:rStyle w:val="af2"/>
+                <w:lang w:val="en-US"/>
               </w:rPr>
               <w:t>3.3</w:t>
             </w:r>
@@ -2504,7 +2503,7 @@
               <w:rPr>
                 <w:rStyle w:val="af2"/>
               </w:rPr>
-              <w:t>Выбор микроконтроллера</w:t>
+              <w:t>Дискретные выходы</w:t>
             </w:r>
             <w:r>
               <w:rPr>
@@ -2522,7 +2521,7 @@
               <w:rPr>
                 <w:webHidden/>
               </w:rPr>
-              <w:instrText xml:space="preserve"> PAGEREF _Toc220681490 \h </w:instrText>
+              <w:instrText xml:space="preserve"> PAGEREF _Toc232198702 \h </w:instrText>
             </w:r>
             <w:r>
               <w:rPr>
@@ -2539,7 +2538,7 @@
               <w:rPr>
                 <w:webHidden/>
               </w:rPr>
-              <w:t>28</w:t>
+              <w:t>29</w:t>
             </w:r>
             <w:r>
               <w:rPr>
@@ -2558,7 +2557,7 @@
               <w:lang w:eastAsia="ru-RU"/>
             </w:rPr>
           </w:pPr>
-          <w:hyperlink w:anchor="_Toc220681491" w:history="1">
+          <w:hyperlink w:anchor="_Toc232198703" w:history="1">
             <w:r>
               <w:rPr>
                 <w:rStyle w:val="af2"/>
@@ -2577,7 +2576,7 @@
               <w:rPr>
                 <w:rStyle w:val="af2"/>
               </w:rPr>
-              <w:t>Реализация интерфейса RS-485</w:t>
+              <w:t>Гальваническая изоляция</w:t>
             </w:r>
             <w:r>
               <w:rPr>
@@ -2595,7 +2594,7 @@
               <w:rPr>
                 <w:webHidden/>
               </w:rPr>
-              <w:instrText xml:space="preserve"> PAGEREF _Toc220681491 \h </w:instrText>
+              <w:instrText xml:space="preserve"> PAGEREF _Toc232198703 \h </w:instrText>
             </w:r>
             <w:r>
               <w:rPr>
@@ -2610,11 +2609,9 @@
             </w:r>
             <w:r>
               <w:rPr>
-                <w:b/>
-                <w:bCs/>
                 <w:webHidden/>
               </w:rPr>
-              <w:t>Ошибка! Закладка не определена.</w:t>
+              <w:t>29</w:t>
             </w:r>
             <w:r>
               <w:rPr>
@@ -2633,7 +2630,7 @@
               <w:lang w:eastAsia="ru-RU"/>
             </w:rPr>
           </w:pPr>
-          <w:hyperlink w:anchor="_Toc220681492" w:history="1">
+          <w:hyperlink w:anchor="_Toc232198704" w:history="1">
             <w:r>
               <w:rPr>
                 <w:rStyle w:val="af2"/>
@@ -2652,7 +2649,7 @@
               <w:rPr>
                 <w:rStyle w:val="af2"/>
               </w:rPr>
-              <w:t>Гальваническая изоляция</w:t>
+              <w:t>Описание работы устройства</w:t>
             </w:r>
             <w:r>
               <w:rPr>
@@ -2670,7 +2667,7 @@
               <w:rPr>
                 <w:webHidden/>
               </w:rPr>
-              <w:instrText xml:space="preserve"> PAGEREF _Toc220681492 \h </w:instrText>
+              <w:instrText xml:space="preserve"> PAGEREF _Toc232198704 \h </w:instrText>
             </w:r>
             <w:r>
               <w:rPr>
@@ -2687,7 +2684,7 @@
               <w:rPr>
                 <w:webHidden/>
               </w:rPr>
-              <w:t>29</w:t>
+              <w:t>30</w:t>
             </w:r>
             <w:r>
               <w:rPr>
@@ -2706,10 +2703,11 @@
               <w:lang w:eastAsia="ru-RU"/>
             </w:rPr>
           </w:pPr>
-          <w:hyperlink w:anchor="_Toc220681493" w:history="1">
+          <w:hyperlink w:anchor="_Toc232198705" w:history="1">
             <w:r>
               <w:rPr>
                 <w:rStyle w:val="af2"/>
+                <w:rFonts w:asciiTheme="majorHAnsi" w:hAnsiTheme="majorHAnsi"/>
               </w:rPr>
               <w:t>3.6</w:t>
             </w:r>
@@ -2725,7 +2723,7 @@
               <w:rPr>
                 <w:rStyle w:val="af2"/>
               </w:rPr>
-              <w:t>Программная часть</w:t>
+              <w:t>Структурная схема</w:t>
             </w:r>
             <w:r>
               <w:rPr>
@@ -2743,7 +2741,7 @@
               <w:rPr>
                 <w:webHidden/>
               </w:rPr>
-              <w:instrText xml:space="preserve"> PAGEREF _Toc220681493 \h </w:instrText>
+              <w:instrText xml:space="preserve"> PAGEREF _Toc232198705 \h </w:instrText>
             </w:r>
             <w:r>
               <w:rPr>
@@ -2758,11 +2756,9 @@
             </w:r>
             <w:r>
               <w:rPr>
-                <w:b/>
-                <w:bCs/>
                 <w:webHidden/>
               </w:rPr>
-              <w:t>Ошибка! Закладка не определена.</w:t>
+              <w:t>32</w:t>
             </w:r>
             <w:r>
               <w:rPr>
@@ -2782,7 +2778,7 @@
               <w:lang w:eastAsia="ru-RU"/>
             </w:rPr>
           </w:pPr>
-          <w:hyperlink w:anchor="_Toc220681494" w:history="1">
+          <w:hyperlink w:anchor="_Toc232198706" w:history="1">
             <w:r>
               <w:rPr>
                 <w:rStyle w:val="af2"/>
@@ -2805,7 +2801,7 @@
               <w:rPr>
                 <w:webHidden/>
               </w:rPr>
-              <w:instrText xml:space="preserve"> PAGEREF _Toc220681494 \h </w:instrText>
+              <w:instrText xml:space="preserve"> PAGEREF _Toc232198706 \h </w:instrText>
             </w:r>
             <w:r>
               <w:rPr>
@@ -2822,7 +2818,7 @@
               <w:rPr>
                 <w:webHidden/>
               </w:rPr>
-              <w:t>33</w:t>
+              <w:t>34</w:t>
             </w:r>
             <w:r>
               <w:rPr>
@@ -2842,7 +2838,7 @@
               <w:lang w:eastAsia="ru-RU"/>
             </w:rPr>
           </w:pPr>
-          <w:hyperlink w:anchor="_Toc220681495" w:history="1">
+          <w:hyperlink w:anchor="_Toc232198707" w:history="1">
             <w:r>
               <w:rPr>
                 <w:rStyle w:val="af2"/>
@@ -2865,7 +2861,7 @@
               <w:rPr>
                 <w:webHidden/>
               </w:rPr>
-              <w:instrText xml:space="preserve"> PAGEREF _Toc220681495 \h </w:instrText>
+              <w:instrText xml:space="preserve"> PAGEREF _Toc232198707 \h </w:instrText>
             </w:r>
             <w:r>
               <w:rPr>
@@ -2882,131 +2878,7 @@
               <w:rPr>
                 <w:webHidden/>
               </w:rPr>
-              <w:t>34</w:t>
-            </w:r>
-            <w:r>
-              <w:rPr>
-                <w:webHidden/>
-              </w:rPr>
-              <w:fldChar w:fldCharType="end"/>
-            </w:r>
-          </w:hyperlink>
-        </w:p>
-        <w:p>
-          <w:pPr>
-            <w:pStyle w:val="11"/>
-            <w:rPr>
-              <w:rFonts w:asciiTheme="minorHAnsi" w:eastAsiaTheme="minorEastAsia" w:hAnsiTheme="minorHAnsi" w:cstheme="minorBidi"/>
-              <w:sz w:val="22"/>
-              <w:szCs w:val="22"/>
-              <w:lang w:eastAsia="ru-RU"/>
-            </w:rPr>
-          </w:pPr>
-          <w:hyperlink w:anchor="_Toc220681496" w:history="1">
-            <w:r>
-              <w:rPr>
-                <w:rStyle w:val="af2"/>
-              </w:rPr>
-              <w:t>Приложение В (справочное) Листинг программы (основной файл)</w:t>
-            </w:r>
-            <w:r>
-              <w:rPr>
-                <w:webHidden/>
-              </w:rPr>
-              <w:tab/>
-            </w:r>
-            <w:r>
-              <w:rPr>
-                <w:webHidden/>
-              </w:rPr>
-              <w:fldChar w:fldCharType="begin"/>
-            </w:r>
-            <w:r>
-              <w:rPr>
-                <w:webHidden/>
-              </w:rPr>
-              <w:instrText xml:space="preserve"> PAGEREF _Toc220681496 \h </w:instrText>
-            </w:r>
-            <w:r>
-              <w:rPr>
-                <w:webHidden/>
-              </w:rPr>
-            </w:r>
-            <w:r>
-              <w:rPr>
-                <w:webHidden/>
-              </w:rPr>
-              <w:fldChar w:fldCharType="separate"/>
-            </w:r>
-            <w:r>
-              <w:rPr>
-                <w:b/>
-                <w:bCs/>
-                <w:webHidden/>
-              </w:rPr>
-              <w:t>Ошибка! Закладка не определена.</w:t>
-            </w:r>
-            <w:r>
-              <w:rPr>
-                <w:webHidden/>
-              </w:rPr>
-              <w:fldChar w:fldCharType="end"/>
-            </w:r>
-          </w:hyperlink>
-        </w:p>
-        <w:p>
-          <w:pPr>
-            <w:pStyle w:val="11"/>
-            <w:rPr>
-              <w:rFonts w:asciiTheme="minorHAnsi" w:eastAsiaTheme="minorEastAsia" w:hAnsiTheme="minorHAnsi" w:cstheme="minorBidi"/>
-              <w:sz w:val="22"/>
-              <w:szCs w:val="22"/>
-              <w:lang w:eastAsia="ru-RU"/>
-            </w:rPr>
-          </w:pPr>
-          <w:hyperlink w:anchor="_Toc220681497" w:history="1">
-            <w:r>
-              <w:rPr>
-                <w:rStyle w:val="af2"/>
-              </w:rPr>
-              <w:t>Приложение Г (справочное) Формирование частотных выходных сигналов</w:t>
-            </w:r>
-            <w:r>
-              <w:rPr>
-                <w:webHidden/>
-              </w:rPr>
-              <w:tab/>
-            </w:r>
-            <w:r>
-              <w:rPr>
-                <w:webHidden/>
-              </w:rPr>
-              <w:fldChar w:fldCharType="begin"/>
-            </w:r>
-            <w:r>
-              <w:rPr>
-                <w:webHidden/>
-              </w:rPr>
-              <w:instrText xml:space="preserve"> PAGEREF _Toc220681497 \h </w:instrText>
-            </w:r>
-            <w:r>
-              <w:rPr>
-                <w:webHidden/>
-              </w:rPr>
-            </w:r>
-            <w:r>
-              <w:rPr>
-                <w:webHidden/>
-              </w:rPr>
-              <w:fldChar w:fldCharType="separate"/>
-            </w:r>
-            <w:r>
-              <w:rPr>
-                <w:b/>
-                <w:bCs/>
-                <w:webHidden/>
-              </w:rPr>
-              <w:t>Ошибка! Закладка не определена.</w:t>
+              <w:t>35</w:t>
             </w:r>
             <w:r>
               <w:rPr>
@@ -3114,7 +2986,7 @@
       <w:pPr>
         <w:pStyle w:val="1"/>
       </w:pPr>
-      <w:bookmarkStart w:id="3" w:name="_Toc220681481"/>
+      <w:bookmarkStart w:id="3" w:name="_Toc232198693"/>
       <w:r>
         <w:lastRenderedPageBreak/>
         <w:t>РАЗРАБОТКА ТЕХНИЧЕСКОГО ЗАДАНИЯ</w:t>
@@ -3125,7 +2997,7 @@
       <w:pPr>
         <w:pStyle w:val="2"/>
       </w:pPr>
-      <w:bookmarkStart w:id="4" w:name="_Toc220681482"/>
+      <w:bookmarkStart w:id="4" w:name="_Toc232198694"/>
       <w:r>
         <w:t>Постановка задачи</w:t>
       </w:r>
@@ -5739,7 +5611,7 @@
       <w:pPr>
         <w:pStyle w:val="2"/>
       </w:pPr>
-      <w:bookmarkStart w:id="5" w:name="_Toc220681483"/>
+      <w:bookmarkStart w:id="5" w:name="_Toc232198695"/>
       <w:r>
         <w:t>Разработка технического задания</w:t>
       </w:r>
@@ -5884,7 +5756,7 @@
       <w:pPr>
         <w:pStyle w:val="1"/>
       </w:pPr>
-      <w:bookmarkStart w:id="8" w:name="_Toc220681484"/>
+      <w:bookmarkStart w:id="8" w:name="_Toc232198696"/>
       <w:bookmarkEnd w:id="6"/>
       <w:bookmarkEnd w:id="7"/>
       <w:r>
@@ -5897,16 +5769,16 @@
       <w:pPr>
         <w:pStyle w:val="2"/>
       </w:pPr>
-      <w:bookmarkStart w:id="9" w:name="_Toc220681485"/>
-      <w:bookmarkStart w:id="10" w:name="_Toc191292360"/>
-      <w:bookmarkStart w:id="11" w:name="_Toc191306131"/>
+      <w:bookmarkStart w:id="9" w:name="_Toc191292360"/>
+      <w:bookmarkStart w:id="10" w:name="_Toc191306131"/>
+      <w:bookmarkStart w:id="11" w:name="_Toc232198697"/>
       <w:r>
         <w:t xml:space="preserve">Анализ </w:t>
       </w:r>
       <w:r>
         <w:t>технических характеристик вычислительного устройства</w:t>
       </w:r>
-      <w:bookmarkEnd w:id="9"/>
+      <w:bookmarkEnd w:id="11"/>
     </w:p>
     <w:p>
       <w:pPr>
@@ -10333,7 +10205,7 @@
       <w:pPr>
         <w:pStyle w:val="2"/>
       </w:pPr>
-      <w:bookmarkStart w:id="12" w:name="_Toc220681486"/>
+      <w:bookmarkStart w:id="12" w:name="_Toc232198698"/>
       <w:r>
         <w:t>Выбор модулей вычислительного устройства</w:t>
       </w:r>
@@ -13366,8 +13238,8 @@
         <w:t>Таблица 2.6 – Сравнение жёстких дисков</w:t>
       </w:r>
     </w:p>
+    <w:bookmarkEnd w:id="9"/>
     <w:bookmarkEnd w:id="10"/>
-    <w:bookmarkEnd w:id="11"/>
     <w:p>
       <w:pPr>
         <w:pStyle w:val="a4"/>
@@ -16637,7 +16509,7 @@
       <w:pPr>
         <w:pStyle w:val="1"/>
       </w:pPr>
-      <w:bookmarkStart w:id="13" w:name="_Toc220681487"/>
+      <w:bookmarkStart w:id="13" w:name="_Toc232198699"/>
       <w:r>
         <w:lastRenderedPageBreak/>
         <w:t>ПРОЕКТИРОВАНИЕ РАСПРЕДЕЛЕННОЙ ПОДСИСТЕМЫ ВВОДА ВЫВОДА</w:t>
@@ -16648,7 +16520,7 @@
       <w:pPr>
         <w:pStyle w:val="2"/>
       </w:pPr>
-      <w:bookmarkStart w:id="14" w:name="_Toc220681488"/>
+      <w:bookmarkStart w:id="14" w:name="_Toc232198700"/>
       <w:r>
         <w:t>Анализ технических характеристик</w:t>
       </w:r>
@@ -17179,7 +17051,7 @@
       <w:pPr>
         <w:pStyle w:val="2"/>
       </w:pPr>
-      <w:bookmarkStart w:id="15" w:name="_Toc220681490"/>
+      <w:bookmarkStart w:id="15" w:name="_Toc232198701"/>
       <w:r>
         <w:t>Выбор микроконтроллера</w:t>
       </w:r>
@@ -17320,81 +17192,9 @@
           <w:lang w:val="en-US"/>
         </w:rPr>
       </w:pPr>
+      <w:bookmarkStart w:id="16" w:name="_Toc232198702"/>
       <w:r>
         <w:t>Дискретные выходы</w:t>
-      </w:r>
-    </w:p>
-    <w:p>
-      <w:pPr>
-        <w:pStyle w:val="a4"/>
-      </w:pPr>
-      <w:r>
-        <w:t>В соответствии с техническим заданием устройство должно обеспечивать формирование четырех независимых дискретных частотных выходных сигналов.</w:t>
-      </w:r>
-    </w:p>
-    <w:p>
-      <w:pPr>
-        <w:pStyle w:val="a4"/>
-      </w:pPr>
-      <w:r>
-        <w:t xml:space="preserve">Каждый выходной канал построен по одинаковой схеме и включает </w:t>
-      </w:r>
-      <w:proofErr w:type="spellStart"/>
-      <w:r>
-        <w:t>оптопару</w:t>
-      </w:r>
-      <w:proofErr w:type="spellEnd"/>
-      <w:r>
-        <w:t xml:space="preserve">, транзисторный усилительный каскад и цепи формирования выходного сигнала. Управляющие сигналы формируются аппаратными таймерами микроконтроллера STM32F103C8T6 и поступают на входы </w:t>
-      </w:r>
-      <w:proofErr w:type="spellStart"/>
-      <w:r>
-        <w:t>оптопар</w:t>
-      </w:r>
-      <w:proofErr w:type="spellEnd"/>
-      <w:r>
-        <w:t xml:space="preserve"> через токоограничивающие резисторы.</w:t>
-      </w:r>
-    </w:p>
-    <w:p>
-      <w:pPr>
-        <w:pStyle w:val="a4"/>
-      </w:pPr>
-      <w:r>
-        <w:t>После оптической развязки сигнал усиливается транзисторным каскадом и подается на выходной разъем устройства. Питание выходных каскадов осуществляется от источника напряжения 40</w:t>
-      </w:r>
-      <w:proofErr w:type="gramStart"/>
-      <w:r>
-        <w:t xml:space="preserve"> В</w:t>
-      </w:r>
-      <w:proofErr w:type="gramEnd"/>
-      <w:r>
-        <w:t>, формируемого повышающим преобразователем.</w:t>
-      </w:r>
-    </w:p>
-    <w:p>
-      <w:pPr>
-        <w:pStyle w:val="a4"/>
-      </w:pPr>
-      <w:r>
-        <w:t>Применение транзисторных выходных каскадов обеспечивает возможность формирования дискретных сигналов с уровнями напряжения до 40</w:t>
-      </w:r>
-      <w:proofErr w:type="gramStart"/>
-      <w:r>
-        <w:t xml:space="preserve"> В</w:t>
-      </w:r>
-      <w:proofErr w:type="gramEnd"/>
-      <w:r>
-        <w:t>, что соответствует требованиям технического задания.</w:t>
-      </w:r>
-    </w:p>
-    <w:p>
-      <w:pPr>
-        <w:pStyle w:val="2"/>
-      </w:pPr>
-      <w:bookmarkStart w:id="16" w:name="_Toc220681492"/>
-      <w:r>
-        <w:t>Гальваническая изоляция</w:t>
       </w:r>
       <w:bookmarkEnd w:id="16"/>
     </w:p>
@@ -17403,6 +17203,80 @@
         <w:pStyle w:val="a4"/>
       </w:pPr>
       <w:r>
+        <w:t>В соответствии с техническим заданием устройство должно обеспечивать формирование четырех независимых дискретных частотных выходных сигналов.</w:t>
+      </w:r>
+    </w:p>
+    <w:p>
+      <w:pPr>
+        <w:pStyle w:val="a4"/>
+      </w:pPr>
+      <w:r>
+        <w:t xml:space="preserve">Каждый выходной канал построен по одинаковой схеме и включает </w:t>
+      </w:r>
+      <w:proofErr w:type="spellStart"/>
+      <w:r>
+        <w:t>оптопару</w:t>
+      </w:r>
+      <w:proofErr w:type="spellEnd"/>
+      <w:r>
+        <w:t xml:space="preserve">, транзисторный усилительный каскад и цепи формирования выходного сигнала. Управляющие сигналы формируются аппаратными таймерами микроконтроллера STM32F103C8T6 и поступают на входы </w:t>
+      </w:r>
+      <w:proofErr w:type="spellStart"/>
+      <w:r>
+        <w:t>оптопар</w:t>
+      </w:r>
+      <w:proofErr w:type="spellEnd"/>
+      <w:r>
+        <w:t xml:space="preserve"> через токоограничивающие резисторы.</w:t>
+      </w:r>
+    </w:p>
+    <w:p>
+      <w:pPr>
+        <w:pStyle w:val="a4"/>
+      </w:pPr>
+      <w:r>
+        <w:t>После оптической развязки сигнал усиливается транзисторным каскадом и подается на выходной разъем устройства. Питание выходных каскадов осуществляется от источника напряжения 40</w:t>
+      </w:r>
+      <w:proofErr w:type="gramStart"/>
+      <w:r>
+        <w:t xml:space="preserve"> В</w:t>
+      </w:r>
+      <w:proofErr w:type="gramEnd"/>
+      <w:r>
+        <w:t>, формируемого повышающим преобразователем.</w:t>
+      </w:r>
+    </w:p>
+    <w:p>
+      <w:pPr>
+        <w:pStyle w:val="a4"/>
+      </w:pPr>
+      <w:r>
+        <w:t>Применение транзисторных выходных каскадов обеспечивает возможность формирования дискретных сигналов с уровнями напряжения до 40</w:t>
+      </w:r>
+      <w:proofErr w:type="gramStart"/>
+      <w:r>
+        <w:t xml:space="preserve"> В</w:t>
+      </w:r>
+      <w:proofErr w:type="gramEnd"/>
+      <w:r>
+        <w:t>, что соответствует требованиям технического задания.</w:t>
+      </w:r>
+    </w:p>
+    <w:p>
+      <w:pPr>
+        <w:pStyle w:val="2"/>
+      </w:pPr>
+      <w:bookmarkStart w:id="17" w:name="_Toc232198703"/>
+      <w:r>
+        <w:t>Гальваническая изоляция</w:t>
+      </w:r>
+      <w:bookmarkEnd w:id="17"/>
+    </w:p>
+    <w:p>
+      <w:pPr>
+        <w:pStyle w:val="a4"/>
+      </w:pPr>
+      <w:r>
         <w:t xml:space="preserve">Устройство предназначено для эксплуатации в условиях промышленной автоматики, характеризующихся высоким уровнем </w:t>
       </w:r>
       <w:r>
@@ -17446,9 +17320,11 @@
       <w:pPr>
         <w:pStyle w:val="2"/>
       </w:pPr>
+      <w:bookmarkStart w:id="18" w:name="_Toc232198704"/>
       <w:r>
         <w:t>Описание работы устройства</w:t>
       </w:r>
+      <w:bookmarkEnd w:id="18"/>
     </w:p>
     <w:p>
       <w:pPr>
@@ -17557,13 +17433,13 @@
       <w:r>
         <w:t>.</w:t>
       </w:r>
-      <w:bookmarkStart w:id="17" w:name="_Toc171084852"/>
-      <w:bookmarkStart w:id="18" w:name="_Toc171162040"/>
-      <w:bookmarkStart w:id="19" w:name="_Toc171162084"/>
-      <w:bookmarkStart w:id="20" w:name="_Toc171162114"/>
-      <w:bookmarkStart w:id="21" w:name="_Toc171162150"/>
-      <w:bookmarkStart w:id="22" w:name="_Toc171162168"/>
-      <w:bookmarkStart w:id="23" w:name="_Toc191292412"/>
+      <w:bookmarkStart w:id="19" w:name="_Toc171084852"/>
+      <w:bookmarkStart w:id="20" w:name="_Toc171162040"/>
+      <w:bookmarkStart w:id="21" w:name="_Toc171162084"/>
+      <w:bookmarkStart w:id="22" w:name="_Toc171162114"/>
+      <w:bookmarkStart w:id="23" w:name="_Toc171162150"/>
+      <w:bookmarkStart w:id="24" w:name="_Toc171162168"/>
+      <w:bookmarkStart w:id="25" w:name="_Toc191292412"/>
       <w:r>
         <w:br w:type="page"/>
       </w:r>
@@ -17576,10 +17452,12 @@
           <w:szCs w:val="56"/>
         </w:rPr>
       </w:pPr>
+      <w:bookmarkStart w:id="26" w:name="_Toc232198705"/>
       <w:r>
         <w:lastRenderedPageBreak/>
         <w:t>Структурная схема</w:t>
       </w:r>
+      <w:bookmarkEnd w:id="26"/>
     </w:p>
     <w:p>
       <w:pPr>
@@ -17670,13 +17548,13 @@
         <w:lastRenderedPageBreak/>
         <w:t>Заключение</w:t>
       </w:r>
-      <w:bookmarkEnd w:id="17"/>
-      <w:bookmarkEnd w:id="18"/>
       <w:bookmarkEnd w:id="19"/>
       <w:bookmarkEnd w:id="20"/>
       <w:bookmarkEnd w:id="21"/>
       <w:bookmarkEnd w:id="22"/>
       <w:bookmarkEnd w:id="23"/>
+      <w:bookmarkEnd w:id="24"/>
+      <w:bookmarkEnd w:id="25"/>
     </w:p>
     <w:p>
       <w:pPr>
@@ -17737,16 +17615,16 @@
       <w:pPr>
         <w:pStyle w:val="a"/>
       </w:pPr>
-      <w:bookmarkStart w:id="24" w:name="_Toc170863980"/>
-      <w:bookmarkStart w:id="25" w:name="_Toc181119582"/>
+      <w:bookmarkStart w:id="27" w:name="_Toc170863980"/>
+      <w:bookmarkStart w:id="28" w:name="_Toc181119582"/>
       <w:r>
         <w:lastRenderedPageBreak/>
         <w:br/>
       </w:r>
-      <w:bookmarkStart w:id="26" w:name="_Toc220681494"/>
+      <w:bookmarkStart w:id="29" w:name="_Toc232198706"/>
       <w:bookmarkEnd w:id="1"/>
-      <w:bookmarkEnd w:id="24"/>
-      <w:bookmarkEnd w:id="25"/>
+      <w:bookmarkEnd w:id="27"/>
+      <w:bookmarkEnd w:id="28"/>
       <w:r>
         <w:rPr>
           <w:b w:val="0"/>
@@ -17779,7 +17657,7 @@
         </w:rPr>
         <w:t>Перечень принятых сокращений</w:t>
       </w:r>
-      <w:bookmarkEnd w:id="26"/>
+      <w:bookmarkEnd w:id="29"/>
     </w:p>
     <w:p>
       <w:pPr>
@@ -17841,7 +17719,7 @@
         <w:lastRenderedPageBreak/>
         <w:br/>
       </w:r>
-      <w:bookmarkStart w:id="27" w:name="_Toc220681495"/>
+      <w:bookmarkStart w:id="30" w:name="_Toc232198707"/>
       <w:r>
         <w:rPr>
           <w:b w:val="0"/>
@@ -17873,7 +17751,7 @@
         </w:rPr>
         <w:t>Библиографический список</w:t>
       </w:r>
-      <w:bookmarkEnd w:id="27"/>
+      <w:bookmarkEnd w:id="30"/>
     </w:p>
     <w:p>
       <w:pPr>
@@ -29944,7 +29822,7 @@
               <w:sz w:val="18"/>
               <w:szCs w:val="18"/>
             </w:rPr>
-            <w:t>32</w:t>
+            <w:t>37</w:t>
           </w:r>
           <w:r>
             <w:rPr>
@@ -36802,6 +36680,7 @@
   <w:style w:type="character" w:default="1" w:styleId="a5">
     <w:name w:val="Default Paragraph Font"/>
     <w:uiPriority w:val="1"/>
+    <w:semiHidden/>
     <w:unhideWhenUsed/>
   </w:style>
   <w:style w:type="table" w:default="1" w:styleId="a6">
@@ -38289,6 +38168,7 @@
     <w:rsid w:val="00AF0395"/>
     <w:rsid w:val="00AF590E"/>
     <w:rsid w:val="00B35193"/>
+    <w:rsid w:val="00CB2AD4"/>
     <w:rsid w:val="00CB49A9"/>
     <w:rsid w:val="00CD7C1B"/>
     <w:rsid w:val="00D766C7"/>
@@ -38783,7 +38663,7 @@
   <a:extraClrSchemeLst/>
   <a:extLst>
     <a:ext uri="{05A4C25C-085E-4340-85A3-A5531E510DB2}">
-      <thm15:themeFamily xmlns="" xmlns:thm15="http://schemas.microsoft.com/office/thememl/2012/main" name="Office Theme" id="{62F939B6-93AF-4DB8-9C6B-D6C7DFDC589F}" vid="{4A3C46E8-61CC-4603-A589-7422A47A8E4A}"/>
+      <thm15:themeFamily xmlns:thm15="http://schemas.microsoft.com/office/thememl/2012/main" xmlns="" name="Office Theme" id="{62F939B6-93AF-4DB8-9C6B-D6C7DFDC589F}" vid="{4A3C46E8-61CC-4603-A589-7422A47A8E4A}"/>
     </a:ext>
   </a:extLst>
 </a:theme>
@@ -38794,7 +38674,7 @@
 </file>
 
 <file path=customXml/itemProps1.xml><?xml version="1.0" encoding="utf-8"?>
-<ds:datastoreItem xmlns:ds="http://schemas.openxmlformats.org/officeDocument/2006/customXml" ds:itemID="{67FB7EEA-A389-4F22-895E-3FC1B1277F63}">
+<ds:datastoreItem xmlns:ds="http://schemas.openxmlformats.org/officeDocument/2006/customXml" ds:itemID="{1FC8C711-C8EC-4620-AE66-6B660C8B033A}">
   <ds:schemaRefs>
     <ds:schemaRef ds:uri="http://schemas.openxmlformats.org/officeDocument/2006/bibliography"/>
   </ds:schemaRefs>
